--- a/inbox/Application Aware Networking/Book_03_FedAAN_Certificates_Tokens_Cryptographic_Identity.docx
+++ b/inbox/Application Aware Networking/Book_03_FedAAN_Certificates_Tokens_Cryptographic_Identity.docx
@@ -73,10 +73,10 @@
         <w:tblStyle w:val="Table"/>
         <w:tblLook w:firstRow="0" w:lastRow="0" w:firstColumn="0" w:lastColumn="0" w:noHBand="0" w:noVBand="0" w:val="0000"/>
         <w:tblBorders>
-          <w:top w:val="single" w:sz="4" w:space="0" w:color="CC1914"/>
-          <w:left w:val="single" w:sz="24" w:space="0" w:color="CC1914"/>
-          <w:bottom w:val="single" w:sz="4" w:space="0" w:color="CC1914"/>
-          <w:right w:val="single" w:sz="4" w:space="0" w:color="CC1914"/>
+          <w:top w:val="single" w:sz="4" w:space="0" w:color="EB9113"/>
+          <w:left w:val="single" w:sz="24" w:space="0" w:color="EB9113"/>
+          <w:bottom w:val="single" w:sz="4" w:space="0" w:color="EB9113"/>
+          <w:right w:val="single" w:sz="4" w:space="0" w:color="EB9113"/>
         </w:tblBorders>
         <w:tblCellMar>
           <w:left w:w="144" w:type="dxa"/>
@@ -90,7 +90,7 @@
         </w:trPr>
         <w:tc>
           <w:tcPr>
-            <w:shd w:color="auto" w:fill="f7dddc" w:val="clear"/>
+            <w:shd w:color="auto" w:fill="fcefdc" w:val="clear"/>
             <w:tcMar>
               <w:top w:w="92" w:type="dxa"/>
               <w:bottom w:w="92" w:type="dxa"/>
@@ -114,7 +114,7 @@
                     <a:graphicData uri="http://schemas.openxmlformats.org/drawingml/2006/picture">
                       <pic:pic>
                         <pic:nvPicPr>
-                          <pic:cNvPr descr="/opt/quarto/share/formats/docx/important.png" id="11" name="Picture"/>
+                          <pic:cNvPr descr="/opt/quarto/share/formats/docx/warning.png" id="11" name="Picture"/>
                           <pic:cNvPicPr>
                             <a:picLocks noChangeArrowheads="1" noChangeAspect="1"/>
                           </pic:cNvPicPr>
@@ -153,7 +153,7 @@
               <w:t xml:space="preserve"> </w:t>
             </w:r>
             <w:r>
-              <w:t xml:space="preserve">Important</w:t>
+              <w:t xml:space="preserve">Draft Proposal — Subject to Review</w:t>
             </w:r>
           </w:p>
         </w:tc>
@@ -177,85 +177,36 @@
               <w:spacing w:before="16" w:after="16"/>
             </w:pPr>
             <w:r>
+              <w:t xml:space="preserve">This document is a</w:t>
+            </w:r>
+            <w:r>
+              <w:t xml:space="preserve"> </w:t>
+            </w:r>
+            <w:r>
               <w:rPr>
                 <w:b/>
                 <w:bCs/>
               </w:rPr>
-              <w:t xml:space="preserve">Series Context</w:t>
+              <w:t xml:space="preserve">draft proposal</w:t>
             </w:r>
             <w:r>
               <w:t xml:space="preserve"> </w:t>
             </w:r>
             <w:r>
-              <w:t xml:space="preserve">— This document is Part 3 of the 19-part Federal Application-Aware Networking series.</w:t>
+              <w:t xml:space="preserve">developed by the</w:t>
             </w:r>
             <w:r>
               <w:t xml:space="preserve"> </w:t>
             </w:r>
-            <w:hyperlink r:id="rId12">
-              <w:r>
-                <w:rPr>
-                  <w:rStyle w:val="Hyperlink"/>
-                </w:rPr>
-                <w:t xml:space="preserve">Book 01</w:t>
-              </w:r>
-            </w:hyperlink>
-            <w:r>
-              <w:t xml:space="preserve"> </w:t>
-            </w:r>
-            <w:r>
-              <w:t xml:space="preserve">established the naming and addressing plane — authoritative DNS, DHCP, and IPAM as the landing-zone source of truth.</w:t>
-            </w:r>
-            <w:r>
-              <w:t xml:space="preserve"> </w:t>
-            </w:r>
-            <w:hyperlink r:id="rId13">
-              <w:r>
-                <w:rPr>
-                  <w:rStyle w:val="Hyperlink"/>
-                </w:rPr>
-                <w:t xml:space="preserve">Book 02</w:t>
-              </w:r>
-            </w:hyperlink>
-            <w:r>
-              <w:t xml:space="preserve"> </w:t>
-            </w:r>
-            <w:r>
-              <w:t xml:space="preserve">established device identity at the network port — 802.1X, EAP-TLS, and the machine certificate as the admission credential. This part completes the identity plane’s cryptographic foundation: how certificates are issued, revoked, and automated as a function of the naming plane, and how tokens replace network sessions as the carrier of identity.</w:t>
-            </w:r>
-            <w:r>
-              <w:t xml:space="preserve"> </w:t>
-            </w:r>
-            <w:hyperlink r:id="rId14">
-              <w:r>
-                <w:rPr>
-                  <w:rStyle w:val="Hyperlink"/>
-                </w:rPr>
-                <w:t xml:space="preserve">Books 07</w:t>
-              </w:r>
-            </w:hyperlink>
-            <w:r>
-              <w:t xml:space="preserve"> </w:t>
-            </w:r>
-            <w:r>
-              <w:t xml:space="preserve">and</w:t>
-            </w:r>
-            <w:r>
-              <w:t xml:space="preserve"> </w:t>
-            </w:r>
-            <w:hyperlink r:id="rId15">
-              <w:r>
-                <w:rPr>
-                  <w:rStyle w:val="Hyperlink"/>
-                </w:rPr>
-                <w:t xml:space="preserve">08</w:t>
-              </w:r>
-            </w:hyperlink>
-            <w:r>
-              <w:t xml:space="preserve"> </w:t>
-            </w:r>
-            <w:r>
-              <w:t xml:space="preserve">— SQL Server authentication modernization — are direct applications of the doctrine this part establishes.</w:t>
+            <w:r>
+              <w:rPr>
+                <w:b/>
+                <w:bCs/>
+              </w:rPr>
+              <w:t xml:space="preserve">CSI Team (Cloud Services Infrastructure)</w:t>
+            </w:r>
+            <w:r>
+              <w:t xml:space="preserve">. It is an attempt at a comprehensive SSA-wide technical roadmap and has not been reviewed or approved by the SSA CIO Office, the Office of Information Security (OIS), or organizational leadership. All recommendations, vendor selections, control mappings, and implementation timelines are subject to revision pending formal review by the SSA CIO Office and organizational components.</w:t>
             </w:r>
           </w:p>
           <w:p/>
@@ -267,361 +218,7 @@
         <w:pStyle w:val="BodyText"/>
       </w:pPr>
       <w:r>
-        <w:rPr>
-          <w:b/>
-          <w:bCs/>
-        </w:rPr>
-        <w:t xml:space="preserve">For decision makers: read this page first.</w:t>
-      </w:r>
-    </w:p>
-    <w:p>
-      <w:pPr>
-        <w:pStyle w:val="BodyText"/>
-      </w:pPr>
-      <w:r>
-        <w:t xml:space="preserve">Your agency’s authentication architecture still assumes the network is a place. Kerberos — the protocol beneath most federal application sign-ins — proves identity by demonstrating a relationship to the network: a reachable domain controller, a continuous session, a stable path. The transport modernization your agency is executing (SD-WAN multipath, direct internet access under TIC 3.0, multi-cloud landing zones) removes every one of those assumptions</w:t>
-      </w:r>
-      <w:r>
-        <w:t xml:space="preserve"> </w:t>
-      </w:r>
-      <w:r>
-        <w:rPr>
-          <w:i/>
-          <w:iCs/>
-        </w:rPr>
-        <w:t xml:space="preserve">on purpose</w:t>
-      </w:r>
-      <w:r>
-        <w:t xml:space="preserve">, because removing them is what makes the network fast and resilient.</w:t>
-      </w:r>
-    </w:p>
-    <w:p>
-      <w:pPr>
-        <w:pStyle w:val="BodyText"/>
-      </w:pPr>
-      <w:r>
-        <w:rPr>
-          <w:b/>
-          <w:bCs/>
-        </w:rPr>
-        <w:t xml:space="preserve">Four things this document establishes:</w:t>
-      </w:r>
-    </w:p>
-    <w:p>
-      <w:pPr>
-        <w:numPr>
-          <w:ilvl w:val="0"/>
-          <w:numId w:val="1001"/>
-        </w:numPr>
-      </w:pPr>
-      <w:r>
-        <w:rPr>
-          <w:b/>
-          <w:bCs/>
-        </w:rPr>
-        <w:t xml:space="preserve">You cannot keep both the modern network and the legacy credential.</w:t>
-      </w:r>
-      <w:r>
-        <w:t xml:space="preserve"> </w:t>
-      </w:r>
-      <w:r>
-        <w:t xml:space="preserve">When session-based authentication fails on modern transport, it does not stop — it silently falls back to NTLM, a protocol that cannot be audited, cannot be gated by policy, and is replayable by attackers. Modernizing the WAN without modernizing the credential converts an unknown fraction of your authentication to your weakest protocol without anyone deciding to.</w:t>
-      </w:r>
-    </w:p>
-    <w:p>
-      <w:pPr>
-        <w:numPr>
-          <w:ilvl w:val="0"/>
-          <w:numId w:val="1001"/>
-        </w:numPr>
-      </w:pPr>
-      <w:r>
-        <w:rPr>
-          <w:b/>
-          <w:bCs/>
-        </w:rPr>
-        <w:t xml:space="preserve">Certificates are a naming-plane function, not a parallel bureaucracy.</w:t>
-      </w:r>
-      <w:r>
-        <w:t xml:space="preserve"> </w:t>
-      </w:r>
-      <w:r>
-        <w:t xml:space="preserve">Which authorities may issue for your names is published and enforced</w:t>
-      </w:r>
-      <w:r>
-        <w:t xml:space="preserve"> </w:t>
-      </w:r>
-      <w:r>
-        <w:rPr>
-          <w:i/>
-          <w:iCs/>
-        </w:rPr>
-        <w:t xml:space="preserve">in DNS</w:t>
-      </w:r>
-      <w:r>
-        <w:t xml:space="preserve"> </w:t>
-      </w:r>
-      <w:r>
-        <w:t xml:space="preserve">(CAA records); automated issuance proves control of a name</w:t>
-      </w:r>
-      <w:r>
-        <w:t xml:space="preserve"> </w:t>
-      </w:r>
-      <w:r>
-        <w:rPr>
-          <w:i/>
-          <w:iCs/>
-        </w:rPr>
-        <w:t xml:space="preserve">through DNS</w:t>
-      </w:r>
-      <w:r>
-        <w:t xml:space="preserve"> </w:t>
-      </w:r>
-      <w:r>
-        <w:t xml:space="preserve">(ACME DNS-01); revocation checking</w:t>
-      </w:r>
-      <w:r>
-        <w:t xml:space="preserve"> </w:t>
-      </w:r>
-      <w:r>
-        <w:rPr>
-          <w:i/>
-          <w:iCs/>
-        </w:rPr>
-        <w:t xml:space="preserve">resolves through DNS</w:t>
-      </w:r>
-      <w:r>
-        <w:t xml:space="preserve">. The authoritative DDI platform built in Book 01 is the issuance gate. Certificate operations belong to the same functional plane.</w:t>
-      </w:r>
-    </w:p>
-    <w:p>
-      <w:pPr>
-        <w:numPr>
-          <w:ilvl w:val="0"/>
-          <w:numId w:val="1001"/>
-        </w:numPr>
-      </w:pPr>
-      <w:r>
-        <w:rPr>
-          <w:b/>
-          <w:bCs/>
-        </w:rPr>
-        <w:t xml:space="preserve">Manual certificate management is ending by arithmetic, not by preference.</w:t>
-      </w:r>
-      <w:r>
-        <w:t xml:space="preserve"> </w:t>
-      </w:r>
-      <w:r>
-        <w:t xml:space="preserve">Industry policy is driving public certificate lifetimes from 398 days toward 47 days by 2029. At those lifetimes, a mid-size estate generates a renewal event faster than any ticket queue can process one. Automation is the only operating model that closes.</w:t>
-      </w:r>
-    </w:p>
-    <w:p>
-      <w:pPr>
-        <w:numPr>
-          <w:ilvl w:val="0"/>
-          <w:numId w:val="1001"/>
-        </w:numPr>
-      </w:pPr>
-      <w:r>
-        <w:rPr>
-          <w:b/>
-          <w:bCs/>
-        </w:rPr>
-        <w:t xml:space="preserve">Phishing-resistant MFA is PKI wearing a usability layer.</w:t>
-      </w:r>
-      <w:r>
-        <w:t xml:space="preserve"> </w:t>
-      </w:r>
-      <w:r>
-        <w:t xml:space="preserve">The only credential families federal policy accepts as phishing-resistant — PIV certificates and FIDO2 authenticators — are hardware-held key pairs bound to names. The mandates of OMB M-22-09 and BOD 25-01 are implementable exactly to the degree that this document’s certificate and token architecture exists.</w:t>
-      </w:r>
-    </w:p>
-    <w:p>
-      <w:pPr>
-        <w:pStyle w:val="FirstParagraph"/>
-      </w:pPr>
-      <w:r>
-        <w:t xml:space="preserve">The controls this document closes — IA-5(2), SC-12, SC-17, IA-2(1), IA-2(2) — have no alternate closure path. Each claim is demonstrated against control text and protocol behavior in the closure table at the end.</w:t>
-      </w:r>
-    </w:p>
-    <w:bookmarkStart w:id="21" w:name="what-this-document-addresses"/>
-    <w:p>
-      <w:pPr>
-        <w:pStyle w:val="Heading1"/>
-      </w:pPr>
-      <w:r>
-        <w:t xml:space="preserve">1. What This Document Addresses</w:t>
-      </w:r>
-    </w:p>
-    <w:p>
-      <w:pPr>
-        <w:pStyle w:val="FirstParagraph"/>
-      </w:pPr>
-      <w:r>
-        <w:t xml:space="preserve">Every book in this series ultimately depends on one substitution:</w:t>
-      </w:r>
-      <w:r>
-        <w:t xml:space="preserve"> </w:t>
-      </w:r>
-      <w:r>
-        <w:rPr>
-          <w:b/>
-          <w:bCs/>
-        </w:rPr>
-        <w:t xml:space="preserve">identity carried by the network path is replaced by identity carried in the credential.</w:t>
-      </w:r>
-      <w:r>
-        <w:t xml:space="preserve"> </w:t>
-      </w:r>
-      <w:r>
-        <w:t xml:space="preserve">Book 01 built the authoritative naming plane. Book 02 used a machine certificate to authenticate devices at the port. This book explains where those certificates come from, why they must be automated, why tokens rather than sessions must carry user and workload identity, and which NIST SP 800-53 Rev 5 controls have</w:t>
-      </w:r>
-      <w:r>
-        <w:t xml:space="preserve"> </w:t>
-      </w:r>
-      <w:r>
-        <w:rPr>
-          <w:b/>
-          <w:bCs/>
-        </w:rPr>
-        <w:t xml:space="preserve">no closure path that does not run through this architecture</w:t>
-      </w:r>
-      <w:r>
-        <w:t xml:space="preserve">.</w:t>
-      </w:r>
-    </w:p>
-    <w:p>
-      <w:pPr>
-        <w:pStyle w:val="BodyText"/>
-      </w:pPr>
-      <w:r>
-        <w:t xml:space="preserve">The argument proceeds in five movements:</w:t>
-      </w:r>
-    </w:p>
-    <w:p>
-      <w:pPr>
-        <w:pStyle w:val="Compact"/>
-        <w:numPr>
-          <w:ilvl w:val="0"/>
-          <w:numId w:val="1002"/>
-        </w:numPr>
-      </w:pPr>
-      <w:r>
-        <w:rPr>
-          <w:b/>
-          <w:bCs/>
-        </w:rPr>
-        <w:t xml:space="preserve">Why session-based, location-bound authentication died.</w:t>
-      </w:r>
-      <w:r>
-        <w:t xml:space="preserve"> </w:t>
-      </w:r>
-      <w:r>
-        <w:t xml:space="preserve">Kerberos binds identity to a network session; SD-WAN active-active multipath structurally eliminates the stable session the ticket assumes. This is not a tuning problem — it is a protocol-versus-transport contradiction.</w:t>
-      </w:r>
-    </w:p>
-    <w:p>
-      <w:pPr>
-        <w:pStyle w:val="Compact"/>
-        <w:numPr>
-          <w:ilvl w:val="0"/>
-          <w:numId w:val="1002"/>
-        </w:numPr>
-      </w:pPr>
-      <w:r>
-        <w:rPr>
-          <w:b/>
-          <w:bCs/>
-        </w:rPr>
-        <w:t xml:space="preserve">PKI is a naming-plane function.</w:t>
-      </w:r>
-      <w:r>
-        <w:t xml:space="preserve"> </w:t>
-      </w:r>
-      <w:r>
-        <w:t xml:space="preserve">Certificate issuance, revocation checking, and DNS are one substrate. CAA records put issuance policy</w:t>
-      </w:r>
-      <w:r>
-        <w:t xml:space="preserve"> </w:t>
-      </w:r>
-      <w:r>
-        <w:rPr>
-          <w:i/>
-          <w:iCs/>
-        </w:rPr>
-        <w:t xml:space="preserve">in</w:t>
-      </w:r>
-      <w:r>
-        <w:t xml:space="preserve"> </w:t>
-      </w:r>
-      <w:r>
-        <w:t xml:space="preserve">DNS; ACME DNS-01 challenges make the authoritative zone the issuance gate; CRL/OCSP reachability is a DNS resolution dependency.</w:t>
-      </w:r>
-    </w:p>
-    <w:p>
-      <w:pPr>
-        <w:pStyle w:val="Compact"/>
-        <w:numPr>
-          <w:ilvl w:val="0"/>
-          <w:numId w:val="1002"/>
-        </w:numPr>
-      </w:pPr>
-      <w:r>
-        <w:rPr>
-          <w:b/>
-          <w:bCs/>
-        </w:rPr>
-        <w:t xml:space="preserve">Certificate lifecycle automation.</w:t>
-      </w:r>
-      <w:r>
-        <w:t xml:space="preserve"> </w:t>
-      </w:r>
-      <w:r>
-        <w:t xml:space="preserve">ACME, SCEP/EST, and short-lived certificates end the spreadsheet-tracked certificate authority — an operational model that industry lifetime policy has made arithmetically impossible to sustain.</w:t>
-      </w:r>
-    </w:p>
-    <w:p>
-      <w:pPr>
-        <w:pStyle w:val="Compact"/>
-        <w:numPr>
-          <w:ilvl w:val="0"/>
-          <w:numId w:val="1002"/>
-        </w:numPr>
-      </w:pPr>
-      <w:r>
-        <w:rPr>
-          <w:b/>
-          <w:bCs/>
-        </w:rPr>
-        <w:t xml:space="preserve">Token-based identity.</w:t>
-      </w:r>
-      <w:r>
-        <w:t xml:space="preserve"> </w:t>
-      </w:r>
-      <w:r>
-        <w:t xml:space="preserve">OAuth 2.0/OIDC, certificate-based authentication, and phishing-resistant MFA — the BOD 25-01 and OMB M-22-09 alignment layer.</w:t>
-      </w:r>
-    </w:p>
-    <w:p>
-      <w:pPr>
-        <w:pStyle w:val="Compact"/>
-        <w:numPr>
-          <w:ilvl w:val="0"/>
-          <w:numId w:val="1002"/>
-        </w:numPr>
-      </w:pPr>
-      <w:r>
-        <w:rPr>
-          <w:b/>
-          <w:bCs/>
-        </w:rPr>
-        <w:t xml:space="preserve">Machine and workload identity.</w:t>
-      </w:r>
-      <w:r>
-        <w:t xml:space="preserve"> </w:t>
-      </w:r>
-      <w:r>
-        <w:t xml:space="preserve">Service principals, managed identities, and workload identity federation — the elimination of stored secrets from the non-human identity estate.</w:t>
+        <w:t xml:space="preserve"> </w:t>
       </w:r>
     </w:p>
     <w:tbl>
@@ -629,10 +226,10 @@
         <w:tblStyle w:val="Table"/>
         <w:tblLook w:firstRow="0" w:lastRow="0" w:firstColumn="0" w:lastColumn="0" w:noHBand="0" w:noVBand="0" w:val="0000"/>
         <w:tblBorders>
-          <w:top w:val="single" w:sz="4" w:space="0" w:color="0758E5"/>
-          <w:left w:val="single" w:sz="24" w:space="0" w:color="0758E5"/>
-          <w:bottom w:val="single" w:sz="4" w:space="0" w:color="0758E5"/>
-          <w:right w:val="single" w:sz="4" w:space="0" w:color="0758E5"/>
+          <w:top w:val="single" w:sz="4" w:space="0" w:color="CC1914"/>
+          <w:left w:val="single" w:sz="24" w:space="0" w:color="CC1914"/>
+          <w:bottom w:val="single" w:sz="4" w:space="0" w:color="CC1914"/>
+          <w:right w:val="single" w:sz="4" w:space="0" w:color="CC1914"/>
         </w:tblBorders>
         <w:tblCellMar>
           <w:left w:w="144" w:type="dxa"/>
@@ -646,7 +243,7 @@
         </w:trPr>
         <w:tc>
           <w:tcPr>
-            <w:shd w:color="auto" w:fill="dae6fb" w:val="clear"/>
+            <w:shd w:color="auto" w:fill="f7dddc" w:val="clear"/>
             <w:tcMar>
               <w:top w:w="92" w:type="dxa"/>
               <w:bottom w:w="92" w:type="dxa"/>
@@ -654,7 +251,7 @@
           </w:tcPr>
           <w:p>
             <w:pPr>
-              <w:pStyle w:val="FirstParagraph"/>
+              <w:pStyle w:val="BodyText"/>
             </w:pPr>
             <w:pPr>
               <w:spacing w:before="0" w:after="0"/>
@@ -665,18 +262,18 @@
                 <wp:inline>
                   <wp:extent cx="152400" cy="152400"/>
                   <wp:effectExtent b="0" l="0" r="0" t="0"/>
-                  <wp:docPr descr="" title="" id="17" name="Picture"/>
+                  <wp:docPr descr="" title="" id="13" name="Picture"/>
                   <a:graphic>
                     <a:graphicData uri="http://schemas.openxmlformats.org/drawingml/2006/picture">
                       <pic:pic>
                         <pic:nvPicPr>
-                          <pic:cNvPr descr="/opt/quarto/share/formats/docx/note.png" id="18" name="Picture"/>
+                          <pic:cNvPr descr="/opt/quarto/share/formats/docx/important.png" id="14" name="Picture"/>
                           <pic:cNvPicPr>
                             <a:picLocks noChangeArrowheads="1" noChangeAspect="1"/>
                           </pic:cNvPicPr>
                         </pic:nvPicPr>
                         <pic:blipFill>
-                          <a:blip r:embed="rId16"/>
+                          <a:blip r:embed="rId12"/>
                           <a:stretch>
                             <a:fillRect/>
                           </a:stretch>
@@ -709,7 +306,7 @@
               <w:t xml:space="preserve"> </w:t>
             </w:r>
             <w:r>
-              <w:t xml:space="preserve">Note</w:t>
+              <w:t xml:space="preserve">Important</w:t>
             </w:r>
           </w:p>
         </w:tc>
@@ -737,42 +334,81 @@
                 <w:b/>
                 <w:bCs/>
               </w:rPr>
-              <w:t xml:space="preserve">Where this sits in the Functional Plane Model</w:t>
+              <w:t xml:space="preserve">Series Context</w:t>
             </w:r>
             <w:r>
               <w:t xml:space="preserve"> </w:t>
             </w:r>
             <w:r>
-              <w:t xml:space="preserve">— Certificates and tokens are</w:t>
+              <w:t xml:space="preserve">— This document is Part 3 of the 19-part Federal Application-Aware Networking series.</w:t>
             </w:r>
             <w:r>
               <w:t xml:space="preserve"> </w:t>
             </w:r>
-            <w:r>
-              <w:rPr>
-                <w:b/>
-                <w:bCs/>
-              </w:rPr>
-              <w:t xml:space="preserve">identity-plane truth</w:t>
-            </w:r>
-            <w:r>
-              <w:t xml:space="preserve">. The policy enforcement plane (conditional access, ZTNA, SASE PEPs)</w:t>
-            </w:r>
+            <w:hyperlink r:id="rId15">
+              <w:r>
+                <w:rPr>
+                  <w:rStyle w:val="Hyperlink"/>
+                </w:rPr>
+                <w:t xml:space="preserve">Book 01</w:t>
+              </w:r>
+            </w:hyperlink>
             <w:r>
               <w:t xml:space="preserve"> </w:t>
             </w:r>
             <w:r>
-              <w:rPr>
-                <w:i/>
-                <w:iCs/>
-              </w:rPr>
-              <w:t xml:space="preserve">consumes</w:t>
+              <w:t xml:space="preserve">established the naming and addressing plane — authoritative DNS, DHCP, and IPAM as the landing-zone source of truth.</w:t>
             </w:r>
             <w:r>
               <w:t xml:space="preserve"> </w:t>
             </w:r>
-            <w:r>
-              <w:t xml:space="preserve">this truth; it does not create it. Per the series hierarchy rule: enforcement planes can be re-platformed or absorbed; truth planes can only be depended on. A conditional access policy evaluating a forged or stale identity assertion enforces the wrong answer very efficiently. This book is about making the assertion true.</w:t>
+            <w:hyperlink r:id="rId16">
+              <w:r>
+                <w:rPr>
+                  <w:rStyle w:val="Hyperlink"/>
+                </w:rPr>
+                <w:t xml:space="preserve">Book 02</w:t>
+              </w:r>
+            </w:hyperlink>
+            <w:r>
+              <w:t xml:space="preserve"> </w:t>
+            </w:r>
+            <w:r>
+              <w:t xml:space="preserve">established device identity at the network port — 802.1X, EAP-TLS, and the machine certificate as the admission credential. This part completes the identity plane’s cryptographic foundation: how certificates are issued, revoked, and automated as a function of the naming plane, and how tokens replace network sessions as the carrier of identity.</w:t>
+            </w:r>
+            <w:r>
+              <w:t xml:space="preserve"> </w:t>
+            </w:r>
+            <w:hyperlink r:id="rId17">
+              <w:r>
+                <w:rPr>
+                  <w:rStyle w:val="Hyperlink"/>
+                </w:rPr>
+                <w:t xml:space="preserve">Books 07</w:t>
+              </w:r>
+            </w:hyperlink>
+            <w:r>
+              <w:t xml:space="preserve"> </w:t>
+            </w:r>
+            <w:r>
+              <w:t xml:space="preserve">and</w:t>
+            </w:r>
+            <w:r>
+              <w:t xml:space="preserve"> </w:t>
+            </w:r>
+            <w:hyperlink r:id="rId18">
+              <w:r>
+                <w:rPr>
+                  <w:rStyle w:val="Hyperlink"/>
+                </w:rPr>
+                <w:t xml:space="preserve">08</w:t>
+              </w:r>
+            </w:hyperlink>
+            <w:r>
+              <w:t xml:space="preserve"> </w:t>
+            </w:r>
+            <w:r>
+              <w:t xml:space="preserve">— SQL Server authentication modernization — are direct applications of the doctrine this part establishes.</w:t>
             </w:r>
           </w:p>
           <w:p/>
@@ -784,7 +420,361 @@
         <w:pStyle w:val="BodyText"/>
       </w:pPr>
       <w:r>
-        <w:t xml:space="preserve"> </w:t>
+        <w:rPr>
+          <w:b/>
+          <w:bCs/>
+        </w:rPr>
+        <w:t xml:space="preserve">For decision makers: read this page first.</w:t>
+      </w:r>
+    </w:p>
+    <w:p>
+      <w:pPr>
+        <w:pStyle w:val="BodyText"/>
+      </w:pPr>
+      <w:r>
+        <w:t xml:space="preserve">Your agency’s authentication architecture still assumes the network is a place. Kerberos — the protocol beneath most federal application sign-ins — proves identity by demonstrating a relationship to the network: a reachable domain controller, a continuous session, a stable path. The transport modernization your agency is executing (SD-WAN multipath, direct internet access under TIC 3.0, multi-cloud landing zones) removes every one of those assumptions</w:t>
+      </w:r>
+      <w:r>
+        <w:t xml:space="preserve"> </w:t>
+      </w:r>
+      <w:r>
+        <w:rPr>
+          <w:i/>
+          <w:iCs/>
+        </w:rPr>
+        <w:t xml:space="preserve">on purpose</w:t>
+      </w:r>
+      <w:r>
+        <w:t xml:space="preserve">, because removing them is what makes the network fast and resilient.</w:t>
+      </w:r>
+    </w:p>
+    <w:p>
+      <w:pPr>
+        <w:pStyle w:val="BodyText"/>
+      </w:pPr>
+      <w:r>
+        <w:rPr>
+          <w:b/>
+          <w:bCs/>
+        </w:rPr>
+        <w:t xml:space="preserve">Four things this document establishes:</w:t>
+      </w:r>
+    </w:p>
+    <w:p>
+      <w:pPr>
+        <w:numPr>
+          <w:ilvl w:val="0"/>
+          <w:numId w:val="1001"/>
+        </w:numPr>
+      </w:pPr>
+      <w:r>
+        <w:rPr>
+          <w:b/>
+          <w:bCs/>
+        </w:rPr>
+        <w:t xml:space="preserve">You cannot keep both the modern network and the legacy credential.</w:t>
+      </w:r>
+      <w:r>
+        <w:t xml:space="preserve"> </w:t>
+      </w:r>
+      <w:r>
+        <w:t xml:space="preserve">When session-based authentication fails on modern transport, it does not stop — it silently falls back to NTLM, a protocol that cannot be audited, cannot be gated by policy, and is replayable by attackers. Modernizing the WAN without modernizing the credential converts an unknown fraction of your authentication to your weakest protocol without anyone deciding to.</w:t>
+      </w:r>
+    </w:p>
+    <w:p>
+      <w:pPr>
+        <w:numPr>
+          <w:ilvl w:val="0"/>
+          <w:numId w:val="1001"/>
+        </w:numPr>
+      </w:pPr>
+      <w:r>
+        <w:rPr>
+          <w:b/>
+          <w:bCs/>
+        </w:rPr>
+        <w:t xml:space="preserve">Certificates are a naming-plane function, not a parallel bureaucracy.</w:t>
+      </w:r>
+      <w:r>
+        <w:t xml:space="preserve"> </w:t>
+      </w:r>
+      <w:r>
+        <w:t xml:space="preserve">Which authorities may issue for your names is published and enforced</w:t>
+      </w:r>
+      <w:r>
+        <w:t xml:space="preserve"> </w:t>
+      </w:r>
+      <w:r>
+        <w:rPr>
+          <w:i/>
+          <w:iCs/>
+        </w:rPr>
+        <w:t xml:space="preserve">in DNS</w:t>
+      </w:r>
+      <w:r>
+        <w:t xml:space="preserve"> </w:t>
+      </w:r>
+      <w:r>
+        <w:t xml:space="preserve">(CAA records); automated issuance proves control of a name</w:t>
+      </w:r>
+      <w:r>
+        <w:t xml:space="preserve"> </w:t>
+      </w:r>
+      <w:r>
+        <w:rPr>
+          <w:i/>
+          <w:iCs/>
+        </w:rPr>
+        <w:t xml:space="preserve">through DNS</w:t>
+      </w:r>
+      <w:r>
+        <w:t xml:space="preserve"> </w:t>
+      </w:r>
+      <w:r>
+        <w:t xml:space="preserve">(ACME DNS-01); revocation checking</w:t>
+      </w:r>
+      <w:r>
+        <w:t xml:space="preserve"> </w:t>
+      </w:r>
+      <w:r>
+        <w:rPr>
+          <w:i/>
+          <w:iCs/>
+        </w:rPr>
+        <w:t xml:space="preserve">resolves through DNS</w:t>
+      </w:r>
+      <w:r>
+        <w:t xml:space="preserve">. The authoritative DDI platform built in Book 01 is the issuance gate. Certificate operations belong to the same functional plane.</w:t>
+      </w:r>
+    </w:p>
+    <w:p>
+      <w:pPr>
+        <w:numPr>
+          <w:ilvl w:val="0"/>
+          <w:numId w:val="1001"/>
+        </w:numPr>
+      </w:pPr>
+      <w:r>
+        <w:rPr>
+          <w:b/>
+          <w:bCs/>
+        </w:rPr>
+        <w:t xml:space="preserve">Manual certificate management is ending by arithmetic, not by preference.</w:t>
+      </w:r>
+      <w:r>
+        <w:t xml:space="preserve"> </w:t>
+      </w:r>
+      <w:r>
+        <w:t xml:space="preserve">Industry policy is driving public certificate lifetimes from 398 days toward 47 days by 2029. At those lifetimes, a mid-size estate generates a renewal event faster than any ticket queue can process one. Automation is the only operating model that closes.</w:t>
+      </w:r>
+    </w:p>
+    <w:p>
+      <w:pPr>
+        <w:numPr>
+          <w:ilvl w:val="0"/>
+          <w:numId w:val="1001"/>
+        </w:numPr>
+      </w:pPr>
+      <w:r>
+        <w:rPr>
+          <w:b/>
+          <w:bCs/>
+        </w:rPr>
+        <w:t xml:space="preserve">Phishing-resistant MFA is PKI wearing a usability layer.</w:t>
+      </w:r>
+      <w:r>
+        <w:t xml:space="preserve"> </w:t>
+      </w:r>
+      <w:r>
+        <w:t xml:space="preserve">The only credential families federal policy accepts as phishing-resistant — PIV certificates and FIDO2 authenticators — are hardware-held key pairs bound to names. The mandates of OMB M-22-09 and BOD 25-01 are implementable exactly to the degree that this document’s certificate and token architecture exists.</w:t>
+      </w:r>
+    </w:p>
+    <w:p>
+      <w:pPr>
+        <w:pStyle w:val="FirstParagraph"/>
+      </w:pPr>
+      <w:r>
+        <w:t xml:space="preserve">The controls this document closes — IA-5(2), SC-12, SC-17, IA-2(1), IA-2(2) — have no alternate closure path. Each claim is demonstrated against control text and protocol behavior in the closure table at the end.</w:t>
+      </w:r>
+    </w:p>
+    <w:bookmarkStart w:id="24" w:name="what-this-document-addresses"/>
+    <w:p>
+      <w:pPr>
+        <w:pStyle w:val="Heading1"/>
+      </w:pPr>
+      <w:r>
+        <w:t xml:space="preserve">1. What This Document Addresses</w:t>
+      </w:r>
+    </w:p>
+    <w:p>
+      <w:pPr>
+        <w:pStyle w:val="FirstParagraph"/>
+      </w:pPr>
+      <w:r>
+        <w:t xml:space="preserve">Every book in this series ultimately depends on one substitution:</w:t>
+      </w:r>
+      <w:r>
+        <w:t xml:space="preserve"> </w:t>
+      </w:r>
+      <w:r>
+        <w:rPr>
+          <w:b/>
+          <w:bCs/>
+        </w:rPr>
+        <w:t xml:space="preserve">identity carried by the network path is replaced by identity carried in the credential.</w:t>
+      </w:r>
+      <w:r>
+        <w:t xml:space="preserve"> </w:t>
+      </w:r>
+      <w:r>
+        <w:t xml:space="preserve">Book 01 built the authoritative naming plane. Book 02 used a machine certificate to authenticate devices at the port. This book explains where those certificates come from, why they must be automated, why tokens rather than sessions must carry user and workload identity, and which NIST SP 800-53 Rev 5 controls have</w:t>
+      </w:r>
+      <w:r>
+        <w:t xml:space="preserve"> </w:t>
+      </w:r>
+      <w:r>
+        <w:rPr>
+          <w:b/>
+          <w:bCs/>
+        </w:rPr>
+        <w:t xml:space="preserve">no closure path that does not run through this architecture</w:t>
+      </w:r>
+      <w:r>
+        <w:t xml:space="preserve">.</w:t>
+      </w:r>
+    </w:p>
+    <w:p>
+      <w:pPr>
+        <w:pStyle w:val="BodyText"/>
+      </w:pPr>
+      <w:r>
+        <w:t xml:space="preserve">The argument proceeds in five movements:</w:t>
+      </w:r>
+    </w:p>
+    <w:p>
+      <w:pPr>
+        <w:pStyle w:val="Compact"/>
+        <w:numPr>
+          <w:ilvl w:val="0"/>
+          <w:numId w:val="1002"/>
+        </w:numPr>
+      </w:pPr>
+      <w:r>
+        <w:rPr>
+          <w:b/>
+          <w:bCs/>
+        </w:rPr>
+        <w:t xml:space="preserve">Why session-based, location-bound authentication died.</w:t>
+      </w:r>
+      <w:r>
+        <w:t xml:space="preserve"> </w:t>
+      </w:r>
+      <w:r>
+        <w:t xml:space="preserve">Kerberos binds identity to a network session; SD-WAN active-active multipath structurally eliminates the stable session the ticket assumes. This is not a tuning problem — it is a protocol-versus-transport contradiction.</w:t>
+      </w:r>
+    </w:p>
+    <w:p>
+      <w:pPr>
+        <w:pStyle w:val="Compact"/>
+        <w:numPr>
+          <w:ilvl w:val="0"/>
+          <w:numId w:val="1002"/>
+        </w:numPr>
+      </w:pPr>
+      <w:r>
+        <w:rPr>
+          <w:b/>
+          <w:bCs/>
+        </w:rPr>
+        <w:t xml:space="preserve">PKI is a naming-plane function.</w:t>
+      </w:r>
+      <w:r>
+        <w:t xml:space="preserve"> </w:t>
+      </w:r>
+      <w:r>
+        <w:t xml:space="preserve">Certificate issuance, revocation checking, and DNS are one substrate. CAA records put issuance policy</w:t>
+      </w:r>
+      <w:r>
+        <w:t xml:space="preserve"> </w:t>
+      </w:r>
+      <w:r>
+        <w:rPr>
+          <w:i/>
+          <w:iCs/>
+        </w:rPr>
+        <w:t xml:space="preserve">in</w:t>
+      </w:r>
+      <w:r>
+        <w:t xml:space="preserve"> </w:t>
+      </w:r>
+      <w:r>
+        <w:t xml:space="preserve">DNS; ACME DNS-01 challenges make the authoritative zone the issuance gate; CRL/OCSP reachability is a DNS resolution dependency.</w:t>
+      </w:r>
+    </w:p>
+    <w:p>
+      <w:pPr>
+        <w:pStyle w:val="Compact"/>
+        <w:numPr>
+          <w:ilvl w:val="0"/>
+          <w:numId w:val="1002"/>
+        </w:numPr>
+      </w:pPr>
+      <w:r>
+        <w:rPr>
+          <w:b/>
+          <w:bCs/>
+        </w:rPr>
+        <w:t xml:space="preserve">Certificate lifecycle automation.</w:t>
+      </w:r>
+      <w:r>
+        <w:t xml:space="preserve"> </w:t>
+      </w:r>
+      <w:r>
+        <w:t xml:space="preserve">ACME, SCEP/EST, and short-lived certificates end the spreadsheet-tracked certificate authority — an operational model that industry lifetime policy has made arithmetically impossible to sustain.</w:t>
+      </w:r>
+    </w:p>
+    <w:p>
+      <w:pPr>
+        <w:pStyle w:val="Compact"/>
+        <w:numPr>
+          <w:ilvl w:val="0"/>
+          <w:numId w:val="1002"/>
+        </w:numPr>
+      </w:pPr>
+      <w:r>
+        <w:rPr>
+          <w:b/>
+          <w:bCs/>
+        </w:rPr>
+        <w:t xml:space="preserve">Token-based identity.</w:t>
+      </w:r>
+      <w:r>
+        <w:t xml:space="preserve"> </w:t>
+      </w:r>
+      <w:r>
+        <w:t xml:space="preserve">OAuth 2.0/OIDC, certificate-based authentication, and phishing-resistant MFA — the BOD 25-01 and OMB M-22-09 alignment layer.</w:t>
+      </w:r>
+    </w:p>
+    <w:p>
+      <w:pPr>
+        <w:pStyle w:val="Compact"/>
+        <w:numPr>
+          <w:ilvl w:val="0"/>
+          <w:numId w:val="1002"/>
+        </w:numPr>
+      </w:pPr>
+      <w:r>
+        <w:rPr>
+          <w:b/>
+          <w:bCs/>
+        </w:rPr>
+        <w:t xml:space="preserve">Machine and workload identity.</w:t>
+      </w:r>
+      <w:r>
+        <w:t xml:space="preserve"> </w:t>
+      </w:r>
+      <w:r>
+        <w:t xml:space="preserve">Service principals, managed identities, and workload identity federation — the elimination of stored secrets from the non-human identity estate.</w:t>
       </w:r>
     </w:p>
     <w:tbl>
@@ -817,7 +807,7 @@
           </w:tcPr>
           <w:p>
             <w:pPr>
-              <w:pStyle w:val="BodyText"/>
+              <w:pStyle w:val="FirstParagraph"/>
             </w:pPr>
             <w:pPr>
               <w:spacing w:before="0" w:after="0"/>
@@ -828,18 +818,18 @@
                 <wp:inline>
                   <wp:extent cx="152400" cy="152400"/>
                   <wp:effectExtent b="0" l="0" r="0" t="0"/>
-                  <wp:docPr descr="" title="" id="19" name="Picture"/>
+                  <wp:docPr descr="" title="" id="20" name="Picture"/>
                   <a:graphic>
                     <a:graphicData uri="http://schemas.openxmlformats.org/drawingml/2006/picture">
                       <pic:pic>
                         <pic:nvPicPr>
-                          <pic:cNvPr descr="/opt/quarto/share/formats/docx/note.png" id="20" name="Picture"/>
+                          <pic:cNvPr descr="/opt/quarto/share/formats/docx/note.png" id="21" name="Picture"/>
                           <pic:cNvPicPr>
                             <a:picLocks noChangeArrowheads="1" noChangeAspect="1"/>
                           </pic:cNvPicPr>
                         </pic:nvPicPr>
                         <pic:blipFill>
-                          <a:blip r:embed="rId16"/>
+                          <a:blip r:embed="rId19"/>
                           <a:stretch>
                             <a:fillRect/>
                           </a:stretch>
@@ -900,6 +890,169 @@
                 <w:b/>
                 <w:bCs/>
               </w:rPr>
+              <w:t xml:space="preserve">Where this sits in the Functional Plane Model</w:t>
+            </w:r>
+            <w:r>
+              <w:t xml:space="preserve"> </w:t>
+            </w:r>
+            <w:r>
+              <w:t xml:space="preserve">— Certificates and tokens are</w:t>
+            </w:r>
+            <w:r>
+              <w:t xml:space="preserve"> </w:t>
+            </w:r>
+            <w:r>
+              <w:rPr>
+                <w:b/>
+                <w:bCs/>
+              </w:rPr>
+              <w:t xml:space="preserve">identity-plane truth</w:t>
+            </w:r>
+            <w:r>
+              <w:t xml:space="preserve">. The policy enforcement plane (conditional access, ZTNA, SASE PEPs)</w:t>
+            </w:r>
+            <w:r>
+              <w:t xml:space="preserve"> </w:t>
+            </w:r>
+            <w:r>
+              <w:rPr>
+                <w:i/>
+                <w:iCs/>
+              </w:rPr>
+              <w:t xml:space="preserve">consumes</w:t>
+            </w:r>
+            <w:r>
+              <w:t xml:space="preserve"> </w:t>
+            </w:r>
+            <w:r>
+              <w:t xml:space="preserve">this truth; it does not create it. Per the series hierarchy rule: enforcement planes can be re-platformed or absorbed; truth planes can only be depended on. A conditional access policy evaluating a forged or stale identity assertion enforces the wrong answer very efficiently. This book is about making the assertion true.</w:t>
+            </w:r>
+          </w:p>
+          <w:p/>
+        </w:tc>
+      </w:tr>
+    </w:tbl>
+    <w:p>
+      <w:pPr>
+        <w:pStyle w:val="BodyText"/>
+      </w:pPr>
+      <w:r>
+        <w:t xml:space="preserve"> </w:t>
+      </w:r>
+    </w:p>
+    <w:tbl>
+      <w:tblPr>
+        <w:tblStyle w:val="Table"/>
+        <w:tblLook w:firstRow="0" w:lastRow="0" w:firstColumn="0" w:lastColumn="0" w:noHBand="0" w:noVBand="0" w:val="0000"/>
+        <w:tblBorders>
+          <w:top w:val="single" w:sz="4" w:space="0" w:color="0758E5"/>
+          <w:left w:val="single" w:sz="24" w:space="0" w:color="0758E5"/>
+          <w:bottom w:val="single" w:sz="4" w:space="0" w:color="0758E5"/>
+          <w:right w:val="single" w:sz="4" w:space="0" w:color="0758E5"/>
+        </w:tblBorders>
+        <w:tblCellMar>
+          <w:left w:w="144" w:type="dxa"/>
+          <w:right w:w="144" w:type="dxa"/>
+        </w:tblCellMar>
+        <w:tblLook w:firstRow="0" w:lastRow="0" w:firstColumn="0" w:lastColumn="0" w:noHBand="0" w:noVBand="0" w:val="0000"/>
+      </w:tblPr>
+      <w:tr>
+        <w:trPr>
+          <w:cantSplit/>
+        </w:trPr>
+        <w:tc>
+          <w:tcPr>
+            <w:shd w:color="auto" w:fill="dae6fb" w:val="clear"/>
+            <w:tcMar>
+              <w:top w:w="92" w:type="dxa"/>
+              <w:bottom w:w="92" w:type="dxa"/>
+            </w:tcMar>
+          </w:tcPr>
+          <w:p>
+            <w:pPr>
+              <w:pStyle w:val="BodyText"/>
+            </w:pPr>
+            <w:pPr>
+              <w:spacing w:before="0" w:after="0"/>
+              <w:textAlignment w:val="center"/>
+            </w:pPr>
+            <w:r>
+              <w:drawing>
+                <wp:inline>
+                  <wp:extent cx="152400" cy="152400"/>
+                  <wp:effectExtent b="0" l="0" r="0" t="0"/>
+                  <wp:docPr descr="" title="" id="22" name="Picture"/>
+                  <a:graphic>
+                    <a:graphicData uri="http://schemas.openxmlformats.org/drawingml/2006/picture">
+                      <pic:pic>
+                        <pic:nvPicPr>
+                          <pic:cNvPr descr="/opt/quarto/share/formats/docx/note.png" id="23" name="Picture"/>
+                          <pic:cNvPicPr>
+                            <a:picLocks noChangeArrowheads="1" noChangeAspect="1"/>
+                          </pic:cNvPicPr>
+                        </pic:nvPicPr>
+                        <pic:blipFill>
+                          <a:blip r:embed="rId19"/>
+                          <a:stretch>
+                            <a:fillRect/>
+                          </a:stretch>
+                        </pic:blipFill>
+                        <pic:spPr bwMode="auto">
+                          <a:xfrm>
+                            <a:off x="0" y="0"/>
+                            <a:ext cx="152400" cy="152400"/>
+                          </a:xfrm>
+                          <a:prstGeom prst="rect">
+                            <a:avLst/>
+                          </a:prstGeom>
+                          <a:noFill/>
+                          <a:ln w="9525">
+                            <a:noFill/>
+                            <a:headEnd/>
+                            <a:tailEnd/>
+                          </a:ln>
+                        </pic:spPr>
+                      </pic:pic>
+                    </a:graphicData>
+                  </a:graphic>
+                </wp:inline>
+              </w:drawing>
+            </w:r>
+            <w:r>
+              <w:t xml:space="preserve"> </w:t>
+            </w:r>
+            <w:r>
+              <w:t xml:space="preserve"> </w:t>
+            </w:r>
+            <w:r>
+              <w:t xml:space="preserve">Note</w:t>
+            </w:r>
+          </w:p>
+        </w:tc>
+      </w:tr>
+      <w:tr>
+        <w:trPr>
+          <w:cantSplit/>
+        </w:trPr>
+        <w:tc>
+          <w:tcPr>
+            <w:tcMar>
+              <w:top w:w="108" w:type="dxa"/>
+              <w:bottom w:w="108" w:type="dxa"/>
+            </w:tcMar>
+          </w:tcPr>
+          <w:p>
+            <w:pPr>
+              <w:pStyle w:val="BodyText"/>
+            </w:pPr>
+            <w:pPr>
+              <w:spacing w:before="16" w:after="16"/>
+            </w:pPr>
+            <w:r>
+              <w:rPr>
+                <w:b/>
+                <w:bCs/>
+              </w:rPr>
               <w:t xml:space="preserve">What this document does not cover</w:t>
             </w:r>
             <w:r>
@@ -929,8 +1082,8 @@
         </w:tc>
       </w:tr>
     </w:tbl>
-    <w:bookmarkEnd w:id="21"/>
-    <w:bookmarkStart w:id="32" w:name="Xc921039c84f515ae1a42fc6df48e74b7fc4a8d9"/>
+    <w:bookmarkEnd w:id="24"/>
+    <w:bookmarkStart w:id="35" w:name="Xc921039c84f515ae1a42fc6df48e74b7fc4a8d9"/>
     <w:p>
       <w:pPr>
         <w:pStyle w:val="Heading1"/>
@@ -939,7 +1092,7 @@
         <w:t xml:space="preserve">2. The Death of Session-Based, Location-Bound Authentication</w:t>
       </w:r>
     </w:p>
-    <w:bookmarkStart w:id="23" w:name="the-three-bindings-kerberos-makes"/>
+    <w:bookmarkStart w:id="26" w:name="the-three-bindings-kerberos-makes"/>
     <w:p>
       <w:pPr>
         <w:pStyle w:val="Heading2"/>
@@ -1170,7 +1323,7 @@
         </w:rPr>
         <w:t xml:space="preserve"> </w:t>
       </w:r>
-      <w:hyperlink r:id="rId22">
+      <w:hyperlink r:id="rId25">
         <w:r>
           <w:rPr>
             <w:rStyle w:val="Hyperlink"/>
@@ -1201,8 +1354,8 @@
         <w:t xml:space="preserve">You cannot keep both.</w:t>
       </w:r>
     </w:p>
-    <w:bookmarkEnd w:id="23"/>
-    <w:bookmarkStart w:id="28" w:name="X5716ceb934c46d0ddf6c7e950446c3049c94a27"/>
+    <w:bookmarkEnd w:id="26"/>
+    <w:bookmarkStart w:id="31" w:name="X5716ceb934c46d0ddf6c7e950446c3049c94a27"/>
     <w:p>
       <w:pPr>
         <w:pStyle w:val="Heading2"/>
@@ -1215,7 +1368,7 @@
       <w:pPr>
         <w:pStyle w:val="FirstParagraph"/>
       </w:pPr>
-      <w:hyperlink r:id="rId22">
+      <w:hyperlink r:id="rId25">
         <w:r>
           <w:rPr>
             <w:rStyle w:val="Hyperlink"/>
@@ -1346,7 +1499,7 @@
       <w:tr>
         <w:tc>
           <w:tcPr/>
-          <w:bookmarkStart w:id="27" w:name="fig-ct01"/>
+          <w:bookmarkStart w:id="30" w:name="fig-ct01"/>
           <w:p>
             <w:pPr>
               <w:pStyle w:val="Compact"/>
@@ -1357,18 +1510,18 @@
                 <wp:inline>
                   <wp:extent cx="5334000" cy="3000375"/>
                   <wp:effectExtent b="0" l="0" r="0" t="0"/>
-                  <wp:docPr descr="" title="" id="25" name="Picture"/>
+                  <wp:docPr descr="" title="" id="28" name="Picture"/>
                   <a:graphic>
                     <a:graphicData uri="http://schemas.openxmlformats.org/drawingml/2006/picture">
                       <pic:pic>
                         <pic:nvPicPr>
-                          <pic:cNvPr descr="figs/ct-fig-01-session-vs-credential.png" id="26" name="Picture"/>
+                          <pic:cNvPr descr="figs/ct-fig-01-session-vs-credential.png" id="29" name="Picture"/>
                           <pic:cNvPicPr>
                             <a:picLocks noChangeArrowheads="1" noChangeAspect="1"/>
                           </pic:cNvPicPr>
                         </pic:nvPicPr>
                         <pic:blipFill>
-                          <a:blip r:embed="rId24"/>
+                          <a:blip r:embed="rId27"/>
                           <a:stretch>
                             <a:fillRect/>
                           </a:stretch>
@@ -1408,12 +1561,12 @@
               <w:t xml:space="preserve">Figure 1: Session-bound versus credential-bound identity under SD-WAN multipath</w:t>
             </w:r>
           </w:p>
-          <w:bookmarkEnd w:id="27"/>
+          <w:bookmarkEnd w:id="30"/>
         </w:tc>
       </w:tr>
     </w:tbl>
-    <w:bookmarkEnd w:id="28"/>
-    <w:bookmarkStart w:id="29" w:name="the-fallback-nobody-chose"/>
+    <w:bookmarkEnd w:id="31"/>
+    <w:bookmarkStart w:id="32" w:name="the-fallback-nobody-chose"/>
     <w:p>
       <w:pPr>
         <w:pStyle w:val="Heading2"/>
@@ -1432,7 +1585,7 @@
       <w:r>
         <w:t xml:space="preserve"> </w:t>
       </w:r>
-      <w:hyperlink r:id="rId14">
+      <w:hyperlink r:id="rId17">
         <w:r>
           <w:rPr>
             <w:rStyle w:val="Hyperlink"/>
@@ -1465,8 +1618,8 @@
         <w:t xml:space="preserve">BOD 25-01’s secure configuration baselines and OMB M-22-09 both point the same direction: legacy authentication off, modern token-based authentication on, phishing-resistant MFA underneath it. The remainder of this book is the architecture that makes those directives implementable rather than aspirational.</w:t>
       </w:r>
     </w:p>
-    <w:bookmarkEnd w:id="29"/>
-    <w:bookmarkStart w:id="30" w:name="the-property-table"/>
+    <w:bookmarkEnd w:id="32"/>
+    <w:bookmarkStart w:id="33" w:name="the-property-table"/>
     <w:p>
       <w:pPr>
         <w:pStyle w:val="Heading2"/>
@@ -1892,8 +2045,8 @@
         <w:t xml:space="preserve">— a certificate or a token, verified by signature, valid anywhere the mathematics is valid, which is everywhere.</w:t>
       </w:r>
     </w:p>
-    <w:bookmarkEnd w:id="30"/>
-    <w:bookmarkStart w:id="31" w:name="why-this-cannot-be-patched"/>
+    <w:bookmarkEnd w:id="33"/>
+    <w:bookmarkStart w:id="34" w:name="why-this-cannot-be-patched"/>
     <w:p>
       <w:pPr>
         <w:pStyle w:val="Heading2"/>
@@ -1978,7 +2131,7 @@
       <w:r>
         <w:t xml:space="preserve"> </w:t>
       </w:r>
-      <w:hyperlink r:id="rId22">
+      <w:hyperlink r:id="rId25">
         <w:r>
           <w:rPr>
             <w:rStyle w:val="Hyperlink"/>
@@ -1998,9 +2151,9 @@
         <w:t xml:space="preserve">Every patch preserves the premise — that identity is proven by network relationship — and the premise is what died. The remediation is not a better session; it is a credential that does not need one.</w:t>
       </w:r>
     </w:p>
-    <w:bookmarkEnd w:id="31"/>
-    <w:bookmarkEnd w:id="32"/>
-    <w:bookmarkStart w:id="40" w:name="pki-as-a-naming-plane-function"/>
+    <w:bookmarkEnd w:id="34"/>
+    <w:bookmarkEnd w:id="35"/>
+    <w:bookmarkStart w:id="45" w:name="pki-as-a-naming-plane-function"/>
     <w:p>
       <w:pPr>
         <w:pStyle w:val="Heading1"/>
@@ -2009,7 +2162,7 @@
         <w:t xml:space="preserve">3. PKI as a Naming-Plane Function</w:t>
       </w:r>
     </w:p>
-    <w:bookmarkStart w:id="37" w:name="a-certificate-is-a-naming-claim"/>
+    <w:bookmarkStart w:id="40" w:name="a-certificate-is-a-naming-claim"/>
     <w:p>
       <w:pPr>
         <w:pStyle w:val="Heading2"/>
@@ -2103,7 +2256,7 @@
       <w:r>
         <w:t xml:space="preserve"> </w:t>
       </w:r>
-      <w:hyperlink r:id="rId12">
+      <w:hyperlink r:id="rId15">
         <w:r>
           <w:rPr>
             <w:rStyle w:val="Hyperlink"/>
@@ -2206,7 +2359,7 @@
       <w:tr>
         <w:tc>
           <w:tcPr/>
-          <w:bookmarkStart w:id="36" w:name="fig-ct02"/>
+          <w:bookmarkStart w:id="39" w:name="fig-ct02"/>
           <w:p>
             <w:pPr>
               <w:pStyle w:val="Compact"/>
@@ -2217,18 +2370,18 @@
                 <wp:inline>
                   <wp:extent cx="5334000" cy="3000375"/>
                   <wp:effectExtent b="0" l="0" r="0" t="0"/>
-                  <wp:docPr descr="" title="" id="34" name="Picture"/>
+                  <wp:docPr descr="" title="" id="37" name="Picture"/>
                   <a:graphic>
                     <a:graphicData uri="http://schemas.openxmlformats.org/drawingml/2006/picture">
                       <pic:pic>
                         <pic:nvPicPr>
-                          <pic:cNvPr descr="figs/ct-fig-02-pki-naming-plane.png" id="35" name="Picture"/>
+                          <pic:cNvPr descr="figs/ct-fig-02-pki-naming-plane.png" id="38" name="Picture"/>
                           <pic:cNvPicPr>
                             <a:picLocks noChangeArrowheads="1" noChangeAspect="1"/>
                           </pic:cNvPicPr>
                         </pic:nvPicPr>
                         <pic:blipFill>
-                          <a:blip r:embed="rId33"/>
+                          <a:blip r:embed="rId36"/>
                           <a:stretch>
                             <a:fillRect/>
                           </a:stretch>
@@ -2268,12 +2421,12 @@
               <w:t xml:space="preserve">Figure 2: Certificate issuance, policy, and revocation as functions of the authoritative DNS zone</w:t>
             </w:r>
           </w:p>
-          <w:bookmarkEnd w:id="36"/>
+          <w:bookmarkEnd w:id="39"/>
         </w:tc>
       </w:tr>
     </w:tbl>
-    <w:bookmarkEnd w:id="37"/>
-    <w:bookmarkStart w:id="38" w:name="one-substrate-three-consumers"/>
+    <w:bookmarkEnd w:id="40"/>
+    <w:bookmarkStart w:id="43" w:name="one-substrate-three-consumers"/>
     <w:p>
       <w:pPr>
         <w:pStyle w:val="Heading2"/>
@@ -2394,7 +2547,7 @@
             <w:pPr>
               <w:pStyle w:val="Compact"/>
             </w:pPr>
-            <w:hyperlink r:id="rId13">
+            <w:hyperlink r:id="rId16">
               <w:r>
                 <w:rPr>
                   <w:rStyle w:val="Hyperlink"/>
@@ -2434,7 +2587,7 @@
             <w:pPr>
               <w:pStyle w:val="Compact"/>
             </w:pPr>
-            <w:hyperlink r:id="rId12">
+            <w:hyperlink r:id="rId15">
               <w:r>
                 <w:rPr>
                   <w:rStyle w:val="Hyperlink"/>
@@ -2480,7 +2633,7 @@
             <w:r>
               <w:t xml:space="preserve"> </w:t>
             </w:r>
-            <w:hyperlink r:id="rId14">
+            <w:hyperlink r:id="rId17">
               <w:r>
                 <w:rPr>
                   <w:rStyle w:val="Hyperlink"/>
@@ -2491,7 +2644,7 @@
             <w:r>
               <w:t xml:space="preserve">–</w:t>
             </w:r>
-            <w:hyperlink r:id="rId15">
+            <w:hyperlink r:id="rId18">
               <w:r>
                 <w:rPr>
                   <w:rStyle w:val="Hyperlink"/>
@@ -2527,8 +2680,247 @@
         <w:t xml:space="preserve">A certificate tracked separately from the naming plane is a certificate whose name can silently stop being true.</w:t>
       </w:r>
     </w:p>
-    <w:bookmarkEnd w:id="38"/>
-    <w:bookmarkStart w:id="39" w:name="the-internal-trust-hierarchy"/>
+    <w:tbl>
+      <w:tblPr>
+        <w:tblStyle w:val="Table"/>
+        <w:tblLook w:firstRow="0" w:lastRow="0" w:firstColumn="0" w:lastColumn="0" w:noHBand="0" w:noVBand="0" w:val="0000"/>
+        <w:tblBorders>
+          <w:top w:val="single" w:sz="4" w:space="0" w:color="0758E5"/>
+          <w:left w:val="single" w:sz="24" w:space="0" w:color="0758E5"/>
+          <w:bottom w:val="single" w:sz="4" w:space="0" w:color="0758E5"/>
+          <w:right w:val="single" w:sz="4" w:space="0" w:color="0758E5"/>
+        </w:tblBorders>
+        <w:tblCellMar>
+          <w:left w:w="144" w:type="dxa"/>
+          <w:right w:w="144" w:type="dxa"/>
+        </w:tblCellMar>
+        <w:tblLook w:firstRow="0" w:lastRow="0" w:firstColumn="0" w:lastColumn="0" w:noHBand="0" w:noVBand="0" w:val="0000"/>
+      </w:tblPr>
+      <w:tr>
+        <w:trPr>
+          <w:cantSplit/>
+        </w:trPr>
+        <w:tc>
+          <w:tcPr>
+            <w:shd w:color="auto" w:fill="dae6fb" w:val="clear"/>
+            <w:tcMar>
+              <w:top w:w="92" w:type="dxa"/>
+              <w:bottom w:w="92" w:type="dxa"/>
+            </w:tcMar>
+          </w:tcPr>
+          <w:p>
+            <w:pPr>
+              <w:pStyle w:val="BodyText"/>
+            </w:pPr>
+            <w:pPr>
+              <w:spacing w:before="0" w:after="0"/>
+              <w:textAlignment w:val="center"/>
+            </w:pPr>
+            <w:r>
+              <w:drawing>
+                <wp:inline>
+                  <wp:extent cx="152400" cy="152400"/>
+                  <wp:effectExtent b="0" l="0" r="0" t="0"/>
+                  <wp:docPr descr="" title="" id="41" name="Picture"/>
+                  <a:graphic>
+                    <a:graphicData uri="http://schemas.openxmlformats.org/drawingml/2006/picture">
+                      <pic:pic>
+                        <pic:nvPicPr>
+                          <pic:cNvPr descr="/opt/quarto/share/formats/docx/note.png" id="42" name="Picture"/>
+                          <pic:cNvPicPr>
+                            <a:picLocks noChangeArrowheads="1" noChangeAspect="1"/>
+                          </pic:cNvPicPr>
+                        </pic:nvPicPr>
+                        <pic:blipFill>
+                          <a:blip r:embed="rId19"/>
+                          <a:stretch>
+                            <a:fillRect/>
+                          </a:stretch>
+                        </pic:blipFill>
+                        <pic:spPr bwMode="auto">
+                          <a:xfrm>
+                            <a:off x="0" y="0"/>
+                            <a:ext cx="152400" cy="152400"/>
+                          </a:xfrm>
+                          <a:prstGeom prst="rect">
+                            <a:avLst/>
+                          </a:prstGeom>
+                          <a:noFill/>
+                          <a:ln w="9525">
+                            <a:noFill/>
+                            <a:headEnd/>
+                            <a:tailEnd/>
+                          </a:ln>
+                        </pic:spPr>
+                      </pic:pic>
+                    </a:graphicData>
+                  </a:graphic>
+                </wp:inline>
+              </w:drawing>
+            </w:r>
+            <w:r>
+              <w:t xml:space="preserve"> </w:t>
+            </w:r>
+            <w:r>
+              <w:t xml:space="preserve"> </w:t>
+            </w:r>
+            <w:r>
+              <w:t xml:space="preserve">Note</w:t>
+            </w:r>
+          </w:p>
+        </w:tc>
+      </w:tr>
+      <w:tr>
+        <w:trPr>
+          <w:cantSplit/>
+        </w:trPr>
+        <w:tc>
+          <w:tcPr>
+            <w:tcMar>
+              <w:top w:w="108" w:type="dxa"/>
+              <w:bottom w:w="108" w:type="dxa"/>
+            </w:tcMar>
+          </w:tcPr>
+          <w:p>
+            <w:pPr>
+              <w:pStyle w:val="BodyText"/>
+            </w:pPr>
+            <w:pPr>
+              <w:spacing w:before="16"/>
+            </w:pPr>
+            <w:r>
+              <w:rPr>
+                <w:b/>
+                <w:bCs/>
+              </w:rPr>
+              <w:t xml:space="preserve">Cross-Book Link — The Same Binding for NAC-Enrolled Endpoints (Books 01 and 02):</w:t>
+            </w:r>
+            <w:r>
+              <w:t xml:space="preserve"> </w:t>
+            </w:r>
+            <w:r>
+              <w:t xml:space="preserve">The</w:t>
+            </w:r>
+            <w:r>
+              <w:t xml:space="preserve"> </w:t>
+            </w:r>
+            <w:r>
+              <w:t xml:space="preserve">“name, address, and key bound together”</w:t>
+            </w:r>
+            <w:r>
+              <w:t xml:space="preserve"> </w:t>
+            </w:r>
+            <w:r>
+              <w:t xml:space="preserve">compound guarantee applies equally to</w:t>
+            </w:r>
+            <w:r>
+              <w:t xml:space="preserve"> </w:t>
+            </w:r>
+            <w:r>
+              <w:rPr>
+                <w:b/>
+                <w:bCs/>
+              </w:rPr>
+              <w:t xml:space="preserve">NAC-enrolled endpoint devices</w:t>
+            </w:r>
+            <w:r>
+              <w:t xml:space="preserve">:</w:t>
+            </w:r>
+          </w:p>
+          <w:p>
+            <w:pPr>
+              <w:pStyle w:val="Compact"/>
+              <w:numPr>
+                <w:ilvl w:val="0"/>
+                <w:numId w:val="1006"/>
+              </w:numPr>
+            </w:pPr>
+            <w:hyperlink r:id="rId16">
+              <w:r>
+                <w:rPr>
+                  <w:rStyle w:val="Hyperlink"/>
+                </w:rPr>
+                <w:t xml:space="preserve">Book 02</w:t>
+              </w:r>
+            </w:hyperlink>
+            <w:r>
+              <w:t xml:space="preserve"> </w:t>
+            </w:r>
+            <w:r>
+              <w:t xml:space="preserve">covers the machine certificate side — Intune/SCEP enrollment issues a certificate with</w:t>
+            </w:r>
+            <w:r>
+              <w:t xml:space="preserve"> </w:t>
+            </w:r>
+            <w:r>
+              <w:rPr>
+                <w:rStyle w:val="VerbatimChar"/>
+              </w:rPr>
+              <w:t xml:space="preserve">CN={{DeviceName}}</w:t>
+            </w:r>
+            <w:r>
+              <w:t xml:space="preserve"> </w:t>
+            </w:r>
+            <w:r>
+              <w:t xml:space="preserve">at 802.1X admission.</w:t>
+            </w:r>
+          </w:p>
+          <w:p>
+            <w:pPr>
+              <w:pStyle w:val="Compact"/>
+              <w:numPr>
+                <w:ilvl w:val="0"/>
+                <w:numId w:val="1006"/>
+              </w:numPr>
+            </w:pPr>
+            <w:hyperlink r:id="rId15">
+              <w:r>
+                <w:rPr>
+                  <w:rStyle w:val="Hyperlink"/>
+                </w:rPr>
+                <w:t xml:space="preserve">Book 01</w:t>
+              </w:r>
+            </w:hyperlink>
+            <w:r>
+              <w:t xml:space="preserve"> </w:t>
+            </w:r>
+            <w:r>
+              <w:t xml:space="preserve">owns the DNS hostname side — the InfoBlox DHCP lease assignment should confirm or create a DNS A/PTR record binding the device’s name to its admitted IP.</w:t>
+            </w:r>
+          </w:p>
+          <w:p>
+            <w:pPr>
+              <w:pStyle w:val="FirstParagraph"/>
+            </w:pPr>
+            <w:pPr>
+              <w:spacing w:after="16"/>
+            </w:pPr>
+            <w:r>
+              <w:t xml:space="preserve">The bridging proposition — that</w:t>
+            </w:r>
+            <w:r>
+              <w:t xml:space="preserve"> </w:t>
+            </w:r>
+            <w:r>
+              <w:rPr>
+                <w:b/>
+                <w:bCs/>
+              </w:rPr>
+              <w:t xml:space="preserve">every NAC-admitted endpoint has both a DNS hostname and a machine certificate, and that InfoBlox holds the authoritative binding record</w:t>
+            </w:r>
+            <w:r>
+              <w:t xml:space="preserve"> </w:t>
+            </w:r>
+            <w:r>
+              <w:t xml:space="preserve">— is currently a design gap across the series. The intent is that this compound guarantee holds for both cloud workloads (IP allocation → DNS A → SCEP) and for endpoint devices (Intune enrollment → machine cert → DNS A confirmation at DHCP lease). OIS must validate this design and the SCEP-to-DNS linkage implementation before it is treated as a closed control.</w:t>
+            </w:r>
+          </w:p>
+          <w:p/>
+        </w:tc>
+      </w:tr>
+    </w:tbl>
+    <w:bookmarkEnd w:id="43"/>
+    <w:bookmarkStart w:id="44" w:name="the-internal-trust-hierarchy"/>
     <w:p>
       <w:pPr>
         <w:pStyle w:val="Heading2"/>
@@ -2550,7 +2942,7 @@
         <w:pStyle w:val="Compact"/>
         <w:numPr>
           <w:ilvl w:val="0"/>
-          <w:numId w:val="1006"/>
+          <w:numId w:val="1007"/>
         </w:numPr>
       </w:pPr>
       <w:r>
@@ -2572,7 +2964,7 @@
         <w:pStyle w:val="Compact"/>
         <w:numPr>
           <w:ilvl w:val="0"/>
-          <w:numId w:val="1006"/>
+          <w:numId w:val="1007"/>
         </w:numPr>
       </w:pPr>
       <w:r>
@@ -2591,7 +2983,7 @@
       <w:r>
         <w:t xml:space="preserve"> </w:t>
       </w:r>
-      <w:hyperlink r:id="rId13">
+      <w:hyperlink r:id="rId16">
         <w:r>
           <w:rPr>
             <w:rStyle w:val="Hyperlink"/>
@@ -2611,7 +3003,7 @@
         <w:pStyle w:val="Compact"/>
         <w:numPr>
           <w:ilvl w:val="0"/>
-          <w:numId w:val="1006"/>
+          <w:numId w:val="1007"/>
         </w:numPr>
       </w:pPr>
       <w:r>
@@ -2633,7 +3025,7 @@
         <w:pStyle w:val="Compact"/>
         <w:numPr>
           <w:ilvl w:val="0"/>
-          <w:numId w:val="1006"/>
+          <w:numId w:val="1007"/>
         </w:numPr>
       </w:pPr>
       <w:r>
@@ -2923,9 +3315,9 @@
         <w:t xml:space="preserve">SC-17 requires certificates to be issued under an organization-defined certificate policy and requires trust stores to contain only approved trust anchors. A written certificate policy constrains no one at the moment of issuance; the only machine-enforced expression of issuance policy is the CAA record in the authoritative zone, checked by protocol at every public issuance, paired with an internal CA whose enrollment gates (SCEP/EST/ACME) execute against the same authoritative naming plane. There is no scanner, memo, or procurement clause that prevents an unauthorized issuance after the fact — only the naming plane can refuse it before the fact.</w:t>
       </w:r>
     </w:p>
-    <w:bookmarkEnd w:id="39"/>
-    <w:bookmarkEnd w:id="40"/>
-    <w:bookmarkStart w:id="53" w:name="X5640bec4ca7d998923d0137acff7faca70a4b04"/>
+    <w:bookmarkEnd w:id="44"/>
+    <w:bookmarkEnd w:id="45"/>
+    <w:bookmarkStart w:id="58" w:name="X5640bec4ca7d998923d0137acff7faca70a4b04"/>
     <w:p>
       <w:pPr>
         <w:pStyle w:val="Heading1"/>
@@ -2934,7 +3326,7 @@
         <w:t xml:space="preserve">4. Certificate Lifecycle Automation — The End of the Spreadsheet CA</w:t>
       </w:r>
     </w:p>
-    <w:bookmarkStart w:id="41" w:name="the-failure-mode-being-retired"/>
+    <w:bookmarkStart w:id="46" w:name="the-failure-mode-being-retired"/>
     <w:p>
       <w:pPr>
         <w:pStyle w:val="Heading2"/>
@@ -2956,7 +3348,7 @@
         <w:pStyle w:val="Compact"/>
         <w:numPr>
           <w:ilvl w:val="0"/>
-          <w:numId w:val="1007"/>
+          <w:numId w:val="1008"/>
         </w:numPr>
       </w:pPr>
       <w:r>
@@ -2978,7 +3370,7 @@
         <w:pStyle w:val="Compact"/>
         <w:numPr>
           <w:ilvl w:val="0"/>
-          <w:numId w:val="1007"/>
+          <w:numId w:val="1008"/>
         </w:numPr>
       </w:pPr>
       <w:r>
@@ -3000,7 +3392,7 @@
         <w:pStyle w:val="Compact"/>
         <w:numPr>
           <w:ilvl w:val="0"/>
-          <w:numId w:val="1007"/>
+          <w:numId w:val="1008"/>
         </w:numPr>
       </w:pPr>
       <w:r>
@@ -3025,8 +3417,8 @@
         <w:t xml:space="preserve">These are not staffing failures. They are the arithmetic of manual custody at machine scale: an estate of thousands of certificates with lifetimes measured in weeks cannot be operated by calendar reminders even in principle.</w:t>
       </w:r>
     </w:p>
-    <w:bookmarkEnd w:id="41"/>
-    <w:bookmarkStart w:id="42" w:name="Xf3837ac675b363d64c320238b77aed82d3d3087"/>
+    <w:bookmarkEnd w:id="46"/>
+    <w:bookmarkStart w:id="47" w:name="Xf3837ac675b363d64c320238b77aed82d3d3087"/>
     <w:p>
       <w:pPr>
         <w:pStyle w:val="Heading2"/>
@@ -3099,8 +3491,8 @@
         <w:t xml:space="preserve">An estate of 2,000 certificates renewing every 47 days generates a renewal event roughly every 34 minutes, around the clock. No ticket queue processes that. Automation is not a maturity milestone; it is the only arithmetic that closes.</w:t>
       </w:r>
     </w:p>
-    <w:bookmarkEnd w:id="42"/>
-    <w:bookmarkStart w:id="47" w:name="the-automation-stack"/>
+    <w:bookmarkEnd w:id="47"/>
+    <w:bookmarkStart w:id="52" w:name="the-automation-stack"/>
     <w:p>
       <w:pPr>
         <w:pStyle w:val="Heading2"/>
@@ -3122,7 +3514,7 @@
       <w:tr>
         <w:tc>
           <w:tcPr/>
-          <w:bookmarkStart w:id="46" w:name="fig-ct03"/>
+          <w:bookmarkStart w:id="51" w:name="fig-ct03"/>
           <w:p>
             <w:pPr>
               <w:pStyle w:val="Compact"/>
@@ -3133,18 +3525,18 @@
                 <wp:inline>
                   <wp:extent cx="5334000" cy="3000375"/>
                   <wp:effectExtent b="0" l="0" r="0" t="0"/>
-                  <wp:docPr descr="" title="" id="44" name="Picture"/>
+                  <wp:docPr descr="" title="" id="49" name="Picture"/>
                   <a:graphic>
                     <a:graphicData uri="http://schemas.openxmlformats.org/drawingml/2006/picture">
                       <pic:pic>
                         <pic:nvPicPr>
-                          <pic:cNvPr descr="figs/ct-fig-03-acme-lifecycle.png" id="45" name="Picture"/>
+                          <pic:cNvPr descr="figs/ct-fig-03-acme-lifecycle.png" id="50" name="Picture"/>
                           <pic:cNvPicPr>
                             <a:picLocks noChangeArrowheads="1" noChangeAspect="1"/>
                           </pic:cNvPicPr>
                         </pic:nvPicPr>
                         <pic:blipFill>
-                          <a:blip r:embed="rId43"/>
+                          <a:blip r:embed="rId48"/>
                           <a:stretch>
                             <a:fillRect/>
                           </a:stretch>
@@ -3184,7 +3576,7 @@
               <w:t xml:space="preserve">Figure 3: The automated certificate lifecycle: enrollment protocols, short lifetimes, and DDI-keyed inventory</w:t>
             </w:r>
           </w:p>
-          <w:bookmarkEnd w:id="46"/>
+          <w:bookmarkEnd w:id="51"/>
         </w:tc>
       </w:tr>
     </w:tbl>
@@ -3200,7 +3592,7 @@
       <w:pPr>
         <w:numPr>
           <w:ilvl w:val="0"/>
-          <w:numId w:val="1008"/>
+          <w:numId w:val="1009"/>
         </w:numPr>
       </w:pPr>
       <w:r>
@@ -3481,7 +3873,7 @@
       <w:pPr>
         <w:numPr>
           <w:ilvl w:val="0"/>
-          <w:numId w:val="1008"/>
+          <w:numId w:val="1009"/>
         </w:numPr>
       </w:pPr>
       <w:r>
@@ -3500,75 +3892,6 @@
     </w:p>
     <w:p>
       <w:pPr>
-        <w:numPr>
-          <w:ilvl w:val="0"/>
-          <w:numId w:val="1008"/>
-        </w:numPr>
-      </w:pPr>
-      <w:r>
-        <w:rPr>
-          <w:b/>
-          <w:bCs/>
-        </w:rPr>
-        <w:t xml:space="preserve">Inventory as a DDI attribute.</w:t>
-      </w:r>
-      <w:r>
-        <w:t xml:space="preserve"> </w:t>
-      </w:r>
-      <w:r>
-        <w:t xml:space="preserve">Every certificate is recorded against the IPAM object for the name and address it serves — issuer, serial, expiry, enrollment protocol, and the automation that renews it. The certificate inventory is not a new system; it is a column set on the authoritative inventory that CM-8 already requires. An unknown certificate becomes a</w:t>
-      </w:r>
-      <w:r>
-        <w:t xml:space="preserve"> </w:t>
-      </w:r>
-      <w:r>
-        <w:rPr>
-          <w:i/>
-          <w:iCs/>
-        </w:rPr>
-        <w:t xml:space="preserve">detectable</w:t>
-      </w:r>
-      <w:r>
-        <w:t xml:space="preserve"> </w:t>
-      </w:r>
-      <w:r>
-        <w:t xml:space="preserve">condition: a listener presenting a certificate with no corresponding IPAM record is, by definition, drift.</w:t>
-      </w:r>
-    </w:p>
-    <w:bookmarkEnd w:id="47"/>
-    <w:bookmarkStart w:id="48" w:name="revocation-in-a-short-lived-world"/>
-    <w:p>
-      <w:pPr>
-        <w:pStyle w:val="Heading2"/>
-      </w:pPr>
-      <w:r>
-        <w:t xml:space="preserve">4.4 Revocation in a Short-Lived World</w:t>
-      </w:r>
-    </w:p>
-    <w:p>
-      <w:pPr>
-        <w:pStyle w:val="FirstParagraph"/>
-      </w:pPr>
-      <w:r>
-        <w:t xml:space="preserve">Short lifetimes change what revocation is</w:t>
-      </w:r>
-      <w:r>
-        <w:t xml:space="preserve"> </w:t>
-      </w:r>
-      <w:r>
-        <w:rPr>
-          <w:i/>
-          <w:iCs/>
-        </w:rPr>
-        <w:t xml:space="preserve">for</w:t>
-      </w:r>
-      <w:r>
-        <w:t xml:space="preserve">. With multi-year certificates, revocation carries the entire burden of undoing a bad issuance or a compromised key — and it carries it badly: CRLs grow monotonically, OCSP adds a per-connection dependency, and many clients soft-fail when status infrastructure is unreachable, which converts the revocation check into a formality an on-path attacker can suppress. The modern division of labor:</w:t>
-      </w:r>
-    </w:p>
-    <w:p>
-      <w:pPr>
-        <w:pStyle w:val="Compact"/>
         <w:numPr>
           <w:ilvl w:val="0"/>
           <w:numId w:val="1009"/>
@@ -3579,47 +3902,13 @@
           <w:b/>
           <w:bCs/>
         </w:rPr>
-        <w:t xml:space="preserve">Expiry does the routine work.</w:t>
-      </w:r>
-      <w:r>
-        <w:t xml:space="preserve"> </w:t>
-      </w:r>
-      <w:r>
-        <w:t xml:space="preserve">A 30-day certificate that stops renewing is functionally revoked within days, with no status query involved. The overwhelming majority of</w:t>
-      </w:r>
-      <w:r>
-        <w:t xml:space="preserve"> </w:t>
-      </w:r>
-      <w:r>
-        <w:t xml:space="preserve">“revocations”</w:t>
-      </w:r>
-      <w:r>
-        <w:t xml:space="preserve"> </w:t>
-      </w:r>
-      <w:r>
-        <w:t xml:space="preserve">— decommissioned services, role changes, superseded keys — become non-renewals executed by the same automation that issued the credential.</w:t>
-      </w:r>
-    </w:p>
-    <w:p>
-      <w:pPr>
-        <w:pStyle w:val="Compact"/>
-        <w:numPr>
-          <w:ilvl w:val="0"/>
-          <w:numId w:val="1009"/>
-        </w:numPr>
-      </w:pPr>
-      <w:r>
-        <w:rPr>
-          <w:b/>
-          <w:bCs/>
-        </w:rPr>
-        <w:t xml:space="preserve">Revocation does the emergency work.</w:t>
-      </w:r>
-      <w:r>
-        <w:t xml:space="preserve"> </w:t>
-      </w:r>
-      <w:r>
-        <w:t xml:space="preserve">Confirmed key compromise still triggers actual revocation, published to CRL/OCSP immediately,</w:t>
+        <w:t xml:space="preserve">Inventory as a DDI attribute.</w:t>
+      </w:r>
+      <w:r>
+        <w:t xml:space="preserve"> </w:t>
+      </w:r>
+      <w:r>
+        <w:t xml:space="preserve">Every certificate is recorded against the IPAM object for the name and address it serves — issuer, serial, expiry, enrollment protocol, and the automation that renews it. The certificate inventory is not a new system; it is a column set on the authoritative inventory that CM-8 already requires. An unknown certificate becomes a</w:t>
       </w:r>
       <w:r>
         <w:t xml:space="preserve"> </w:t>
@@ -3629,67 +3918,23 @@
           <w:i/>
           <w:iCs/>
         </w:rPr>
-        <w:t xml:space="preserve">and</w:t>
-      </w:r>
-      <w:r>
-        <w:t xml:space="preserve"> </w:t>
-      </w:r>
-      <w:r>
-        <w:t xml:space="preserve">the compensating actions that matter more at short lifetimes: the automation re-keys and re-issues the affected identity in minutes, and the old certificate ages out shortly regardless.</w:t>
-      </w:r>
-    </w:p>
-    <w:p>
-      <w:pPr>
-        <w:pStyle w:val="Compact"/>
-        <w:numPr>
-          <w:ilvl w:val="0"/>
-          <w:numId w:val="1009"/>
-        </w:numPr>
-      </w:pPr>
-      <w:r>
-        <w:rPr>
-          <w:b/>
-          <w:bCs/>
-        </w:rPr>
-        <w:t xml:space="preserve">OCSP stapling inverts the reachability dependency.</w:t>
-      </w:r>
-      <w:r>
-        <w:t xml:space="preserve"> </w:t>
-      </w:r>
-      <w:r>
-        <w:t xml:space="preserve">Where supported, the certificate presenter fetches and staples its own time-stamped status proof, so the relying party validates status without its own network fetch — removing the soft-fail window and the resolver dependency from the client side of the exchange.</w:t>
-      </w:r>
-    </w:p>
-    <w:p>
-      <w:pPr>
-        <w:pStyle w:val="Compact"/>
-        <w:numPr>
-          <w:ilvl w:val="0"/>
-          <w:numId w:val="1009"/>
-        </w:numPr>
-      </w:pPr>
-      <w:r>
-        <w:rPr>
-          <w:b/>
-          <w:bCs/>
-        </w:rPr>
-        <w:t xml:space="preserve">Local revocation caches are the control-text backstop.</w:t>
-      </w:r>
-      <w:r>
-        <w:t xml:space="preserve"> </w:t>
-      </w:r>
-      <w:r>
-        <w:t xml:space="preserve">IA-5(2)(b)(2)’s required local cache of revocation data means a status-infrastructure outage degrades gracefully instead of silently disabling checking.</w:t>
-      </w:r>
-    </w:p>
-    <w:bookmarkEnd w:id="48"/>
-    <w:bookmarkStart w:id="52" w:name="certificate-telemetry-as-evidence"/>
+        <w:t xml:space="preserve">detectable</w:t>
+      </w:r>
+      <w:r>
+        <w:t xml:space="preserve"> </w:t>
+      </w:r>
+      <w:r>
+        <w:t xml:space="preserve">condition: a listener presenting a certificate with no corresponding IPAM record is, by definition, drift.</w:t>
+      </w:r>
+    </w:p>
+    <w:bookmarkEnd w:id="52"/>
+    <w:bookmarkStart w:id="53" w:name="revocation-in-a-short-lived-world"/>
     <w:p>
       <w:pPr>
         <w:pStyle w:val="Heading2"/>
       </w:pPr>
       <w:r>
-        <w:t xml:space="preserve">4.5 Certificate Telemetry as Evidence</w:t>
+        <w:t xml:space="preserve">4.4 Revocation in a Short-Lived World</w:t>
       </w:r>
     </w:p>
     <w:p>
@@ -3697,7 +3942,20 @@
         <w:pStyle w:val="FirstParagraph"/>
       </w:pPr>
       <w:r>
-        <w:t xml:space="preserve">Every lifecycle event — enrollment, renewal, revocation, failed challenge, expiry-without-renewal — is a structured log record streamed to the evidence plane (the SIEM/XDR architecture of Book 13). Three analytics matter operationally:</w:t>
+        <w:t xml:space="preserve">Short lifetimes change what revocation is</w:t>
+      </w:r>
+      <w:r>
+        <w:t xml:space="preserve"> </w:t>
+      </w:r>
+      <w:r>
+        <w:rPr>
+          <w:i/>
+          <w:iCs/>
+        </w:rPr>
+        <w:t xml:space="preserve">for</w:t>
+      </w:r>
+      <w:r>
+        <w:t xml:space="preserve">. With multi-year certificates, revocation carries the entire burden of undoing a bad issuance or a compromised key — and it carries it badly: CRLs grow monotonically, OCSP adds a per-connection dependency, and many clients soft-fail when status infrastructure is unreachable, which converts the revocation check into a formality an on-path attacker can suppress. The modern division of labor:</w:t>
       </w:r>
     </w:p>
     <w:p>
@@ -3713,26 +3971,25 @@
           <w:b/>
           <w:bCs/>
         </w:rPr>
-        <w:t xml:space="preserve">Expiry horizon without renewal automation.</w:t>
-      </w:r>
-      <w:r>
-        <w:t xml:space="preserve"> </w:t>
-      </w:r>
-      <w:r>
-        <w:t xml:space="preserve">Any certificate inside two renewal windows of expiry with no bound renewal job is an incident</w:t>
-      </w:r>
-      <w:r>
-        <w:t xml:space="preserve"> </w:t>
-      </w:r>
-      <w:r>
-        <w:rPr>
-          <w:i/>
-          <w:iCs/>
-        </w:rPr>
-        <w:t xml:space="preserve">now</w:t>
-      </w:r>
-      <w:r>
-        <w:t xml:space="preserve">, not on expiry day.</w:t>
+        <w:t xml:space="preserve">Expiry does the routine work.</w:t>
+      </w:r>
+      <w:r>
+        <w:t xml:space="preserve"> </w:t>
+      </w:r>
+      <w:r>
+        <w:t xml:space="preserve">A 30-day certificate that stops renewing is functionally revoked within days, with no status query involved. The overwhelming majority of</w:t>
+      </w:r>
+      <w:r>
+        <w:t xml:space="preserve"> </w:t>
+      </w:r>
+      <w:r>
+        <w:t xml:space="preserve">“revocations”</w:t>
+      </w:r>
+      <w:r>
+        <w:t xml:space="preserve"> </w:t>
+      </w:r>
+      <w:r>
+        <w:t xml:space="preserve">— decommissioned services, role changes, superseded keys — become non-renewals executed by the same automation that issued the credential.</w:t>
       </w:r>
     </w:p>
     <w:p>
@@ -3748,13 +4005,29 @@
           <w:b/>
           <w:bCs/>
         </w:rPr>
-        <w:t xml:space="preserve">Issuance outside the pipeline.</w:t>
-      </w:r>
-      <w:r>
-        <w:t xml:space="preserve"> </w:t>
-      </w:r>
-      <w:r>
-        <w:t xml:space="preserve">A certificate observed on a listener (via the scanning estate of Book 11) that has no corresponding enrollment record and no IPAM binding is unauthorized issuance or shadow infrastructure — either way, a finding.</w:t>
+        <w:t xml:space="preserve">Revocation does the emergency work.</w:t>
+      </w:r>
+      <w:r>
+        <w:t xml:space="preserve"> </w:t>
+      </w:r>
+      <w:r>
+        <w:t xml:space="preserve">Confirmed key compromise still triggers actual revocation, published to CRL/OCSP immediately,</w:t>
+      </w:r>
+      <w:r>
+        <w:t xml:space="preserve"> </w:t>
+      </w:r>
+      <w:r>
+        <w:rPr>
+          <w:i/>
+          <w:iCs/>
+        </w:rPr>
+        <w:t xml:space="preserve">and</w:t>
+      </w:r>
+      <w:r>
+        <w:t xml:space="preserve"> </w:t>
+      </w:r>
+      <w:r>
+        <w:t xml:space="preserve">the compensating actions that matter more at short lifetimes: the automation re-keys and re-issues the affected identity in minutes, and the old certificate ages out shortly regardless.</w:t>
       </w:r>
     </w:p>
     <w:p>
@@ -3763,6 +4036,125 @@
         <w:numPr>
           <w:ilvl w:val="0"/>
           <w:numId w:val="1010"/>
+        </w:numPr>
+      </w:pPr>
+      <w:r>
+        <w:rPr>
+          <w:b/>
+          <w:bCs/>
+        </w:rPr>
+        <w:t xml:space="preserve">OCSP stapling inverts the reachability dependency.</w:t>
+      </w:r>
+      <w:r>
+        <w:t xml:space="preserve"> </w:t>
+      </w:r>
+      <w:r>
+        <w:t xml:space="preserve">Where supported, the certificate presenter fetches and staples its own time-stamped status proof, so the relying party validates status without its own network fetch — removing the soft-fail window and the resolver dependency from the client side of the exchange.</w:t>
+      </w:r>
+    </w:p>
+    <w:p>
+      <w:pPr>
+        <w:pStyle w:val="Compact"/>
+        <w:numPr>
+          <w:ilvl w:val="0"/>
+          <w:numId w:val="1010"/>
+        </w:numPr>
+      </w:pPr>
+      <w:r>
+        <w:rPr>
+          <w:b/>
+          <w:bCs/>
+        </w:rPr>
+        <w:t xml:space="preserve">Local revocation caches are the control-text backstop.</w:t>
+      </w:r>
+      <w:r>
+        <w:t xml:space="preserve"> </w:t>
+      </w:r>
+      <w:r>
+        <w:t xml:space="preserve">IA-5(2)(b)(2)’s required local cache of revocation data means a status-infrastructure outage degrades gracefully instead of silently disabling checking.</w:t>
+      </w:r>
+    </w:p>
+    <w:bookmarkEnd w:id="53"/>
+    <w:bookmarkStart w:id="57" w:name="certificate-telemetry-as-evidence"/>
+    <w:p>
+      <w:pPr>
+        <w:pStyle w:val="Heading2"/>
+      </w:pPr>
+      <w:r>
+        <w:t xml:space="preserve">4.5 Certificate Telemetry as Evidence</w:t>
+      </w:r>
+    </w:p>
+    <w:p>
+      <w:pPr>
+        <w:pStyle w:val="FirstParagraph"/>
+      </w:pPr>
+      <w:r>
+        <w:t xml:space="preserve">Every lifecycle event — enrollment, renewal, revocation, failed challenge, expiry-without-renewal — is a structured log record streamed to the evidence plane (the SIEM/XDR architecture of Book 13). Three analytics matter operationally:</w:t>
+      </w:r>
+    </w:p>
+    <w:p>
+      <w:pPr>
+        <w:pStyle w:val="Compact"/>
+        <w:numPr>
+          <w:ilvl w:val="0"/>
+          <w:numId w:val="1011"/>
+        </w:numPr>
+      </w:pPr>
+      <w:r>
+        <w:rPr>
+          <w:b/>
+          <w:bCs/>
+        </w:rPr>
+        <w:t xml:space="preserve">Expiry horizon without renewal automation.</w:t>
+      </w:r>
+      <w:r>
+        <w:t xml:space="preserve"> </w:t>
+      </w:r>
+      <w:r>
+        <w:t xml:space="preserve">Any certificate inside two renewal windows of expiry with no bound renewal job is an incident</w:t>
+      </w:r>
+      <w:r>
+        <w:t xml:space="preserve"> </w:t>
+      </w:r>
+      <w:r>
+        <w:rPr>
+          <w:i/>
+          <w:iCs/>
+        </w:rPr>
+        <w:t xml:space="preserve">now</w:t>
+      </w:r>
+      <w:r>
+        <w:t xml:space="preserve">, not on expiry day.</w:t>
+      </w:r>
+    </w:p>
+    <w:p>
+      <w:pPr>
+        <w:pStyle w:val="Compact"/>
+        <w:numPr>
+          <w:ilvl w:val="0"/>
+          <w:numId w:val="1011"/>
+        </w:numPr>
+      </w:pPr>
+      <w:r>
+        <w:rPr>
+          <w:b/>
+          <w:bCs/>
+        </w:rPr>
+        <w:t xml:space="preserve">Issuance outside the pipeline.</w:t>
+      </w:r>
+      <w:r>
+        <w:t xml:space="preserve"> </w:t>
+      </w:r>
+      <w:r>
+        <w:t xml:space="preserve">A certificate observed on a listener (via the scanning estate of Book 11) that has no corresponding enrollment record and no IPAM binding is unauthorized issuance or shadow infrastructure — either way, a finding.</w:t>
+      </w:r>
+    </w:p>
+    <w:p>
+      <w:pPr>
+        <w:pStyle w:val="Compact"/>
+        <w:numPr>
+          <w:ilvl w:val="0"/>
+          <w:numId w:val="1011"/>
         </w:numPr>
       </w:pPr>
       <w:r>
@@ -3820,18 +4212,18 @@
                 <wp:inline>
                   <wp:extent cx="152400" cy="152400"/>
                   <wp:effectExtent b="0" l="0" r="0" t="0"/>
-                  <wp:docPr descr="" title="" id="50" name="Picture"/>
+                  <wp:docPr descr="" title="" id="55" name="Picture"/>
                   <a:graphic>
                     <a:graphicData uri="http://schemas.openxmlformats.org/drawingml/2006/picture">
                       <pic:pic>
                         <pic:nvPicPr>
-                          <pic:cNvPr descr="/opt/quarto/share/formats/docx/tip.png" id="51" name="Picture"/>
+                          <pic:cNvPr descr="/opt/quarto/share/formats/docx/tip.png" id="56" name="Picture"/>
                           <pic:cNvPicPr>
                             <a:picLocks noChangeArrowheads="1" noChangeAspect="1"/>
                           </pic:cNvPicPr>
                         </pic:nvPicPr>
                         <pic:blipFill>
-                          <a:blip r:embed="rId49"/>
+                          <a:blip r:embed="rId54"/>
                           <a:stretch>
                             <a:fillRect/>
                           </a:stretch>
@@ -3933,9 +4325,9 @@
         </w:tc>
       </w:tr>
     </w:tbl>
-    <w:bookmarkEnd w:id="52"/>
-    <w:bookmarkEnd w:id="53"/>
-    <w:bookmarkStart w:id="62" w:name="Xc9df5656c1d4a669725636b29f1a4c4eceb5ea4"/>
+    <w:bookmarkEnd w:id="57"/>
+    <w:bookmarkEnd w:id="58"/>
+    <w:bookmarkStart w:id="67" w:name="Xc9df5656c1d4a669725636b29f1a4c4eceb5ea4"/>
     <w:p>
       <w:pPr>
         <w:pStyle w:val="Heading1"/>
@@ -3944,7 +4336,7 @@
         <w:t xml:space="preserve">5. Token-Based Identity — OAuth 2.0, OIDC, and Phishing-Resistant MFA</w:t>
       </w:r>
     </w:p>
-    <w:bookmarkStart w:id="54" w:name="the-token-inverts-the-trust-model"/>
+    <w:bookmarkStart w:id="59" w:name="the-token-inverts-the-trust-model"/>
     <w:p>
       <w:pPr>
         <w:pStyle w:val="Heading2"/>
@@ -3995,7 +4387,7 @@
       <w:r>
         <w:t xml:space="preserve"> </w:t>
       </w:r>
-      <w:hyperlink r:id="rId22">
+      <w:hyperlink r:id="rId25">
         <w:r>
           <w:rPr>
             <w:rStyle w:val="Hyperlink"/>
@@ -4023,7 +4415,7 @@
         <w:pStyle w:val="Compact"/>
         <w:numPr>
           <w:ilvl w:val="0"/>
-          <w:numId w:val="1011"/>
+          <w:numId w:val="1012"/>
         </w:numPr>
       </w:pPr>
       <w:r>
@@ -4045,7 +4437,7 @@
         <w:pStyle w:val="Compact"/>
         <w:numPr>
           <w:ilvl w:val="0"/>
-          <w:numId w:val="1011"/>
+          <w:numId w:val="1012"/>
         </w:numPr>
       </w:pPr>
       <w:r>
@@ -4067,7 +4459,7 @@
         <w:pStyle w:val="Compact"/>
         <w:numPr>
           <w:ilvl w:val="0"/>
-          <w:numId w:val="1011"/>
+          <w:numId w:val="1012"/>
         </w:numPr>
       </w:pPr>
       <w:r>
@@ -4105,7 +4497,7 @@
         <w:pStyle w:val="Compact"/>
         <w:numPr>
           <w:ilvl w:val="0"/>
-          <w:numId w:val="1011"/>
+          <w:numId w:val="1012"/>
         </w:numPr>
       </w:pPr>
       <w:r>
@@ -4122,8 +4514,8 @@
         <w:t xml:space="preserve">Every issuance, refresh, and revocation is a structured event. This is the telemetry NTLM structurally cannot produce and that the evidence plane (Book 13, Book 19) requires.</w:t>
       </w:r>
     </w:p>
-    <w:bookmarkEnd w:id="54"/>
-    <w:bookmarkStart w:id="55" w:name="the-anatomy-of-the-token-layer"/>
+    <w:bookmarkEnd w:id="59"/>
+    <w:bookmarkStart w:id="60" w:name="the-anatomy-of-the-token-layer"/>
     <w:p>
       <w:pPr>
         <w:pStyle w:val="Heading2"/>
@@ -4487,8 +4879,8 @@
         <w:t xml:space="preserve">doctrine, applied to the trust fabric itself.</w:t>
       </w:r>
     </w:p>
-    <w:bookmarkEnd w:id="55"/>
-    <w:bookmarkStart w:id="60" w:name="X684e9ee19c24f738fc994fe89cb5ac707432084"/>
+    <w:bookmarkEnd w:id="60"/>
+    <w:bookmarkStart w:id="65" w:name="X684e9ee19c24f738fc994fe89cb5ac707432084"/>
     <w:p>
       <w:pPr>
         <w:pStyle w:val="Heading2"/>
@@ -4797,7 +5189,7 @@
       <w:tr>
         <w:tc>
           <w:tcPr/>
-          <w:bookmarkStart w:id="59" w:name="fig-ct04"/>
+          <w:bookmarkStart w:id="64" w:name="fig-ct04"/>
           <w:p>
             <w:pPr>
               <w:pStyle w:val="Compact"/>
@@ -4808,18 +5200,18 @@
                 <wp:inline>
                   <wp:extent cx="5334000" cy="3000375"/>
                   <wp:effectExtent b="0" l="0" r="0" t="0"/>
-                  <wp:docPr descr="" title="" id="57" name="Picture"/>
+                  <wp:docPr descr="" title="" id="62" name="Picture"/>
                   <a:graphic>
                     <a:graphicData uri="http://schemas.openxmlformats.org/drawingml/2006/picture">
                       <pic:pic>
                         <pic:nvPicPr>
-                          <pic:cNvPr descr="figs/ct-fig-04-token-issuance-gate.png" id="58" name="Picture"/>
+                          <pic:cNvPr descr="figs/ct-fig-04-token-issuance-gate.png" id="63" name="Picture"/>
                           <pic:cNvPicPr>
                             <a:picLocks noChangeArrowheads="1" noChangeAspect="1"/>
                           </pic:cNvPicPr>
                         </pic:nvPicPr>
                         <pic:blipFill>
-                          <a:blip r:embed="rId56"/>
+                          <a:blip r:embed="rId61"/>
                           <a:stretch>
                             <a:fillRect/>
                           </a:stretch>
@@ -4859,12 +5251,12 @@
               <w:t xml:space="preserve">Figure 4: Token issuance as the policy gate: phishing-resistant credential in, signed path-independent assertion out</w:t>
             </w:r>
           </w:p>
-          <w:bookmarkEnd w:id="59"/>
+          <w:bookmarkEnd w:id="64"/>
         </w:tc>
       </w:tr>
     </w:tbl>
-    <w:bookmarkEnd w:id="60"/>
-    <w:bookmarkStart w:id="61" w:name="Xc3e4f9fdf11dcde1ed46022047cade5018f29af"/>
+    <w:bookmarkEnd w:id="65"/>
+    <w:bookmarkStart w:id="66" w:name="Xc3e4f9fdf11dcde1ed46022047cade5018f29af"/>
     <w:p>
       <w:pPr>
         <w:pStyle w:val="Heading2"/>
@@ -4902,7 +5294,7 @@
         <w:pStyle w:val="Compact"/>
         <w:numPr>
           <w:ilvl w:val="0"/>
-          <w:numId w:val="1012"/>
+          <w:numId w:val="1013"/>
         </w:numPr>
       </w:pPr>
       <w:r>
@@ -4924,7 +5316,7 @@
         <w:pStyle w:val="Compact"/>
         <w:numPr>
           <w:ilvl w:val="0"/>
-          <w:numId w:val="1012"/>
+          <w:numId w:val="1013"/>
         </w:numPr>
       </w:pPr>
       <w:r>
@@ -4946,7 +5338,7 @@
         <w:pStyle w:val="Compact"/>
         <w:numPr>
           <w:ilvl w:val="0"/>
-          <w:numId w:val="1012"/>
+          <w:numId w:val="1013"/>
         </w:numPr>
       </w:pPr>
       <w:r>
@@ -5024,9 +5416,9 @@
         <w:t xml:space="preserve">. Book 05’s Principle 1 — restore a single source of truth — is a precondition, not a preference: an identity provider signing group memberships inherited from twelve drifted regional directory trees produces well-formed tokens asserting broken facts. Cryptography transports truth; it does not manufacture it.</w:t>
       </w:r>
     </w:p>
-    <w:bookmarkEnd w:id="61"/>
-    <w:bookmarkEnd w:id="62"/>
-    <w:bookmarkStart w:id="65" w:name="federal-policy-alignment"/>
+    <w:bookmarkEnd w:id="66"/>
+    <w:bookmarkEnd w:id="67"/>
+    <w:bookmarkStart w:id="70" w:name="federal-policy-alignment"/>
     <w:p>
       <w:pPr>
         <w:pStyle w:val="Heading1"/>
@@ -5422,18 +5814,18 @@
                 <wp:inline>
                   <wp:extent cx="152400" cy="152400"/>
                   <wp:effectExtent b="0" l="0" r="0" t="0"/>
-                  <wp:docPr descr="" title="" id="63" name="Picture"/>
+                  <wp:docPr descr="" title="" id="68" name="Picture"/>
                   <a:graphic>
                     <a:graphicData uri="http://schemas.openxmlformats.org/drawingml/2006/picture">
                       <pic:pic>
                         <pic:nvPicPr>
-                          <pic:cNvPr descr="/opt/quarto/share/formats/docx/note.png" id="64" name="Picture"/>
+                          <pic:cNvPr descr="/opt/quarto/share/formats/docx/note.png" id="69" name="Picture"/>
                           <pic:cNvPicPr>
                             <a:picLocks noChangeArrowheads="1" noChangeAspect="1"/>
                           </pic:cNvPicPr>
                         </pic:nvPicPr>
                         <pic:blipFill>
-                          <a:blip r:embed="rId16"/>
+                          <a:blip r:embed="rId19"/>
                           <a:stretch>
                             <a:fillRect/>
                           </a:stretch>
@@ -5523,8 +5915,8 @@
         </w:tc>
       </w:tr>
     </w:tbl>
-    <w:bookmarkEnd w:id="65"/>
-    <w:bookmarkStart w:id="73" w:name="machine-and-workload-identity"/>
+    <w:bookmarkEnd w:id="70"/>
+    <w:bookmarkStart w:id="78" w:name="machine-and-workload-identity"/>
     <w:p>
       <w:pPr>
         <w:pStyle w:val="Heading1"/>
@@ -5533,7 +5925,7 @@
         <w:t xml:space="preserve">7. Machine and Workload Identity</w:t>
       </w:r>
     </w:p>
-    <w:bookmarkStart w:id="70" w:name="the-non-human-majority"/>
+    <w:bookmarkStart w:id="75" w:name="the-non-human-majority"/>
     <w:p>
       <w:pPr>
         <w:pStyle w:val="Heading2"/>
@@ -5843,7 +6235,7 @@
       <w:tr>
         <w:tc>
           <w:tcPr/>
-          <w:bookmarkStart w:id="69" w:name="fig-ct05"/>
+          <w:bookmarkStart w:id="74" w:name="fig-ct05"/>
           <w:p>
             <w:pPr>
               <w:pStyle w:val="Compact"/>
@@ -5854,18 +6246,18 @@
                 <wp:inline>
                   <wp:extent cx="5334000" cy="3000375"/>
                   <wp:effectExtent b="0" l="0" r="0" t="0"/>
-                  <wp:docPr descr="" title="" id="67" name="Picture"/>
+                  <wp:docPr descr="" title="" id="72" name="Picture"/>
                   <a:graphic>
                     <a:graphicData uri="http://schemas.openxmlformats.org/drawingml/2006/picture">
                       <pic:pic>
                         <pic:nvPicPr>
-                          <pic:cNvPr descr="figs/ct-fig-05-workload-identity.png" id="68" name="Picture"/>
+                          <pic:cNvPr descr="figs/ct-fig-05-workload-identity.png" id="73" name="Picture"/>
                           <pic:cNvPicPr>
                             <a:picLocks noChangeArrowheads="1" noChangeAspect="1"/>
                           </pic:cNvPicPr>
                         </pic:nvPicPr>
                         <pic:blipFill>
-                          <a:blip r:embed="rId66"/>
+                          <a:blip r:embed="rId71"/>
                           <a:stretch>
                             <a:fillRect/>
                           </a:stretch>
@@ -5905,7 +6297,7 @@
               <w:t xml:space="preserve">Figure 5: The workload identity progression from stored passwords to federated attestation</w:t>
             </w:r>
           </w:p>
-          <w:bookmarkEnd w:id="69"/>
+          <w:bookmarkEnd w:id="74"/>
         </w:tc>
       </w:tr>
     </w:tbl>
@@ -5946,8 +6338,8 @@
         <w:t xml:space="preserve">, at runtime, and expires in minutes. There is no secret to leak because there is no secret.</w:t>
       </w:r>
     </w:p>
-    <w:bookmarkEnd w:id="70"/>
-    <w:bookmarkStart w:id="71" w:name="where-keys-live"/>
+    <w:bookmarkEnd w:id="75"/>
+    <w:bookmarkStart w:id="76" w:name="where-keys-live"/>
     <w:p>
       <w:pPr>
         <w:pStyle w:val="Heading2"/>
@@ -6256,8 +6648,8 @@
         <w:t xml:space="preserve">implemented as protocol rather than as procedure.</w:t>
       </w:r>
     </w:p>
-    <w:bookmarkEnd w:id="71"/>
-    <w:bookmarkStart w:id="72" w:name="what-this-sets-up"/>
+    <w:bookmarkEnd w:id="76"/>
+    <w:bookmarkStart w:id="77" w:name="what-this-sets-up"/>
     <w:p>
       <w:pPr>
         <w:pStyle w:val="Heading2"/>
@@ -6276,7 +6668,7 @@
       <w:r>
         <w:t xml:space="preserve"> </w:t>
       </w:r>
-      <w:hyperlink r:id="rId14">
+      <w:hyperlink r:id="rId17">
         <w:r>
           <w:rPr>
             <w:rStyle w:val="Hyperlink"/>
@@ -6293,7 +6685,7 @@
       <w:r>
         <w:t xml:space="preserve"> </w:t>
       </w:r>
-      <w:hyperlink r:id="rId15">
+      <w:hyperlink r:id="rId18">
         <w:r>
           <w:rPr>
             <w:rStyle w:val="Hyperlink"/>
@@ -6503,9 +6895,9 @@
         <w:t xml:space="preserve">Later parts repeat the same move against other estates — privileged sessions (Book 10), data-plane access (Book 12), detection surfaces (Book 13) — and none of them introduces new identity doctrine, because after this part there is none left to introduce.</w:t>
       </w:r>
     </w:p>
-    <w:bookmarkEnd w:id="72"/>
-    <w:bookmarkEnd w:id="73"/>
-    <w:bookmarkStart w:id="78" w:name="phased-implementation"/>
+    <w:bookmarkEnd w:id="77"/>
+    <w:bookmarkEnd w:id="78"/>
+    <w:bookmarkStart w:id="83" w:name="phased-implementation"/>
     <w:p>
       <w:pPr>
         <w:pStyle w:val="Heading1"/>
@@ -6538,7 +6930,7 @@
         <w:t xml:space="preserve">Each phase creates the inventory and telemetry that make the next phase’s enforcement decisions safe. Durations are indicative for a mid-size federal estate; the ordering is not optional, because each phase’s gate is the previous phase’s output.</w:t>
       </w:r>
     </w:p>
-    <w:bookmarkStart w:id="74" w:name="X6a680b051ec28a9d607bf2f968af94dcddf0d42"/>
+    <w:bookmarkStart w:id="79" w:name="X6a680b051ec28a9d607bf2f968af94dcddf0d42"/>
     <w:p>
       <w:pPr>
         <w:pStyle w:val="Heading2"/>
@@ -6557,7 +6949,7 @@
       <w:r>
         <w:t xml:space="preserve"> </w:t>
       </w:r>
-      <w:hyperlink r:id="rId14">
+      <w:hyperlink r:id="rId17">
         <w:r>
           <w:rPr>
             <w:rStyle w:val="Hyperlink"/>
@@ -6590,8 +6982,8 @@
         <w:t xml:space="preserve">every production certificate has an owner, an issuer, and an IPAM binding — or an investigation ticket.</w:t>
       </w:r>
     </w:p>
-    <w:bookmarkEnd w:id="74"/>
-    <w:bookmarkStart w:id="75" w:name="phase-2-issuance-automation-weeks-512"/>
+    <w:bookmarkEnd w:id="79"/>
+    <w:bookmarkStart w:id="80" w:name="phase-2-issuance-automation-weeks-512"/>
     <w:p>
       <w:pPr>
         <w:pStyle w:val="Heading2"/>
@@ -6626,8 +7018,8 @@
         <w:t xml:space="preserve">zero manual issuance requests for covered certificate classes in a 30-day window; renewal automation demonstrated through at least one full cycle.</w:t>
       </w:r>
     </w:p>
-    <w:bookmarkEnd w:id="75"/>
-    <w:bookmarkStart w:id="76" w:name="Xee5d6c6398530dcb5ae5c2feae99ac6099a57a4"/>
+    <w:bookmarkEnd w:id="80"/>
+    <w:bookmarkStart w:id="81" w:name="Xee5d6c6398530dcb5ae5c2feae99ac6099a57a4"/>
     <w:p>
       <w:pPr>
         <w:pStyle w:val="Heading2"/>
@@ -6662,8 +7054,8 @@
         <w:t xml:space="preserve">legacy authentication blocked with a measured zero business impact; privileged access impossible without a phishing-resistant assertion.</w:t>
       </w:r>
     </w:p>
-    <w:bookmarkEnd w:id="76"/>
-    <w:bookmarkStart w:id="77" w:name="X91d22899771017288efd1634ec3ba0ac5177ad3"/>
+    <w:bookmarkEnd w:id="81"/>
+    <w:bookmarkStart w:id="82" w:name="X91d22899771017288efd1634ec3ba0ac5177ad3"/>
     <w:p>
       <w:pPr>
         <w:pStyle w:val="Heading2"/>
@@ -6682,7 +7074,7 @@
       <w:r>
         <w:t xml:space="preserve"> </w:t>
       </w:r>
-      <w:hyperlink r:id="rId15">
+      <w:hyperlink r:id="rId18">
         <w:r>
           <w:rPr>
             <w:rStyle w:val="Hyperlink"/>
@@ -6715,9 +7107,9 @@
         <w:t xml:space="preserve">the secret inventory trends monotonically to zero for covered workload classes, and every remaining entry has a named exception with an expiry date.</w:t>
       </w:r>
     </w:p>
-    <w:bookmarkEnd w:id="77"/>
-    <w:bookmarkEnd w:id="78"/>
-    <w:bookmarkStart w:id="83" w:name="nist-sp-800-53-rev-5-control-closure"/>
+    <w:bookmarkEnd w:id="82"/>
+    <w:bookmarkEnd w:id="83"/>
+    <w:bookmarkStart w:id="88" w:name="nist-sp-800-53-rev-5-control-closure"/>
     <w:p>
       <w:pPr>
         <w:pStyle w:val="Heading1"/>
@@ -7288,18 +7680,18 @@
                 <wp:inline>
                   <wp:extent cx="152400" cy="152400"/>
                   <wp:effectExtent b="0" l="0" r="0" t="0"/>
-                  <wp:docPr descr="" title="" id="79" name="Picture"/>
+                  <wp:docPr descr="" title="" id="84" name="Picture"/>
                   <a:graphic>
                     <a:graphicData uri="http://schemas.openxmlformats.org/drawingml/2006/picture">
                       <pic:pic>
                         <pic:nvPicPr>
-                          <pic:cNvPr descr="/opt/quarto/share/formats/docx/note.png" id="80" name="Picture"/>
+                          <pic:cNvPr descr="/opt/quarto/share/formats/docx/note.png" id="85" name="Picture"/>
                           <pic:cNvPicPr>
                             <a:picLocks noChangeArrowheads="1" noChangeAspect="1"/>
                           </pic:cNvPicPr>
                         </pic:nvPicPr>
                         <pic:blipFill>
-                          <a:blip r:embed="rId16"/>
+                          <a:blip r:embed="rId19"/>
                           <a:stretch>
                             <a:fillRect/>
                           </a:stretch>
@@ -7432,7 +7824,7 @@
             <w:r>
               <w:t xml:space="preserve"> </w:t>
             </w:r>
-            <w:hyperlink r:id="rId81">
+            <w:hyperlink r:id="rId86">
               <w:r>
                 <w:rPr>
                   <w:rStyle w:val="Hyperlink"/>
@@ -7446,7 +7838,7 @@
             <w:r>
               <w:t xml:space="preserve"> </w:t>
             </w:r>
-            <w:hyperlink r:id="rId82">
+            <w:hyperlink r:id="rId87">
               <w:r>
                 <w:rPr>
                   <w:rStyle w:val="Hyperlink"/>
@@ -7465,8 +7857,8 @@
         </w:tc>
       </w:tr>
     </w:tbl>
-    <w:bookmarkEnd w:id="83"/>
-    <w:bookmarkStart w:id="86" w:name="series-context-part-3-of-19"/>
+    <w:bookmarkEnd w:id="88"/>
+    <w:bookmarkStart w:id="91" w:name="series-context-part-3-of-19"/>
     <w:p>
       <w:pPr>
         <w:pStyle w:val="Heading1"/>
@@ -7488,10 +7880,10 @@
         <w:pStyle w:val="Compact"/>
         <w:numPr>
           <w:ilvl w:val="0"/>
-          <w:numId w:val="1013"/>
+          <w:numId w:val="1014"/>
         </w:numPr>
       </w:pPr>
-      <w:hyperlink r:id="rId12">
+      <w:hyperlink r:id="rId15">
         <w:r>
           <w:rPr>
             <w:rStyle w:val="Hyperlink"/>
@@ -7513,10 +7905,10 @@
         <w:pStyle w:val="Compact"/>
         <w:numPr>
           <w:ilvl w:val="0"/>
-          <w:numId w:val="1013"/>
+          <w:numId w:val="1014"/>
         </w:numPr>
       </w:pPr>
-      <w:hyperlink r:id="rId13">
+      <w:hyperlink r:id="rId16">
         <w:r>
           <w:rPr>
             <w:rStyle w:val="Hyperlink"/>
@@ -7538,7 +7930,7 @@
         <w:pStyle w:val="Compact"/>
         <w:numPr>
           <w:ilvl w:val="0"/>
-          <w:numId w:val="1013"/>
+          <w:numId w:val="1014"/>
         </w:numPr>
       </w:pPr>
       <w:r>
@@ -7565,7 +7957,7 @@
       <w:r>
         <w:t xml:space="preserve"> </w:t>
       </w:r>
-      <w:hyperlink r:id="rId22">
+      <w:hyperlink r:id="rId25">
         <w:r>
           <w:rPr>
             <w:rStyle w:val="Hyperlink"/>
@@ -7582,7 +7974,7 @@
       <w:r>
         <w:t xml:space="preserve"> </w:t>
       </w:r>
-      <w:hyperlink r:id="rId84">
+      <w:hyperlink r:id="rId89">
         <w:r>
           <w:rPr>
             <w:rStyle w:val="Hyperlink"/>
@@ -7599,7 +7991,7 @@
       <w:r>
         <w:t xml:space="preserve"> </w:t>
       </w:r>
-      <w:hyperlink r:id="rId14">
+      <w:hyperlink r:id="rId17">
         <w:r>
           <w:rPr>
             <w:rStyle w:val="Hyperlink"/>
@@ -7610,7 +8002,7 @@
       <w:r>
         <w:t xml:space="preserve">–</w:t>
       </w:r>
-      <w:hyperlink r:id="rId15">
+      <w:hyperlink r:id="rId18">
         <w:r>
           <w:rPr>
             <w:rStyle w:val="Hyperlink"/>
@@ -7640,7 +8032,7 @@
       <w:r>
         <w:t xml:space="preserve"> </w:t>
       </w:r>
-      <w:hyperlink r:id="rId82">
+      <w:hyperlink r:id="rId87">
         <w:r>
           <w:rPr>
             <w:rStyle w:val="Hyperlink"/>
@@ -7655,7 +8047,7 @@
         <w:t xml:space="preserve">assembles it into the authorization package.</w:t>
       </w:r>
     </w:p>
-    <w:bookmarkStart w:id="85" w:name="Xad7833ad9d3f8a98c7b789d14bc1caec63be7d1"/>
+    <w:bookmarkStart w:id="90" w:name="Xad7833ad9d3f8a98c7b789d14bc1caec63be7d1"/>
     <w:p>
       <w:pPr>
         <w:pStyle w:val="Heading2"/>
@@ -7945,8 +8337,8 @@
         <w:t xml:space="preserve">Federal Application-Aware Networking — Part 3 of 19. Parts 1–2 established the naming plane and device identity; Part 3 establishes cryptographic identity for users, devices, and workloads; Part 4 anchors those identities in the authoritative HR and organizational source of truth. Parts 5–19 apply this foundation to transport, applications, operations, and the authorization package.</w:t>
       </w:r>
     </w:p>
-    <w:bookmarkEnd w:id="85"/>
-    <w:bookmarkEnd w:id="86"/>
+    <w:bookmarkEnd w:id="90"/>
+    <w:bookmarkEnd w:id="91"/>
     <w:sectPr>
       <w:footnotePr>
         <w:numRestart w:val="eachSect"/>
@@ -8324,6 +8716,9 @@
     <w:abstractNumId w:val="991"/>
   </w:num>
   <w:num w:numId="1008">
+    <w:abstractNumId w:val="991"/>
+  </w:num>
+  <w:num w:numId="1009">
     <w:abstractNumId w:val="99411"/>
     <w:lvlOverride w:ilvl="0">
       <w:startOverride w:val="1"/>
@@ -8353,10 +8748,10 @@
       <w:startOverride w:val="1"/>
     </w:lvlOverride>
   </w:num>
-  <w:num w:numId="1009">
+  <w:num w:numId="1010">
     <w:abstractNumId w:val="991"/>
   </w:num>
-  <w:num w:numId="1010">
+  <w:num w:numId="1011">
     <w:abstractNumId w:val="99411"/>
     <w:lvlOverride w:ilvl="0">
       <w:startOverride w:val="1"/>
@@ -8386,13 +8781,13 @@
       <w:startOverride w:val="1"/>
     </w:lvlOverride>
   </w:num>
-  <w:num w:numId="1011">
-    <w:abstractNumId w:val="991"/>
-  </w:num>
   <w:num w:numId="1012">
     <w:abstractNumId w:val="991"/>
   </w:num>
   <w:num w:numId="1013">
+    <w:abstractNumId w:val="991"/>
+  </w:num>
+  <w:num w:numId="1014">
     <w:abstractNumId w:val="991"/>
   </w:num>
 </w:numbering>

--- a/inbox/Application Aware Networking/Book_03_FedAAN_Certificates_Tokens_Cryptographic_Identity.docx
+++ b/inbox/Application Aware Networking/Book_03_FedAAN_Certificates_Tokens_Cryptographic_Identity.docx
@@ -9329,22 +9329,32 @@
   <w:style w:default="1" w:styleId="Table" w:type="table">
     <w:name w:val="Table"/>
     <w:basedOn w:val="TableNormal"/>
-    <w:semiHidden/>
-    <w:unhideWhenUsed/>
+    <w:uiPriority w:val="59"/>
     <w:qFormat/>
     <w:tblPr>
       <w:tblInd w:type="dxa" w:w="0"/>
+      <w:tblBorders>
+        <w:top w:color="0078D4" w:space="0" w:sz="12" w:val="single"/>
+        <w:bottom w:color="0078D4" w:space="0" w:sz="12" w:val="single"/>
+        <w:left w:val="nil"/>
+        <w:right w:val="nil"/>
+        <w:insideH w:color="D1D5DA" w:space="0" w:sz="4" w:val="single"/>
+        <w:insideV w:val="nil"/>
+      </w:tblBorders>
       <w:tblCellMar>
-        <w:top w:type="dxa" w:w="0"/>
+        <w:top w:type="dxa" w:w="80"/>
         <w:left w:type="dxa" w:w="108"/>
-        <w:bottom w:type="dxa" w:w="0"/>
+        <w:bottom w:type="dxa" w:w="80"/>
         <w:right w:type="dxa" w:w="108"/>
       </w:tblCellMar>
     </w:tblPr>
     <w:tblStylePr w:type="firstRow">
+      <w:rPr>
+        <w:b/>
+      </w:rPr>
       <w:tcPr>
         <w:tcBorders>
-          <w:bottom w:val="single"/>
+          <w:bottom w:color="0078D4" w:space="0" w:sz="8" w:val="single"/>
         </w:tcBorders>
         <w:vAlign w:val="bottom"/>
       </w:tcPr>
@@ -9405,6 +9415,29 @@
     <w:basedOn w:val="DefaultParagraphFont"/>
     <w:link w:val="BodyText"/>
   </w:style>
+  <w:style w:customStyle="1" w:styleId="SourceCode" w:type="paragraph">
+    <w:name w:val="Source Code"/>
+    <w:basedOn w:val="Normal"/>
+    <w:link w:val="VerbatimChar"/>
+    <w:pPr>
+      <w:pBdr>
+        <w:top w:color="D1D5DA" w:space="6" w:sz="6" w:val="single"/>
+        <w:left w:color="D1D5DA" w:space="6" w:sz="6" w:val="single"/>
+        <w:bottom w:color="D1D5DA" w:space="6" w:sz="6" w:val="single"/>
+        <w:right w:color="D1D5DA" w:space="6" w:sz="6" w:val="single"/>
+      </w:pBdr>
+      <w:shd w:fill="F6F8FA" w:val="clear"/>
+      <w:wordWrap w:val="off"/>
+      <w:spacing w:after="0" w:before="0" w:line="240" w:lineRule="auto"/>
+      <w:ind w:left="144" w:right="144"/>
+      <w:contextualSpacing/>
+    </w:pPr>
+    <w:rPr>
+      <w:rFonts w:ascii="Consolas" w:hAnsi="Consolas"/>
+      <w:color w:val="24292E"/>
+      <w:sz w:val="18"/>
+    </w:rPr>
+  </w:style>
   <w:style w:customStyle="1" w:styleId="VerbatimChar" w:type="character">
     <w:name w:val="Verbatim Char"/>
     <w:basedOn w:val="BodyTextChar"/>
@@ -9448,15 +9481,6 @@
       <w:bCs w:val="0"/>
       <w:color w:themeColor="accent1" w:themeShade="BF" w:val="365F91"/>
     </w:rPr>
-  </w:style>
-  <w:style w:type="paragraph" w:customStyle="1" w:styleId="SourceCode">
-    <w:name w:val="Source Code"/>
-    <w:basedOn w:val="Normal"/>
-    <w:link w:val="VerbatimChar"/>
-    <w:pPr>
-      <w:wordWrap w:val="off"/>
-      <w:shd w:val="clear" w:fill="f1f3f5"/>
-    </w:pPr>
   </w:style>
   <w:style w:type="character" w:customStyle="1" w:styleId="KeywordTok">
     <w:name w:val="KeywordTok"/>

--- a/inbox/Application Aware Networking/Book_03_FedAAN_Certificates_Tokens_Cryptographic_Identity.docx
+++ b/inbox/Application Aware Networking/Book_03_FedAAN_Certificates_Tokens_Cryptographic_Identity.docx
@@ -31,7 +31,7 @@
         <w:pStyle w:val="Date"/>
       </w:pPr>
       <w:r>
-        <w:t xml:space="preserve">2026-07-06</w:t>
+        <w:t xml:space="preserve">Invalid Date</w:t>
       </w:r>
     </w:p>
     <w:sdt>
@@ -114,7 +114,7 @@
                     <a:graphicData uri="http://schemas.openxmlformats.org/drawingml/2006/picture">
                       <pic:pic>
                         <pic:nvPicPr>
-                          <pic:cNvPr descr="/opt/quarto/share/formats/docx/warning.png" id="11" name="Picture"/>
+                          <pic:cNvPr descr="C:\Program Files\Quarto\share\formats\docx\warning.png" id="11" name="Picture"/>
                           <pic:cNvPicPr>
                             <a:picLocks noChangeArrowheads="1" noChangeAspect="1"/>
                           </pic:cNvPicPr>
@@ -174,7 +174,7 @@
               <w:pStyle w:val="BodyText"/>
             </w:pPr>
             <w:pPr>
-              <w:spacing w:before="16" w:after="16"/>
+              <w:spacing w:before="16"/>
             </w:pPr>
             <w:r>
               <w:t xml:space="preserve">This document is a</w:t>
@@ -207,6 +207,27 @@
             </w:r>
             <w:r>
               <w:t xml:space="preserve">. It is an attempt at a comprehensive SSA-wide technical roadmap and has not been reviewed or approved by the SSA CIO Office, the Office of Information Security (OIS), or organizational leadership. All recommendations, vendor selections, control mappings, and implementation timelines are subject to revision pending formal review by the SSA CIO Office and organizational components.</w:t>
+            </w:r>
+          </w:p>
+          <w:p>
+            <w:pPr>
+              <w:pStyle w:val="BodyText"/>
+            </w:pPr>
+            <w:pPr>
+              <w:spacing w:after="16"/>
+            </w:pPr>
+            <w:r>
+              <w:rPr>
+                <w:b/>
+                <w:bCs/>
+              </w:rPr>
+              <w:t xml:space="preserve">Date Code:</w:t>
+            </w:r>
+            <w:r>
+              <w:t xml:space="preserve"> </w:t>
+            </w:r>
+            <w:r>
+              <w:t xml:space="preserve">2026-07-07 10:36 ET</w:t>
             </w:r>
           </w:p>
           <w:p/>
@@ -267,7 +288,7 @@
                     <a:graphicData uri="http://schemas.openxmlformats.org/drawingml/2006/picture">
                       <pic:pic>
                         <pic:nvPicPr>
-                          <pic:cNvPr descr="/opt/quarto/share/formats/docx/important.png" id="14" name="Picture"/>
+                          <pic:cNvPr descr="C:\Program Files\Quarto\share\formats\docx\important.png" id="14" name="Picture"/>
                           <pic:cNvPicPr>
                             <a:picLocks noChangeArrowheads="1" noChangeAspect="1"/>
                           </pic:cNvPicPr>
@@ -823,7 +844,7 @@
                     <a:graphicData uri="http://schemas.openxmlformats.org/drawingml/2006/picture">
                       <pic:pic>
                         <pic:nvPicPr>
-                          <pic:cNvPr descr="/opt/quarto/share/formats/docx/note.png" id="21" name="Picture"/>
+                          <pic:cNvPr descr="C:\Program Files\Quarto\share\formats\docx\note.png" id="21" name="Picture"/>
                           <pic:cNvPicPr>
                             <a:picLocks noChangeArrowheads="1" noChangeAspect="1"/>
                           </pic:cNvPicPr>
@@ -986,7 +1007,7 @@
                     <a:graphicData uri="http://schemas.openxmlformats.org/drawingml/2006/picture">
                       <pic:pic>
                         <pic:nvPicPr>
-                          <pic:cNvPr descr="/opt/quarto/share/formats/docx/note.png" id="23" name="Picture"/>
+                          <pic:cNvPr descr="C:\Program Files\Quarto\share\formats\docx\note.png" id="23" name="Picture"/>
                           <pic:cNvPicPr>
                             <a:picLocks noChangeArrowheads="1" noChangeAspect="1"/>
                           </pic:cNvPicPr>
@@ -2153,7 +2174,7 @@
     </w:p>
     <w:bookmarkEnd w:id="34"/>
     <w:bookmarkEnd w:id="35"/>
-    <w:bookmarkStart w:id="45" w:name="pki-as-a-naming-plane-function"/>
+    <w:bookmarkStart w:id="49" w:name="pki-as-a-naming-plane-function"/>
     <w:p>
       <w:pPr>
         <w:pStyle w:val="Heading1"/>
@@ -2726,7 +2747,7 @@
                     <a:graphicData uri="http://schemas.openxmlformats.org/drawingml/2006/picture">
                       <pic:pic>
                         <pic:nvPicPr>
-                          <pic:cNvPr descr="/opt/quarto/share/formats/docx/note.png" id="42" name="Picture"/>
+                          <pic:cNvPr descr="C:\Program Files\Quarto\share\formats\docx\note.png" id="42" name="Picture"/>
                           <pic:cNvPicPr>
                             <a:picLocks noChangeArrowheads="1" noChangeAspect="1"/>
                           </pic:cNvPicPr>
@@ -2920,7 +2941,7 @@
       </w:tr>
     </w:tbl>
     <w:bookmarkEnd w:id="43"/>
-    <w:bookmarkStart w:id="44" w:name="the-internal-trust-hierarchy"/>
+    <w:bookmarkStart w:id="48" w:name="the-internal-trust-hierarchy"/>
     <w:p>
       <w:pPr>
         <w:pStyle w:val="Heading2"/>
@@ -3299,206 +3320,10 @@
     </w:tbl>
     <w:p>
       <w:pPr>
-        <w:pStyle w:val="BlockText"/>
-      </w:pPr>
-      <w:r>
-        <w:rPr>
-          <w:b/>
-          <w:bCs/>
-        </w:rPr>
-        <w:t xml:space="preserve">Closure Necessity — SC-17 certificate issuance under policy.</w:t>
-      </w:r>
-      <w:r>
-        <w:t xml:space="preserve"> </w:t>
-      </w:r>
-      <w:r>
-        <w:t xml:space="preserve">SC-17 requires certificates to be issued under an organization-defined certificate policy and requires trust stores to contain only approved trust anchors. A written certificate policy constrains no one at the moment of issuance; the only machine-enforced expression of issuance policy is the CAA record in the authoritative zone, checked by protocol at every public issuance, paired with an internal CA whose enrollment gates (SCEP/EST/ACME) execute against the same authoritative naming plane. There is no scanner, memo, or procurement clause that prevents an unauthorized issuance after the fact — only the naming plane can refuse it before the fact.</w:t>
-      </w:r>
-    </w:p>
-    <w:bookmarkEnd w:id="44"/>
-    <w:bookmarkEnd w:id="45"/>
-    <w:bookmarkStart w:id="58" w:name="X5640bec4ca7d998923d0137acff7faca70a4b04"/>
-    <w:p>
-      <w:pPr>
-        <w:pStyle w:val="Heading1"/>
-      </w:pPr>
-      <w:r>
-        <w:t xml:space="preserve">4. Certificate Lifecycle Automation — The End of the Spreadsheet CA</w:t>
-      </w:r>
-    </w:p>
-    <w:bookmarkStart w:id="46" w:name="the-failure-mode-being-retired"/>
-    <w:p>
-      <w:pPr>
-        <w:pStyle w:val="Heading2"/>
-      </w:pPr>
-      <w:r>
-        <w:t xml:space="preserve">4.1 The Failure Mode Being Retired</w:t>
-      </w:r>
-    </w:p>
-    <w:p>
-      <w:pPr>
-        <w:pStyle w:val="FirstParagraph"/>
-      </w:pPr>
-      <w:r>
-        <w:t xml:space="preserve">The legacy operating model for federal certificate management is a spreadsheet: a list of certificates, expiry dates, owning contacts, and renewal reminders maintained by hand. Its failure modes are so uniform they are practically a curriculum:</w:t>
-      </w:r>
-    </w:p>
-    <w:p>
-      <w:pPr>
-        <w:pStyle w:val="Compact"/>
-        <w:numPr>
-          <w:ilvl w:val="0"/>
-          <w:numId w:val="1008"/>
-        </w:numPr>
-      </w:pPr>
-      <w:r>
-        <w:rPr>
-          <w:b/>
-          <w:bCs/>
-        </w:rPr>
-        <w:t xml:space="preserve">The expiry outage.</w:t>
-      </w:r>
-      <w:r>
-        <w:t xml:space="preserve"> </w:t>
-      </w:r>
-      <w:r>
-        <w:t xml:space="preserve">A certificate expires because the reminder went to a departed employee’s mailbox. The application fails closed at 2 a.m. The post-incident action item is a better spreadsheet.</w:t>
-      </w:r>
-    </w:p>
-    <w:p>
-      <w:pPr>
-        <w:pStyle w:val="Compact"/>
-        <w:numPr>
-          <w:ilvl w:val="0"/>
-          <w:numId w:val="1008"/>
-        </w:numPr>
-      </w:pPr>
-      <w:r>
-        <w:rPr>
-          <w:b/>
-          <w:bCs/>
-        </w:rPr>
-        <w:t xml:space="preserve">The unknown certificate.</w:t>
-      </w:r>
-      <w:r>
-        <w:t xml:space="preserve"> </w:t>
-      </w:r>
-      <w:r>
-        <w:t xml:space="preserve">A scan finds a certificate on a production listener that appears in no inventory. Nobody knows which CA issued it, who holds the private key, or what breaks if it is revoked. It is left alone, which is the worst available answer.</w:t>
-      </w:r>
-    </w:p>
-    <w:p>
-      <w:pPr>
-        <w:pStyle w:val="Compact"/>
-        <w:numPr>
-          <w:ilvl w:val="0"/>
-          <w:numId w:val="1008"/>
-        </w:numPr>
-      </w:pPr>
-      <w:r>
-        <w:rPr>
-          <w:b/>
-          <w:bCs/>
-        </w:rPr>
-        <w:t xml:space="preserve">The immortal key.</w:t>
-      </w:r>
-      <w:r>
-        <w:t xml:space="preserve"> </w:t>
-      </w:r>
-      <w:r>
-        <w:t xml:space="preserve">A service has presented the same key pair for six years across three re-issuances because renewal reused the CSR. Key compromise anywhere in that window is compromise everywhere in it.</w:t>
-      </w:r>
-    </w:p>
-    <w:p>
-      <w:pPr>
-        <w:pStyle w:val="FirstParagraph"/>
-      </w:pPr>
-      <w:r>
-        <w:t xml:space="preserve">These are not staffing failures. They are the arithmetic of manual custody at machine scale: an estate of thousands of certificates with lifetimes measured in weeks cannot be operated by calendar reminders even in principle.</w:t>
-      </w:r>
-    </w:p>
-    <w:bookmarkEnd w:id="46"/>
-    <w:bookmarkStart w:id="47" w:name="Xf3837ac675b363d64c320238b77aed82d3d3087"/>
-    <w:p>
-      <w:pPr>
-        <w:pStyle w:val="Heading2"/>
-      </w:pPr>
-      <w:r>
-        <w:t xml:space="preserve">4.2 The Arithmetic Just Got Worse — Deliberately</w:t>
-      </w:r>
-    </w:p>
-    <w:p>
-      <w:pPr>
-        <w:pStyle w:val="FirstParagraph"/>
-      </w:pPr>
-      <w:r>
-        <w:t xml:space="preserve">The CA/Browser Forum has adopted a schedule that reduces the maximum validity of publicly trusted TLS certificates from 398 days stepwise down to</w:t>
-      </w:r>
-      <w:r>
-        <w:t xml:space="preserve"> </w:t>
-      </w:r>
-      <w:r>
-        <w:rPr>
-          <w:b/>
-          <w:bCs/>
-        </w:rPr>
-        <w:t xml:space="preserve">47 days by 2029</w:t>
-      </w:r>
-      <w:r>
-        <w:t xml:space="preserve">, with the first reductions already in force in 2026. The browser ecosystem is doing this</w:t>
-      </w:r>
-      <w:r>
-        <w:t xml:space="preserve"> </w:t>
-      </w:r>
-      <w:r>
-        <w:rPr>
-          <w:i/>
-          <w:iCs/>
-        </w:rPr>
-        <w:t xml:space="preserve">on purpose</w:t>
-      </w:r>
-      <w:r>
-        <w:t xml:space="preserve">: short-lived certificates shrink the window in which a mis-issued or compromised certificate is useful, and they reduce the load-bearing role of revocation (a 30-day certificate is</w:t>
-      </w:r>
-      <w:r>
-        <w:t xml:space="preserve"> </w:t>
-      </w:r>
-      <w:r>
-        <w:t xml:space="preserve">“revoked”</w:t>
-      </w:r>
-      <w:r>
-        <w:t xml:space="preserve"> </w:t>
-      </w:r>
-      <w:r>
-        <w:t xml:space="preserve">by simply not renewing it). The policy consequence for agencies is blunt:</w:t>
-      </w:r>
-    </w:p>
-    <w:p>
-      <w:pPr>
-        <w:pStyle w:val="BlockText"/>
-      </w:pPr>
-      <w:r>
-        <w:rPr>
-          <w:b/>
-          <w:bCs/>
-        </w:rPr>
-        <w:t xml:space="preserve">At 47-day lifetimes, manual certificate management is not risky — it is impossible.</w:t>
-      </w:r>
-      <w:r>
-        <w:t xml:space="preserve"> </w:t>
-      </w:r>
-      <w:r>
-        <w:t xml:space="preserve">An estate of 2,000 certificates renewing every 47 days generates a renewal event roughly every 34 minutes, around the clock. No ticket queue processes that. Automation is not a maturity milestone; it is the only arithmetic that closes.</w:t>
-      </w:r>
-    </w:p>
-    <w:bookmarkEnd w:id="47"/>
-    <w:bookmarkStart w:id="52" w:name="the-automation-stack"/>
-    <w:p>
-      <w:pPr>
-        <w:pStyle w:val="Heading2"/>
-      </w:pPr>
-      <w:r>
-        <w:t xml:space="preserve">4.3 The Automation Stack</w:t>
+        <w:pStyle w:val="BodyText"/>
+      </w:pPr>
+      <w:r>
+        <w:t xml:space="preserve"> </w:t>
       </w:r>
     </w:p>
     <w:tbl>
@@ -3514,7 +3339,7 @@
       <w:tr>
         <w:tc>
           <w:tcPr/>
-          <w:bookmarkStart w:id="51" w:name="fig-ct03"/>
+          <w:bookmarkStart w:id="47" w:name="fig-ct06"/>
           <w:p>
             <w:pPr>
               <w:pStyle w:val="Compact"/>
@@ -3525,18 +3350,18 @@
                 <wp:inline>
                   <wp:extent cx="5334000" cy="3000375"/>
                   <wp:effectExtent b="0" l="0" r="0" t="0"/>
-                  <wp:docPr descr="" title="" id="49" name="Picture"/>
+                  <wp:docPr descr="" title="" id="45" name="Picture"/>
                   <a:graphic>
                     <a:graphicData uri="http://schemas.openxmlformats.org/drawingml/2006/picture">
                       <pic:pic>
                         <pic:nvPicPr>
-                          <pic:cNvPr descr="figs/ct-fig-03-acme-lifecycle.png" id="50" name="Picture"/>
+                          <pic:cNvPr descr="figs/ct-fig-06-trust-hierarchy.png" id="46" name="Picture"/>
                           <pic:cNvPicPr>
                             <a:picLocks noChangeArrowheads="1" noChangeAspect="1"/>
                           </pic:cNvPicPr>
                         </pic:nvPicPr>
                         <pic:blipFill>
-                          <a:blip r:embed="rId48"/>
+                          <a:blip r:embed="rId44"/>
                           <a:stretch>
                             <a:fillRect/>
                           </a:stretch>
@@ -3573,10 +3398,293 @@
               <w:pStyle w:val="ImageCaption"/>
             </w:pPr>
             <w:r>
-              <w:t xml:space="preserve">Figure 3: The automated certificate lifecycle: enrollment protocols, short lifetimes, and DDI-keyed inventory</w:t>
-            </w:r>
-          </w:p>
-          <w:bookmarkEnd w:id="51"/>
+              <w:t xml:space="preserve">Figure 3: The internal trust hierarchy — offline root, purpose-scoped issuing CAs, automated end entities</w:t>
+            </w:r>
+          </w:p>
+          <w:bookmarkEnd w:id="47"/>
+        </w:tc>
+      </w:tr>
+    </w:tbl>
+    <w:p>
+      <w:pPr>
+        <w:pStyle w:val="BlockText"/>
+      </w:pPr>
+      <w:r>
+        <w:rPr>
+          <w:b/>
+          <w:bCs/>
+        </w:rPr>
+        <w:t xml:space="preserve">Closure Necessity — SC-17 certificate issuance under policy.</w:t>
+      </w:r>
+      <w:r>
+        <w:t xml:space="preserve"> </w:t>
+      </w:r>
+      <w:r>
+        <w:t xml:space="preserve">SC-17 requires certificates to be issued under an organization-defined certificate policy and requires trust stores to contain only approved trust anchors. A written certificate policy constrains no one at the moment of issuance; the only machine-enforced expression of issuance policy is the CAA record in the authoritative zone, checked by protocol at every public issuance, paired with an internal CA whose enrollment gates (SCEP/EST/ACME) execute against the same authoritative naming plane. There is no scanner, memo, or procurement clause that prevents an unauthorized issuance after the fact — only the naming plane can refuse it before the fact.</w:t>
+      </w:r>
+    </w:p>
+    <w:bookmarkEnd w:id="48"/>
+    <w:bookmarkEnd w:id="49"/>
+    <w:bookmarkStart w:id="62" w:name="X5640bec4ca7d998923d0137acff7faca70a4b04"/>
+    <w:p>
+      <w:pPr>
+        <w:pStyle w:val="Heading1"/>
+      </w:pPr>
+      <w:r>
+        <w:t xml:space="preserve">4. Certificate Lifecycle Automation — The End of the Spreadsheet CA</w:t>
+      </w:r>
+    </w:p>
+    <w:bookmarkStart w:id="50" w:name="the-failure-mode-being-retired"/>
+    <w:p>
+      <w:pPr>
+        <w:pStyle w:val="Heading2"/>
+      </w:pPr>
+      <w:r>
+        <w:t xml:space="preserve">4.1 The Failure Mode Being Retired</w:t>
+      </w:r>
+    </w:p>
+    <w:p>
+      <w:pPr>
+        <w:pStyle w:val="FirstParagraph"/>
+      </w:pPr>
+      <w:r>
+        <w:t xml:space="preserve">The legacy operating model for federal certificate management is a spreadsheet: a list of certificates, expiry dates, owning contacts, and renewal reminders maintained by hand. Its failure modes are so uniform they are practically a curriculum:</w:t>
+      </w:r>
+    </w:p>
+    <w:p>
+      <w:pPr>
+        <w:pStyle w:val="Compact"/>
+        <w:numPr>
+          <w:ilvl w:val="0"/>
+          <w:numId w:val="1008"/>
+        </w:numPr>
+      </w:pPr>
+      <w:r>
+        <w:rPr>
+          <w:b/>
+          <w:bCs/>
+        </w:rPr>
+        <w:t xml:space="preserve">The expiry outage.</w:t>
+      </w:r>
+      <w:r>
+        <w:t xml:space="preserve"> </w:t>
+      </w:r>
+      <w:r>
+        <w:t xml:space="preserve">A certificate expires because the reminder went to a departed employee’s mailbox. The application fails closed at 2 a.m. The post-incident action item is a better spreadsheet.</w:t>
+      </w:r>
+    </w:p>
+    <w:p>
+      <w:pPr>
+        <w:pStyle w:val="Compact"/>
+        <w:numPr>
+          <w:ilvl w:val="0"/>
+          <w:numId w:val="1008"/>
+        </w:numPr>
+      </w:pPr>
+      <w:r>
+        <w:rPr>
+          <w:b/>
+          <w:bCs/>
+        </w:rPr>
+        <w:t xml:space="preserve">The unknown certificate.</w:t>
+      </w:r>
+      <w:r>
+        <w:t xml:space="preserve"> </w:t>
+      </w:r>
+      <w:r>
+        <w:t xml:space="preserve">A scan finds a certificate on a production listener that appears in no inventory. Nobody knows which CA issued it, who holds the private key, or what breaks if it is revoked. It is left alone, which is the worst available answer.</w:t>
+      </w:r>
+    </w:p>
+    <w:p>
+      <w:pPr>
+        <w:pStyle w:val="Compact"/>
+        <w:numPr>
+          <w:ilvl w:val="0"/>
+          <w:numId w:val="1008"/>
+        </w:numPr>
+      </w:pPr>
+      <w:r>
+        <w:rPr>
+          <w:b/>
+          <w:bCs/>
+        </w:rPr>
+        <w:t xml:space="preserve">The immortal key.</w:t>
+      </w:r>
+      <w:r>
+        <w:t xml:space="preserve"> </w:t>
+      </w:r>
+      <w:r>
+        <w:t xml:space="preserve">A service has presented the same key pair for six years across three re-issuances because renewal reused the CSR. Key compromise anywhere in that window is compromise everywhere in it.</w:t>
+      </w:r>
+    </w:p>
+    <w:p>
+      <w:pPr>
+        <w:pStyle w:val="FirstParagraph"/>
+      </w:pPr>
+      <w:r>
+        <w:t xml:space="preserve">These are not staffing failures. They are the arithmetic of manual custody at machine scale: an estate of thousands of certificates with lifetimes measured in weeks cannot be operated by calendar reminders even in principle.</w:t>
+      </w:r>
+    </w:p>
+    <w:bookmarkEnd w:id="50"/>
+    <w:bookmarkStart w:id="51" w:name="Xf3837ac675b363d64c320238b77aed82d3d3087"/>
+    <w:p>
+      <w:pPr>
+        <w:pStyle w:val="Heading2"/>
+      </w:pPr>
+      <w:r>
+        <w:t xml:space="preserve">4.2 The Arithmetic Just Got Worse — Deliberately</w:t>
+      </w:r>
+    </w:p>
+    <w:p>
+      <w:pPr>
+        <w:pStyle w:val="FirstParagraph"/>
+      </w:pPr>
+      <w:r>
+        <w:t xml:space="preserve">The CA/Browser Forum has adopted a schedule that reduces the maximum validity of publicly trusted TLS certificates from 398 days stepwise down to</w:t>
+      </w:r>
+      <w:r>
+        <w:t xml:space="preserve"> </w:t>
+      </w:r>
+      <w:r>
+        <w:rPr>
+          <w:b/>
+          <w:bCs/>
+        </w:rPr>
+        <w:t xml:space="preserve">47 days by 2029</w:t>
+      </w:r>
+      <w:r>
+        <w:t xml:space="preserve">, with the first reductions already in force in 2026. The browser ecosystem is doing this</w:t>
+      </w:r>
+      <w:r>
+        <w:t xml:space="preserve"> </w:t>
+      </w:r>
+      <w:r>
+        <w:rPr>
+          <w:i/>
+          <w:iCs/>
+        </w:rPr>
+        <w:t xml:space="preserve">on purpose</w:t>
+      </w:r>
+      <w:r>
+        <w:t xml:space="preserve">: short-lived certificates shrink the window in which a mis-issued or compromised certificate is useful, and they reduce the load-bearing role of revocation (a 30-day certificate is</w:t>
+      </w:r>
+      <w:r>
+        <w:t xml:space="preserve"> </w:t>
+      </w:r>
+      <w:r>
+        <w:t xml:space="preserve">“revoked”</w:t>
+      </w:r>
+      <w:r>
+        <w:t xml:space="preserve"> </w:t>
+      </w:r>
+      <w:r>
+        <w:t xml:space="preserve">by simply not renewing it). The policy consequence for agencies is blunt:</w:t>
+      </w:r>
+    </w:p>
+    <w:p>
+      <w:pPr>
+        <w:pStyle w:val="BlockText"/>
+      </w:pPr>
+      <w:r>
+        <w:rPr>
+          <w:b/>
+          <w:bCs/>
+        </w:rPr>
+        <w:t xml:space="preserve">At 47-day lifetimes, manual certificate management is not risky — it is impossible.</w:t>
+      </w:r>
+      <w:r>
+        <w:t xml:space="preserve"> </w:t>
+      </w:r>
+      <w:r>
+        <w:t xml:space="preserve">An estate of 2,000 certificates renewing every 47 days generates a renewal event roughly every 34 minutes, around the clock. No ticket queue processes that. Automation is not a maturity milestone; it is the only arithmetic that closes.</w:t>
+      </w:r>
+    </w:p>
+    <w:bookmarkEnd w:id="51"/>
+    <w:bookmarkStart w:id="56" w:name="the-automation-stack"/>
+    <w:p>
+      <w:pPr>
+        <w:pStyle w:val="Heading2"/>
+      </w:pPr>
+      <w:r>
+        <w:t xml:space="preserve">4.3 The Automation Stack</w:t>
+      </w:r>
+    </w:p>
+    <w:tbl>
+      <w:tblPr>
+        <w:tblStyle w:val="Table"/>
+        <w:tblW w:type="pct" w:w="5000"/>
+        <w:tblLayout w:type="fixed"/>
+        <w:tblLook w:firstRow="0" w:lastRow="0" w:firstColumn="0" w:lastColumn="0" w:noHBand="0" w:noVBand="0" w:val="0000"/>
+      </w:tblPr>
+      <w:tblGrid>
+        <w:gridCol w:w="7920"/>
+      </w:tblGrid>
+      <w:tr>
+        <w:tc>
+          <w:tcPr/>
+          <w:bookmarkStart w:id="55" w:name="fig-ct03"/>
+          <w:p>
+            <w:pPr>
+              <w:pStyle w:val="Compact"/>
+              <w:jc w:val="center"/>
+            </w:pPr>
+            <w:r>
+              <w:drawing>
+                <wp:inline>
+                  <wp:extent cx="5334000" cy="3000375"/>
+                  <wp:effectExtent b="0" l="0" r="0" t="0"/>
+                  <wp:docPr descr="" title="" id="53" name="Picture"/>
+                  <a:graphic>
+                    <a:graphicData uri="http://schemas.openxmlformats.org/drawingml/2006/picture">
+                      <pic:pic>
+                        <pic:nvPicPr>
+                          <pic:cNvPr descr="figs/ct-fig-03-acme-lifecycle.png" id="54" name="Picture"/>
+                          <pic:cNvPicPr>
+                            <a:picLocks noChangeArrowheads="1" noChangeAspect="1"/>
+                          </pic:cNvPicPr>
+                        </pic:nvPicPr>
+                        <pic:blipFill>
+                          <a:blip r:embed="rId52"/>
+                          <a:stretch>
+                            <a:fillRect/>
+                          </a:stretch>
+                        </pic:blipFill>
+                        <pic:spPr bwMode="auto">
+                          <a:xfrm>
+                            <a:off x="0" y="0"/>
+                            <a:ext cx="5334000" cy="3000375"/>
+                          </a:xfrm>
+                          <a:prstGeom prst="rect">
+                            <a:avLst/>
+                          </a:prstGeom>
+                          <a:noFill/>
+                          <a:ln w="9525">
+                            <a:noFill/>
+                            <a:headEnd/>
+                            <a:tailEnd/>
+                          </a:ln>
+                        </pic:spPr>
+                      </pic:pic>
+                    </a:graphicData>
+                  </a:graphic>
+                </wp:inline>
+              </w:drawing>
+            </w:r>
+          </w:p>
+          <w:p>
+            <w:pPr>
+              <w:jc w:val="center"/>
+            </w:pPr>
+            <w:pPr>
+              <w:jc w:val="left"/>
+              <w:spacing w:before="200"/>
+              <w:pStyle w:val="ImageCaption"/>
+            </w:pPr>
+            <w:r>
+              <w:t xml:space="preserve">Figure 4: The automated certificate lifecycle: enrollment protocols, short lifetimes, and DDI-keyed inventory</w:t>
+            </w:r>
+          </w:p>
+          <w:bookmarkEnd w:id="55"/>
         </w:tc>
       </w:tr>
     </w:tbl>
@@ -3927,8 +4035,8 @@
         <w:t xml:space="preserve">condition: a listener presenting a certificate with no corresponding IPAM record is, by definition, drift.</w:t>
       </w:r>
     </w:p>
-    <w:bookmarkEnd w:id="52"/>
-    <w:bookmarkStart w:id="53" w:name="revocation-in-a-short-lived-world"/>
+    <w:bookmarkEnd w:id="56"/>
+    <w:bookmarkStart w:id="57" w:name="revocation-in-a-short-lived-world"/>
     <w:p>
       <w:pPr>
         <w:pStyle w:val="Heading2"/>
@@ -4074,8 +4182,8 @@
         <w:t xml:space="preserve">IA-5(2)(b)(2)’s required local cache of revocation data means a status-infrastructure outage degrades gracefully instead of silently disabling checking.</w:t>
       </w:r>
     </w:p>
-    <w:bookmarkEnd w:id="53"/>
-    <w:bookmarkStart w:id="57" w:name="certificate-telemetry-as-evidence"/>
+    <w:bookmarkEnd w:id="57"/>
+    <w:bookmarkStart w:id="61" w:name="certificate-telemetry-as-evidence"/>
     <w:p>
       <w:pPr>
         <w:pStyle w:val="Heading2"/>
@@ -4212,18 +4320,18 @@
                 <wp:inline>
                   <wp:extent cx="152400" cy="152400"/>
                   <wp:effectExtent b="0" l="0" r="0" t="0"/>
-                  <wp:docPr descr="" title="" id="55" name="Picture"/>
+                  <wp:docPr descr="" title="" id="59" name="Picture"/>
                   <a:graphic>
                     <a:graphicData uri="http://schemas.openxmlformats.org/drawingml/2006/picture">
                       <pic:pic>
                         <pic:nvPicPr>
-                          <pic:cNvPr descr="/opt/quarto/share/formats/docx/tip.png" id="56" name="Picture"/>
+                          <pic:cNvPr descr="C:\Program Files\Quarto\share\formats\docx\tip.png" id="60" name="Picture"/>
                           <pic:cNvPicPr>
                             <a:picLocks noChangeArrowheads="1" noChangeAspect="1"/>
                           </pic:cNvPicPr>
                         </pic:nvPicPr>
                         <pic:blipFill>
-                          <a:blip r:embed="rId54"/>
+                          <a:blip r:embed="rId58"/>
                           <a:stretch>
                             <a:fillRect/>
                           </a:stretch>
@@ -4325,9 +4433,9 @@
         </w:tc>
       </w:tr>
     </w:tbl>
-    <w:bookmarkEnd w:id="57"/>
-    <w:bookmarkEnd w:id="58"/>
-    <w:bookmarkStart w:id="67" w:name="Xc9df5656c1d4a669725636b29f1a4c4eceb5ea4"/>
+    <w:bookmarkEnd w:id="61"/>
+    <w:bookmarkEnd w:id="62"/>
+    <w:bookmarkStart w:id="75" w:name="Xc9df5656c1d4a669725636b29f1a4c4eceb5ea4"/>
     <w:p>
       <w:pPr>
         <w:pStyle w:val="Heading1"/>
@@ -4336,7 +4444,7 @@
         <w:t xml:space="preserve">5. Token-Based Identity — OAuth 2.0, OIDC, and Phishing-Resistant MFA</w:t>
       </w:r>
     </w:p>
-    <w:bookmarkStart w:id="59" w:name="the-token-inverts-the-trust-model"/>
+    <w:bookmarkStart w:id="63" w:name="the-token-inverts-the-trust-model"/>
     <w:p>
       <w:pPr>
         <w:pStyle w:val="Heading2"/>
@@ -4514,8 +4622,8 @@
         <w:t xml:space="preserve">Every issuance, refresh, and revocation is a structured event. This is the telemetry NTLM structurally cannot produce and that the evidence plane (Book 13, Book 19) requires.</w:t>
       </w:r>
     </w:p>
-    <w:bookmarkEnd w:id="59"/>
-    <w:bookmarkStart w:id="60" w:name="the-anatomy-of-the-token-layer"/>
+    <w:bookmarkEnd w:id="63"/>
+    <w:bookmarkStart w:id="68" w:name="the-anatomy-of-the-token-layer"/>
     <w:p>
       <w:pPr>
         <w:pStyle w:val="Heading2"/>
@@ -4822,358 +4930,7 @@
         <w:pStyle w:val="BodyText"/>
       </w:pPr>
       <w:r>
-        <w:t xml:space="preserve">Two engineering consequences follow. First,</w:t>
-      </w:r>
-      <w:r>
-        <w:t xml:space="preserve"> </w:t>
-      </w:r>
-      <w:r>
-        <w:rPr>
-          <w:b/>
-          <w:bCs/>
-        </w:rPr>
-        <w:t xml:space="preserve">the policy gate runs more than once</w:t>
-      </w:r>
-      <w:r>
-        <w:t xml:space="preserve">: refresh-token redemption re-evaluates conditional access, so a device that falls out of compliance or a user whose risk score spikes loses access at the next refresh — continuous access evaluation tightens this further by pushing revocation events to resources between refreshes. Second,</w:t>
-      </w:r>
-      <w:r>
-        <w:t xml:space="preserve"> </w:t>
-      </w:r>
-      <w:r>
-        <w:rPr>
-          <w:b/>
-          <w:bCs/>
-        </w:rPr>
-        <w:t xml:space="preserve">token signing keys are SC-12 objects</w:t>
-      </w:r>
-      <w:r>
-        <w:t xml:space="preserve">: the identity provider’s signing keys, published for verification and rotated on schedule, are cryptographic keys whose generation, rotation, and retirement follow the same lifecycle discipline as every certificate in this book. Relying services fetch current keys from the issuer’s published metadata; key rotation is invisible to applications</w:t>
-      </w:r>
-      <w:r>
-        <w:t xml:space="preserve"> </w:t>
-      </w:r>
-      <w:r>
-        <w:rPr>
-          <w:i/>
-          <w:iCs/>
-        </w:rPr>
-        <w:t xml:space="preserve">because</w:t>
-      </w:r>
-      <w:r>
-        <w:t xml:space="preserve"> </w:t>
-      </w:r>
-      <w:r>
-        <w:t xml:space="preserve">verification was built against the published set, not against a hardcoded key — the same</w:t>
-      </w:r>
-      <w:r>
-        <w:t xml:space="preserve"> </w:t>
-      </w:r>
-      <w:r>
-        <w:t xml:space="preserve">“automation, not custody”</w:t>
-      </w:r>
-      <w:r>
-        <w:t xml:space="preserve"> </w:t>
-      </w:r>
-      <w:r>
-        <w:t xml:space="preserve">doctrine, applied to the trust fabric itself.</w:t>
-      </w:r>
-    </w:p>
-    <w:bookmarkEnd w:id="60"/>
-    <w:bookmarkStart w:id="65" w:name="X684e9ee19c24f738fc994fe89cb5ac707432084"/>
-    <w:p>
-      <w:pPr>
-        <w:pStyle w:val="Heading2"/>
-      </w:pPr>
-      <w:r>
-        <w:t xml:space="preserve">5.3 Certificate-Based Authentication and Phishing-Resistant MFA</w:t>
-      </w:r>
-    </w:p>
-    <w:p>
-      <w:pPr>
-        <w:pStyle w:val="FirstParagraph"/>
-      </w:pPr>
-      <w:r>
-        <w:t xml:space="preserve">Tokens answer</w:t>
-      </w:r>
-      <w:r>
-        <w:t xml:space="preserve"> </w:t>
-      </w:r>
-      <w:r>
-        <w:rPr>
-          <w:i/>
-          <w:iCs/>
-        </w:rPr>
-        <w:t xml:space="preserve">how identity travels</w:t>
-      </w:r>
-      <w:r>
-        <w:t xml:space="preserve">. The credential ceremony underneath them — how the human proves presence to the identity provider — is where federal policy has drawn its sharpest line. OMB M-22-09 requires phishing-resistant MFA for agency staff, contractors, and partners; BOD 25-01’s secure configuration baselines for the federal cloud productivity estate enforce modern authentication and the retirement of legacy protocols that bypass it.</w:t>
-      </w:r>
-    </w:p>
-    <w:p>
-      <w:pPr>
-        <w:pStyle w:val="BodyText"/>
-      </w:pPr>
-      <w:r>
-        <w:t xml:space="preserve">“Phishing-resistant”</w:t>
-      </w:r>
-      <w:r>
-        <w:t xml:space="preserve"> </w:t>
-      </w:r>
-      <w:r>
-        <w:t xml:space="preserve">is a protocol property, not a marketing adjective. It means</w:t>
-      </w:r>
-      <w:r>
-        <w:t xml:space="preserve"> </w:t>
-      </w:r>
-      <w:r>
-        <w:rPr>
-          <w:b/>
-          <w:bCs/>
-        </w:rPr>
-        <w:t xml:space="preserve">verifier-impersonation resistance</w:t>
-      </w:r>
-      <w:r>
-        <w:t xml:space="preserve">: the credential cannot be replayed to the identity provider by a look-alike site, because the authentication is cryptographically bound to the origin or channel it terminates in. Exactly two credential families in general federal deployment have this property:</w:t>
-      </w:r>
-    </w:p>
-    <w:p>
-      <w:pPr>
-        <w:pStyle w:val="TableCaption"/>
-      </w:pPr>
-      <w:r>
-        <w:t xml:space="preserve">Credential families and verifier-impersonation resistance</w:t>
-      </w:r>
-    </w:p>
-    <w:tbl>
-      <w:tblPr>
-        <w:tblStyle w:val="Table"/>
-        <w:tblW w:type="pct" w:w="5000"/>
-        <w:tblLayout w:type="fixed"/>
-        <w:tblLook w:firstRow="1" w:lastRow="0" w:firstColumn="0" w:lastColumn="0" w:noHBand="0" w:noVBand="0" w:val="0020"/>
-        <w:tblCaption w:val="Credential families and verifier-impersonation resistance"/>
-      </w:tblPr>
-      <w:tblGrid>
-        <w:gridCol w:w="2640"/>
-        <w:gridCol w:w="2640"/>
-        <w:gridCol w:w="2640"/>
-      </w:tblGrid>
-      <w:tr>
-        <w:trPr>
-          <w:tblHeader w:val="on"/>
-        </w:trPr>
-        <w:tc>
-          <w:tcPr/>
-          <w:p>
-            <w:pPr>
-              <w:pStyle w:val="Compact"/>
-            </w:pPr>
-            <w:r>
-              <w:t xml:space="preserve">Credential</w:t>
-            </w:r>
-          </w:p>
-        </w:tc>
-        <w:tc>
-          <w:tcPr/>
-          <w:p>
-            <w:pPr>
-              <w:pStyle w:val="Compact"/>
-            </w:pPr>
-            <w:r>
-              <w:t xml:space="preserve">Mechanism</w:t>
-            </w:r>
-          </w:p>
-        </w:tc>
-        <w:tc>
-          <w:tcPr/>
-          <w:p>
-            <w:pPr>
-              <w:pStyle w:val="Compact"/>
-            </w:pPr>
-            <w:r>
-              <w:t xml:space="preserve">Why It Cannot Be Phished</w:t>
-            </w:r>
-          </w:p>
-        </w:tc>
-      </w:tr>
-      <w:tr>
-        <w:tc>
-          <w:tcPr/>
-          <w:p>
-            <w:pPr>
-              <w:pStyle w:val="Compact"/>
-            </w:pPr>
-            <w:r>
-              <w:rPr>
-                <w:b/>
-                <w:bCs/>
-              </w:rPr>
-              <w:t xml:space="preserve">PIV / smart card (certificate-based authentication)</w:t>
-            </w:r>
-          </w:p>
-        </w:tc>
-        <w:tc>
-          <w:tcPr/>
-          <w:p>
-            <w:pPr>
-              <w:pStyle w:val="Compact"/>
-            </w:pPr>
-            <w:r>
-              <w:t xml:space="preserve">Private key on hardware token; authentication is a signature over a challenge bound to the TLS channel</w:t>
-            </w:r>
-          </w:p>
-        </w:tc>
-        <w:tc>
-          <w:tcPr/>
-          <w:p>
-            <w:pPr>
-              <w:pStyle w:val="Compact"/>
-            </w:pPr>
-            <w:r>
-              <w:t xml:space="preserve">The key never leaves the card; a proxied challenge fails channel binding; there is no shared secret to capture</w:t>
-            </w:r>
-          </w:p>
-        </w:tc>
-      </w:tr>
-      <w:tr>
-        <w:tc>
-          <w:tcPr/>
-          <w:p>
-            <w:pPr>
-              <w:pStyle w:val="Compact"/>
-            </w:pPr>
-            <w:r>
-              <w:rPr>
-                <w:b/>
-                <w:bCs/>
-              </w:rPr>
-              <w:t xml:space="preserve">FIDO2 / WebAuthn platform or roaming authenticator</w:t>
-            </w:r>
-          </w:p>
-        </w:tc>
-        <w:tc>
-          <w:tcPr/>
-          <w:p>
-            <w:pPr>
-              <w:pStyle w:val="Compact"/>
-            </w:pPr>
-            <w:r>
-              <w:t xml:space="preserve">Origin-bound key pair per relying party; the browser signs the</w:t>
-            </w:r>
-            <w:r>
-              <w:t xml:space="preserve"> </w:t>
-            </w:r>
-            <w:r>
-              <w:rPr>
-                <w:i/>
-                <w:iCs/>
-              </w:rPr>
-              <w:t xml:space="preserve">actual</w:t>
-            </w:r>
-            <w:r>
-              <w:t xml:space="preserve"> </w:t>
-            </w:r>
-            <w:r>
-              <w:t xml:space="preserve">origin into the assertion</w:t>
-            </w:r>
-          </w:p>
-        </w:tc>
-        <w:tc>
-          <w:tcPr/>
-          <w:p>
-            <w:pPr>
-              <w:pStyle w:val="Compact"/>
-            </w:pPr>
-            <w:r>
-              <w:t xml:space="preserve">A credential registered to the legitimate origin produces an assertion a look-alike origin cannot use; the phishing site receives a signature for the wrong name</w:t>
-            </w:r>
-          </w:p>
-        </w:tc>
-      </w:tr>
-      <w:tr>
-        <w:tc>
-          <w:tcPr/>
-          <w:p>
-            <w:pPr>
-              <w:pStyle w:val="Compact"/>
-            </w:pPr>
-            <w:r>
-              <w:t xml:space="preserve">One-time passcodes, push approval, SMS</w:t>
-            </w:r>
-          </w:p>
-        </w:tc>
-        <w:tc>
-          <w:tcPr/>
-          <w:p>
-            <w:pPr>
-              <w:pStyle w:val="Compact"/>
-            </w:pPr>
-            <w:r>
-              <w:t xml:space="preserve">Shared secret or human approval relayed out of band</w:t>
-            </w:r>
-          </w:p>
-        </w:tc>
-        <w:tc>
-          <w:tcPr/>
-          <w:p>
-            <w:pPr>
-              <w:pStyle w:val="Compact"/>
-            </w:pPr>
-            <w:r>
-              <w:rPr>
-                <w:i/>
-                <w:iCs/>
-              </w:rPr>
-              <w:t xml:space="preserve">Not phishing-resistant</w:t>
-            </w:r>
-            <w:r>
-              <w:t xml:space="preserve"> </w:t>
-            </w:r>
-            <w:r>
-              <w:t xml:space="preserve">— the human can be induced to relay the secret or approve the attacker’s session; excluded by M-22-09 for this reason</w:t>
-            </w:r>
-          </w:p>
-        </w:tc>
-      </w:tr>
-    </w:tbl>
-    <w:p>
-      <w:pPr>
-        <w:pStyle w:val="BodyText"/>
-      </w:pPr>
-      <w:r>
-        <w:t xml:space="preserve">Note what both phishing-resistant rows have in common:</w:t>
-      </w:r>
-      <w:r>
-        <w:t xml:space="preserve"> </w:t>
-      </w:r>
-      <w:r>
-        <w:rPr>
-          <w:b/>
-          <w:bCs/>
-        </w:rPr>
-        <w:t xml:space="preserve">they are certificates and key pairs.</w:t>
-      </w:r>
-      <w:r>
-        <w:t xml:space="preserve"> </w:t>
-      </w:r>
-      <w:r>
-        <w:t xml:space="preserve">Certificate-based authentication</w:t>
-      </w:r>
-      <w:r>
-        <w:t xml:space="preserve"> </w:t>
-      </w:r>
-      <w:r>
-        <w:rPr>
-          <w:i/>
-          <w:iCs/>
-        </w:rPr>
-        <w:t xml:space="preserve">is</w:t>
-      </w:r>
-      <w:r>
-        <w:t xml:space="preserve"> </w:t>
-      </w:r>
-      <w:r>
-        <w:t xml:space="preserve">PKI applied to the user; WebAuthn is PKI with per-origin key issuance. The naming-plane doctrine of this book does not stop at TLS listeners — the human credential layer is the same cryptography, bound to names (origins, principals) the same way.</w:t>
+        <w:t xml:space="preserve"> </w:t>
       </w:r>
     </w:p>
     <w:tbl>
@@ -5189,7 +4946,7 @@
       <w:tr>
         <w:tc>
           <w:tcPr/>
-          <w:bookmarkStart w:id="64" w:name="fig-ct04"/>
+          <w:bookmarkStart w:id="67" w:name="fig-ct07"/>
           <w:p>
             <w:pPr>
               <w:pStyle w:val="Compact"/>
@@ -5200,18 +4957,18 @@
                 <wp:inline>
                   <wp:extent cx="5334000" cy="3000375"/>
                   <wp:effectExtent b="0" l="0" r="0" t="0"/>
-                  <wp:docPr descr="" title="" id="62" name="Picture"/>
+                  <wp:docPr descr="" title="" id="65" name="Picture"/>
                   <a:graphic>
                     <a:graphicData uri="http://schemas.openxmlformats.org/drawingml/2006/picture">
                       <pic:pic>
                         <pic:nvPicPr>
-                          <pic:cNvPr descr="figs/ct-fig-04-token-issuance-gate.png" id="63" name="Picture"/>
+                          <pic:cNvPr descr="figs/ct-fig-07-token-anatomy.png" id="66" name="Picture"/>
                           <pic:cNvPicPr>
                             <a:picLocks noChangeArrowheads="1" noChangeAspect="1"/>
                           </pic:cNvPicPr>
                         </pic:nvPicPr>
                         <pic:blipFill>
-                          <a:blip r:embed="rId61"/>
+                          <a:blip r:embed="rId64"/>
                           <a:stretch>
                             <a:fillRect/>
                           </a:stretch>
@@ -5248,15 +5005,453 @@
               <w:pStyle w:val="ImageCaption"/>
             </w:pPr>
             <w:r>
-              <w:t xml:space="preserve">Figure 4: Token issuance as the policy gate: phishing-resistant credential in, signed path-independent assertion out</w:t>
-            </w:r>
-          </w:p>
-          <w:bookmarkEnd w:id="64"/>
+              <w:t xml:space="preserve">Figure 5: The refresh token is the high-value target — and every redemption re-enters the policy gate</w:t>
+            </w:r>
+          </w:p>
+          <w:bookmarkEnd w:id="67"/>
         </w:tc>
       </w:tr>
     </w:tbl>
-    <w:bookmarkEnd w:id="65"/>
-    <w:bookmarkStart w:id="66" w:name="Xc3e4f9fdf11dcde1ed46022047cade5018f29af"/>
+    <w:p>
+      <w:pPr>
+        <w:pStyle w:val="BodyText"/>
+      </w:pPr>
+      <w:r>
+        <w:t xml:space="preserve">Two engineering consequences follow. First,</w:t>
+      </w:r>
+      <w:r>
+        <w:t xml:space="preserve"> </w:t>
+      </w:r>
+      <w:r>
+        <w:rPr>
+          <w:b/>
+          <w:bCs/>
+        </w:rPr>
+        <w:t xml:space="preserve">the policy gate runs more than once</w:t>
+      </w:r>
+      <w:r>
+        <w:t xml:space="preserve">: refresh-token redemption re-evaluates conditional access, so a device that falls out of compliance or a user whose risk score spikes loses access at the next refresh — continuous access evaluation tightens this further by pushing revocation events to resources between refreshes. Second,</w:t>
+      </w:r>
+      <w:r>
+        <w:t xml:space="preserve"> </w:t>
+      </w:r>
+      <w:r>
+        <w:rPr>
+          <w:b/>
+          <w:bCs/>
+        </w:rPr>
+        <w:t xml:space="preserve">token signing keys are SC-12 objects</w:t>
+      </w:r>
+      <w:r>
+        <w:t xml:space="preserve">: the identity provider’s signing keys, published for verification and rotated on schedule, are cryptographic keys whose generation, rotation, and retirement follow the same lifecycle discipline as every certificate in this book. Relying services fetch current keys from the issuer’s published metadata; key rotation is invisible to applications</w:t>
+      </w:r>
+      <w:r>
+        <w:t xml:space="preserve"> </w:t>
+      </w:r>
+      <w:r>
+        <w:rPr>
+          <w:i/>
+          <w:iCs/>
+        </w:rPr>
+        <w:t xml:space="preserve">because</w:t>
+      </w:r>
+      <w:r>
+        <w:t xml:space="preserve"> </w:t>
+      </w:r>
+      <w:r>
+        <w:t xml:space="preserve">verification was built against the published set, not against a hardcoded key — the same</w:t>
+      </w:r>
+      <w:r>
+        <w:t xml:space="preserve"> </w:t>
+      </w:r>
+      <w:r>
+        <w:t xml:space="preserve">“automation, not custody”</w:t>
+      </w:r>
+      <w:r>
+        <w:t xml:space="preserve"> </w:t>
+      </w:r>
+      <w:r>
+        <w:t xml:space="preserve">doctrine, applied to the trust fabric itself.</w:t>
+      </w:r>
+    </w:p>
+    <w:bookmarkEnd w:id="68"/>
+    <w:bookmarkStart w:id="73" w:name="X684e9ee19c24f738fc994fe89cb5ac707432084"/>
+    <w:p>
+      <w:pPr>
+        <w:pStyle w:val="Heading2"/>
+      </w:pPr>
+      <w:r>
+        <w:t xml:space="preserve">5.3 Certificate-Based Authentication and Phishing-Resistant MFA</w:t>
+      </w:r>
+    </w:p>
+    <w:p>
+      <w:pPr>
+        <w:pStyle w:val="FirstParagraph"/>
+      </w:pPr>
+      <w:r>
+        <w:t xml:space="preserve">Tokens answer</w:t>
+      </w:r>
+      <w:r>
+        <w:t xml:space="preserve"> </w:t>
+      </w:r>
+      <w:r>
+        <w:rPr>
+          <w:i/>
+          <w:iCs/>
+        </w:rPr>
+        <w:t xml:space="preserve">how identity travels</w:t>
+      </w:r>
+      <w:r>
+        <w:t xml:space="preserve">. The credential ceremony underneath them — how the human proves presence to the identity provider — is where federal policy has drawn its sharpest line. OMB M-22-09 requires phishing-resistant MFA for agency staff, contractors, and partners; BOD 25-01’s secure configuration baselines for the federal cloud productivity estate enforce modern authentication and the retirement of legacy protocols that bypass it.</w:t>
+      </w:r>
+    </w:p>
+    <w:p>
+      <w:pPr>
+        <w:pStyle w:val="BodyText"/>
+      </w:pPr>
+      <w:r>
+        <w:t xml:space="preserve">“Phishing-resistant”</w:t>
+      </w:r>
+      <w:r>
+        <w:t xml:space="preserve"> </w:t>
+      </w:r>
+      <w:r>
+        <w:t xml:space="preserve">is a protocol property, not a marketing adjective. It means</w:t>
+      </w:r>
+      <w:r>
+        <w:t xml:space="preserve"> </w:t>
+      </w:r>
+      <w:r>
+        <w:rPr>
+          <w:b/>
+          <w:bCs/>
+        </w:rPr>
+        <w:t xml:space="preserve">verifier-impersonation resistance</w:t>
+      </w:r>
+      <w:r>
+        <w:t xml:space="preserve">: the credential cannot be replayed to the identity provider by a look-alike site, because the authentication is cryptographically bound to the origin or channel it terminates in. Exactly two credential families in general federal deployment have this property:</w:t>
+      </w:r>
+    </w:p>
+    <w:p>
+      <w:pPr>
+        <w:pStyle w:val="TableCaption"/>
+      </w:pPr>
+      <w:r>
+        <w:t xml:space="preserve">Credential families and verifier-impersonation resistance</w:t>
+      </w:r>
+    </w:p>
+    <w:tbl>
+      <w:tblPr>
+        <w:tblStyle w:val="Table"/>
+        <w:tblW w:type="pct" w:w="5000"/>
+        <w:tblLayout w:type="fixed"/>
+        <w:tblLook w:firstRow="1" w:lastRow="0" w:firstColumn="0" w:lastColumn="0" w:noHBand="0" w:noVBand="0" w:val="0020"/>
+        <w:tblCaption w:val="Credential families and verifier-impersonation resistance"/>
+      </w:tblPr>
+      <w:tblGrid>
+        <w:gridCol w:w="2640"/>
+        <w:gridCol w:w="2640"/>
+        <w:gridCol w:w="2640"/>
+      </w:tblGrid>
+      <w:tr>
+        <w:trPr>
+          <w:tblHeader w:val="on"/>
+        </w:trPr>
+        <w:tc>
+          <w:tcPr/>
+          <w:p>
+            <w:pPr>
+              <w:pStyle w:val="Compact"/>
+            </w:pPr>
+            <w:r>
+              <w:t xml:space="preserve">Credential</w:t>
+            </w:r>
+          </w:p>
+        </w:tc>
+        <w:tc>
+          <w:tcPr/>
+          <w:p>
+            <w:pPr>
+              <w:pStyle w:val="Compact"/>
+            </w:pPr>
+            <w:r>
+              <w:t xml:space="preserve">Mechanism</w:t>
+            </w:r>
+          </w:p>
+        </w:tc>
+        <w:tc>
+          <w:tcPr/>
+          <w:p>
+            <w:pPr>
+              <w:pStyle w:val="Compact"/>
+            </w:pPr>
+            <w:r>
+              <w:t xml:space="preserve">Why It Cannot Be Phished</w:t>
+            </w:r>
+          </w:p>
+        </w:tc>
+      </w:tr>
+      <w:tr>
+        <w:tc>
+          <w:tcPr/>
+          <w:p>
+            <w:pPr>
+              <w:pStyle w:val="Compact"/>
+            </w:pPr>
+            <w:r>
+              <w:rPr>
+                <w:b/>
+                <w:bCs/>
+              </w:rPr>
+              <w:t xml:space="preserve">PIV / smart card (certificate-based authentication)</w:t>
+            </w:r>
+          </w:p>
+        </w:tc>
+        <w:tc>
+          <w:tcPr/>
+          <w:p>
+            <w:pPr>
+              <w:pStyle w:val="Compact"/>
+            </w:pPr>
+            <w:r>
+              <w:t xml:space="preserve">Private key on hardware token; authentication is a signature over a challenge bound to the TLS channel</w:t>
+            </w:r>
+          </w:p>
+        </w:tc>
+        <w:tc>
+          <w:tcPr/>
+          <w:p>
+            <w:pPr>
+              <w:pStyle w:val="Compact"/>
+            </w:pPr>
+            <w:r>
+              <w:t xml:space="preserve">The key never leaves the card; a proxied challenge fails channel binding; there is no shared secret to capture</w:t>
+            </w:r>
+          </w:p>
+        </w:tc>
+      </w:tr>
+      <w:tr>
+        <w:tc>
+          <w:tcPr/>
+          <w:p>
+            <w:pPr>
+              <w:pStyle w:val="Compact"/>
+            </w:pPr>
+            <w:r>
+              <w:rPr>
+                <w:b/>
+                <w:bCs/>
+              </w:rPr>
+              <w:t xml:space="preserve">FIDO2 / WebAuthn platform or roaming authenticator</w:t>
+            </w:r>
+          </w:p>
+        </w:tc>
+        <w:tc>
+          <w:tcPr/>
+          <w:p>
+            <w:pPr>
+              <w:pStyle w:val="Compact"/>
+            </w:pPr>
+            <w:r>
+              <w:t xml:space="preserve">Origin-bound key pair per relying party; the browser signs the</w:t>
+            </w:r>
+            <w:r>
+              <w:t xml:space="preserve"> </w:t>
+            </w:r>
+            <w:r>
+              <w:rPr>
+                <w:i/>
+                <w:iCs/>
+              </w:rPr>
+              <w:t xml:space="preserve">actual</w:t>
+            </w:r>
+            <w:r>
+              <w:t xml:space="preserve"> </w:t>
+            </w:r>
+            <w:r>
+              <w:t xml:space="preserve">origin into the assertion</w:t>
+            </w:r>
+          </w:p>
+        </w:tc>
+        <w:tc>
+          <w:tcPr/>
+          <w:p>
+            <w:pPr>
+              <w:pStyle w:val="Compact"/>
+            </w:pPr>
+            <w:r>
+              <w:t xml:space="preserve">A credential registered to the legitimate origin produces an assertion a look-alike origin cannot use; the phishing site receives a signature for the wrong name</w:t>
+            </w:r>
+          </w:p>
+        </w:tc>
+      </w:tr>
+      <w:tr>
+        <w:tc>
+          <w:tcPr/>
+          <w:p>
+            <w:pPr>
+              <w:pStyle w:val="Compact"/>
+            </w:pPr>
+            <w:r>
+              <w:t xml:space="preserve">One-time passcodes, push approval, SMS</w:t>
+            </w:r>
+          </w:p>
+        </w:tc>
+        <w:tc>
+          <w:tcPr/>
+          <w:p>
+            <w:pPr>
+              <w:pStyle w:val="Compact"/>
+            </w:pPr>
+            <w:r>
+              <w:t xml:space="preserve">Shared secret or human approval relayed out of band</w:t>
+            </w:r>
+          </w:p>
+        </w:tc>
+        <w:tc>
+          <w:tcPr/>
+          <w:p>
+            <w:pPr>
+              <w:pStyle w:val="Compact"/>
+            </w:pPr>
+            <w:r>
+              <w:rPr>
+                <w:i/>
+                <w:iCs/>
+              </w:rPr>
+              <w:t xml:space="preserve">Not phishing-resistant</w:t>
+            </w:r>
+            <w:r>
+              <w:t xml:space="preserve"> </w:t>
+            </w:r>
+            <w:r>
+              <w:t xml:space="preserve">— the human can be induced to relay the secret or approve the attacker’s session; excluded by M-22-09 for this reason</w:t>
+            </w:r>
+          </w:p>
+        </w:tc>
+      </w:tr>
+    </w:tbl>
+    <w:p>
+      <w:pPr>
+        <w:pStyle w:val="BodyText"/>
+      </w:pPr>
+      <w:r>
+        <w:t xml:space="preserve">Note what both phishing-resistant rows have in common:</w:t>
+      </w:r>
+      <w:r>
+        <w:t xml:space="preserve"> </w:t>
+      </w:r>
+      <w:r>
+        <w:rPr>
+          <w:b/>
+          <w:bCs/>
+        </w:rPr>
+        <w:t xml:space="preserve">they are certificates and key pairs.</w:t>
+      </w:r>
+      <w:r>
+        <w:t xml:space="preserve"> </w:t>
+      </w:r>
+      <w:r>
+        <w:t xml:space="preserve">Certificate-based authentication</w:t>
+      </w:r>
+      <w:r>
+        <w:t xml:space="preserve"> </w:t>
+      </w:r>
+      <w:r>
+        <w:rPr>
+          <w:i/>
+          <w:iCs/>
+        </w:rPr>
+        <w:t xml:space="preserve">is</w:t>
+      </w:r>
+      <w:r>
+        <w:t xml:space="preserve"> </w:t>
+      </w:r>
+      <w:r>
+        <w:t xml:space="preserve">PKI applied to the user; WebAuthn is PKI with per-origin key issuance. The naming-plane doctrine of this book does not stop at TLS listeners — the human credential layer is the same cryptography, bound to names (origins, principals) the same way.</w:t>
+      </w:r>
+    </w:p>
+    <w:tbl>
+      <w:tblPr>
+        <w:tblStyle w:val="Table"/>
+        <w:tblW w:type="pct" w:w="5000"/>
+        <w:tblLayout w:type="fixed"/>
+        <w:tblLook w:firstRow="0" w:lastRow="0" w:firstColumn="0" w:lastColumn="0" w:noHBand="0" w:noVBand="0" w:val="0000"/>
+      </w:tblPr>
+      <w:tblGrid>
+        <w:gridCol w:w="7920"/>
+      </w:tblGrid>
+      <w:tr>
+        <w:tc>
+          <w:tcPr/>
+          <w:bookmarkStart w:id="72" w:name="fig-ct04"/>
+          <w:p>
+            <w:pPr>
+              <w:pStyle w:val="Compact"/>
+              <w:jc w:val="center"/>
+            </w:pPr>
+            <w:r>
+              <w:drawing>
+                <wp:inline>
+                  <wp:extent cx="5334000" cy="3000375"/>
+                  <wp:effectExtent b="0" l="0" r="0" t="0"/>
+                  <wp:docPr descr="" title="" id="70" name="Picture"/>
+                  <a:graphic>
+                    <a:graphicData uri="http://schemas.openxmlformats.org/drawingml/2006/picture">
+                      <pic:pic>
+                        <pic:nvPicPr>
+                          <pic:cNvPr descr="figs/ct-fig-04-token-issuance-gate.png" id="71" name="Picture"/>
+                          <pic:cNvPicPr>
+                            <a:picLocks noChangeArrowheads="1" noChangeAspect="1"/>
+                          </pic:cNvPicPr>
+                        </pic:nvPicPr>
+                        <pic:blipFill>
+                          <a:blip r:embed="rId69"/>
+                          <a:stretch>
+                            <a:fillRect/>
+                          </a:stretch>
+                        </pic:blipFill>
+                        <pic:spPr bwMode="auto">
+                          <a:xfrm>
+                            <a:off x="0" y="0"/>
+                            <a:ext cx="5334000" cy="3000375"/>
+                          </a:xfrm>
+                          <a:prstGeom prst="rect">
+                            <a:avLst/>
+                          </a:prstGeom>
+                          <a:noFill/>
+                          <a:ln w="9525">
+                            <a:noFill/>
+                            <a:headEnd/>
+                            <a:tailEnd/>
+                          </a:ln>
+                        </pic:spPr>
+                      </pic:pic>
+                    </a:graphicData>
+                  </a:graphic>
+                </wp:inline>
+              </w:drawing>
+            </w:r>
+          </w:p>
+          <w:p>
+            <w:pPr>
+              <w:jc w:val="center"/>
+            </w:pPr>
+            <w:pPr>
+              <w:jc w:val="left"/>
+              <w:spacing w:before="200"/>
+              <w:pStyle w:val="ImageCaption"/>
+            </w:pPr>
+            <w:r>
+              <w:t xml:space="preserve">Figure 6: Token issuance as the policy gate: phishing-resistant credential in, signed path-independent assertion out</w:t>
+            </w:r>
+          </w:p>
+          <w:bookmarkEnd w:id="72"/>
+        </w:tc>
+      </w:tr>
+    </w:tbl>
+    <w:bookmarkEnd w:id="73"/>
+    <w:bookmarkStart w:id="74" w:name="Xc3e4f9fdf11dcde1ed46022047cade5018f29af"/>
     <w:p>
       <w:pPr>
         <w:pStyle w:val="Heading2"/>
@@ -5416,9 +5611,9 @@
         <w:t xml:space="preserve">. Book 05’s Principle 1 — restore a single source of truth — is a precondition, not a preference: an identity provider signing group memberships inherited from twelve drifted regional directory trees produces well-formed tokens asserting broken facts. Cryptography transports truth; it does not manufacture it.</w:t>
       </w:r>
     </w:p>
-    <w:bookmarkEnd w:id="66"/>
-    <w:bookmarkEnd w:id="67"/>
-    <w:bookmarkStart w:id="70" w:name="federal-policy-alignment"/>
+    <w:bookmarkEnd w:id="74"/>
+    <w:bookmarkEnd w:id="75"/>
+    <w:bookmarkStart w:id="78" w:name="federal-policy-alignment"/>
     <w:p>
       <w:pPr>
         <w:pStyle w:val="Heading1"/>
@@ -5814,12 +6009,12 @@
                 <wp:inline>
                   <wp:extent cx="152400" cy="152400"/>
                   <wp:effectExtent b="0" l="0" r="0" t="0"/>
-                  <wp:docPr descr="" title="" id="68" name="Picture"/>
+                  <wp:docPr descr="" title="" id="76" name="Picture"/>
                   <a:graphic>
                     <a:graphicData uri="http://schemas.openxmlformats.org/drawingml/2006/picture">
                       <pic:pic>
                         <pic:nvPicPr>
-                          <pic:cNvPr descr="/opt/quarto/share/formats/docx/note.png" id="69" name="Picture"/>
+                          <pic:cNvPr descr="C:\Program Files\Quarto\share\formats\docx\note.png" id="77" name="Picture"/>
                           <pic:cNvPicPr>
                             <a:picLocks noChangeArrowheads="1" noChangeAspect="1"/>
                           </pic:cNvPicPr>
@@ -5915,8 +6110,8 @@
         </w:tc>
       </w:tr>
     </w:tbl>
-    <w:bookmarkEnd w:id="70"/>
-    <w:bookmarkStart w:id="78" w:name="machine-and-workload-identity"/>
+    <w:bookmarkEnd w:id="78"/>
+    <w:bookmarkStart w:id="86" w:name="machine-and-workload-identity"/>
     <w:p>
       <w:pPr>
         <w:pStyle w:val="Heading1"/>
@@ -5925,7 +6120,7 @@
         <w:t xml:space="preserve">7. Machine and Workload Identity</w:t>
       </w:r>
     </w:p>
-    <w:bookmarkStart w:id="75" w:name="the-non-human-majority"/>
+    <w:bookmarkStart w:id="83" w:name="the-non-human-majority"/>
     <w:p>
       <w:pPr>
         <w:pStyle w:val="Heading2"/>
@@ -6235,7 +6430,7 @@
       <w:tr>
         <w:tc>
           <w:tcPr/>
-          <w:bookmarkStart w:id="74" w:name="fig-ct05"/>
+          <w:bookmarkStart w:id="82" w:name="fig-ct05"/>
           <w:p>
             <w:pPr>
               <w:pStyle w:val="Compact"/>
@@ -6246,18 +6441,18 @@
                 <wp:inline>
                   <wp:extent cx="5334000" cy="3000375"/>
                   <wp:effectExtent b="0" l="0" r="0" t="0"/>
-                  <wp:docPr descr="" title="" id="72" name="Picture"/>
+                  <wp:docPr descr="" title="" id="80" name="Picture"/>
                   <a:graphic>
                     <a:graphicData uri="http://schemas.openxmlformats.org/drawingml/2006/picture">
                       <pic:pic>
                         <pic:nvPicPr>
-                          <pic:cNvPr descr="figs/ct-fig-05-workload-identity.png" id="73" name="Picture"/>
+                          <pic:cNvPr descr="figs/ct-fig-05-workload-identity.png" id="81" name="Picture"/>
                           <pic:cNvPicPr>
                             <a:picLocks noChangeArrowheads="1" noChangeAspect="1"/>
                           </pic:cNvPicPr>
                         </pic:nvPicPr>
                         <pic:blipFill>
-                          <a:blip r:embed="rId71"/>
+                          <a:blip r:embed="rId79"/>
                           <a:stretch>
                             <a:fillRect/>
                           </a:stretch>
@@ -6294,10 +6489,10 @@
               <w:pStyle w:val="ImageCaption"/>
             </w:pPr>
             <w:r>
-              <w:t xml:space="preserve">Figure 5: The workload identity progression from stored passwords to federated attestation</w:t>
-            </w:r>
-          </w:p>
-          <w:bookmarkEnd w:id="74"/>
+              <w:t xml:space="preserve">Figure 7: The workload identity progression from stored passwords to federated attestation</w:t>
+            </w:r>
+          </w:p>
+          <w:bookmarkEnd w:id="82"/>
         </w:tc>
       </w:tr>
     </w:tbl>
@@ -6338,8 +6533,8 @@
         <w:t xml:space="preserve">, at runtime, and expires in minutes. There is no secret to leak because there is no secret.</w:t>
       </w:r>
     </w:p>
-    <w:bookmarkEnd w:id="75"/>
-    <w:bookmarkStart w:id="76" w:name="where-keys-live"/>
+    <w:bookmarkEnd w:id="83"/>
+    <w:bookmarkStart w:id="84" w:name="where-keys-live"/>
     <w:p>
       <w:pPr>
         <w:pStyle w:val="Heading2"/>
@@ -6648,8 +6843,8 @@
         <w:t xml:space="preserve">implemented as protocol rather than as procedure.</w:t>
       </w:r>
     </w:p>
-    <w:bookmarkEnd w:id="76"/>
-    <w:bookmarkStart w:id="77" w:name="what-this-sets-up"/>
+    <w:bookmarkEnd w:id="84"/>
+    <w:bookmarkStart w:id="85" w:name="what-this-sets-up"/>
     <w:p>
       <w:pPr>
         <w:pStyle w:val="Heading2"/>
@@ -6895,9 +7090,9 @@
         <w:t xml:space="preserve">Later parts repeat the same move against other estates — privileged sessions (Book 10), data-plane access (Book 12), detection surfaces (Book 13) — and none of them introduces new identity doctrine, because after this part there is none left to introduce.</w:t>
       </w:r>
     </w:p>
-    <w:bookmarkEnd w:id="77"/>
-    <w:bookmarkEnd w:id="78"/>
-    <w:bookmarkStart w:id="83" w:name="phased-implementation"/>
+    <w:bookmarkEnd w:id="85"/>
+    <w:bookmarkEnd w:id="86"/>
+    <w:bookmarkStart w:id="95" w:name="phased-implementation"/>
     <w:p>
       <w:pPr>
         <w:pStyle w:val="Heading1"/>
@@ -6930,7 +7125,86 @@
         <w:t xml:space="preserve">Each phase creates the inventory and telemetry that make the next phase’s enforcement decisions safe. Durations are indicative for a mid-size federal estate; the ordering is not optional, because each phase’s gate is the previous phase’s output.</w:t>
       </w:r>
     </w:p>
-    <w:bookmarkStart w:id="79" w:name="X6a680b051ec28a9d607bf2f968af94dcddf0d42"/>
+    <w:tbl>
+      <w:tblPr>
+        <w:tblStyle w:val="Table"/>
+        <w:tblW w:type="pct" w:w="5000"/>
+        <w:tblLayout w:type="fixed"/>
+        <w:tblLook w:firstRow="0" w:lastRow="0" w:firstColumn="0" w:lastColumn="0" w:noHBand="0" w:noVBand="0" w:val="0000"/>
+      </w:tblPr>
+      <w:tblGrid>
+        <w:gridCol w:w="7920"/>
+      </w:tblGrid>
+      <w:tr>
+        <w:tc>
+          <w:tcPr/>
+          <w:bookmarkStart w:id="90" w:name="fig-ct08"/>
+          <w:p>
+            <w:pPr>
+              <w:pStyle w:val="Compact"/>
+              <w:jc w:val="center"/>
+            </w:pPr>
+            <w:r>
+              <w:drawing>
+                <wp:inline>
+                  <wp:extent cx="5334000" cy="3000375"/>
+                  <wp:effectExtent b="0" l="0" r="0" t="0"/>
+                  <wp:docPr descr="" title="" id="88" name="Picture"/>
+                  <a:graphic>
+                    <a:graphicData uri="http://schemas.openxmlformats.org/drawingml/2006/picture">
+                      <pic:pic>
+                        <pic:nvPicPr>
+                          <pic:cNvPr descr="figs/ct-fig-08-phased-implementation.png" id="89" name="Picture"/>
+                          <pic:cNvPicPr>
+                            <a:picLocks noChangeArrowheads="1" noChangeAspect="1"/>
+                          </pic:cNvPicPr>
+                        </pic:nvPicPr>
+                        <pic:blipFill>
+                          <a:blip r:embed="rId87"/>
+                          <a:stretch>
+                            <a:fillRect/>
+                          </a:stretch>
+                        </pic:blipFill>
+                        <pic:spPr bwMode="auto">
+                          <a:xfrm>
+                            <a:off x="0" y="0"/>
+                            <a:ext cx="5334000" cy="3000375"/>
+                          </a:xfrm>
+                          <a:prstGeom prst="rect">
+                            <a:avLst/>
+                          </a:prstGeom>
+                          <a:noFill/>
+                          <a:ln w="9525">
+                            <a:noFill/>
+                            <a:headEnd/>
+                            <a:tailEnd/>
+                          </a:ln>
+                        </pic:spPr>
+                      </pic:pic>
+                    </a:graphicData>
+                  </a:graphic>
+                </wp:inline>
+              </w:drawing>
+            </w:r>
+          </w:p>
+          <w:p>
+            <w:pPr>
+              <w:jc w:val="center"/>
+            </w:pPr>
+            <w:pPr>
+              <w:jc w:val="left"/>
+              <w:spacing w:before="200"/>
+              <w:pStyle w:val="ImageCaption"/>
+            </w:pPr>
+            <w:r>
+              <w:t xml:space="preserve">Figure 8: The four implementation phases and their gates — discovery, automation, token migration, workload conversion</w:t>
+            </w:r>
+          </w:p>
+          <w:bookmarkEnd w:id="90"/>
+        </w:tc>
+      </w:tr>
+    </w:tbl>
+    <w:bookmarkStart w:id="91" w:name="X6a680b051ec28a9d607bf2f968af94dcddf0d42"/>
     <w:p>
       <w:pPr>
         <w:pStyle w:val="Heading2"/>
@@ -6982,8 +7256,8 @@
         <w:t xml:space="preserve">every production certificate has an owner, an issuer, and an IPAM binding — or an investigation ticket.</w:t>
       </w:r>
     </w:p>
-    <w:bookmarkEnd w:id="79"/>
-    <w:bookmarkStart w:id="80" w:name="phase-2-issuance-automation-weeks-512"/>
+    <w:bookmarkEnd w:id="91"/>
+    <w:bookmarkStart w:id="92" w:name="phase-2-issuance-automation-weeks-512"/>
     <w:p>
       <w:pPr>
         <w:pStyle w:val="Heading2"/>
@@ -7018,8 +7292,8 @@
         <w:t xml:space="preserve">zero manual issuance requests for covered certificate classes in a 30-day window; renewal automation demonstrated through at least one full cycle.</w:t>
       </w:r>
     </w:p>
-    <w:bookmarkEnd w:id="80"/>
-    <w:bookmarkStart w:id="81" w:name="Xee5d6c6398530dcb5ae5c2feae99ac6099a57a4"/>
+    <w:bookmarkEnd w:id="92"/>
+    <w:bookmarkStart w:id="93" w:name="Xee5d6c6398530dcb5ae5c2feae99ac6099a57a4"/>
     <w:p>
       <w:pPr>
         <w:pStyle w:val="Heading2"/>
@@ -7054,8 +7328,8 @@
         <w:t xml:space="preserve">legacy authentication blocked with a measured zero business impact; privileged access impossible without a phishing-resistant assertion.</w:t>
       </w:r>
     </w:p>
-    <w:bookmarkEnd w:id="81"/>
-    <w:bookmarkStart w:id="82" w:name="X91d22899771017288efd1634ec3ba0ac5177ad3"/>
+    <w:bookmarkEnd w:id="93"/>
+    <w:bookmarkStart w:id="94" w:name="X91d22899771017288efd1634ec3ba0ac5177ad3"/>
     <w:p>
       <w:pPr>
         <w:pStyle w:val="Heading2"/>
@@ -7107,9 +7381,9 @@
         <w:t xml:space="preserve">the secret inventory trends monotonically to zero for covered workload classes, and every remaining entry has a named exception with an expiry date.</w:t>
       </w:r>
     </w:p>
-    <w:bookmarkEnd w:id="82"/>
-    <w:bookmarkEnd w:id="83"/>
-    <w:bookmarkStart w:id="88" w:name="nist-sp-800-53-rev-5-control-closure"/>
+    <w:bookmarkEnd w:id="94"/>
+    <w:bookmarkEnd w:id="95"/>
+    <w:bookmarkStart w:id="100" w:name="nist-sp-800-53-rev-5-control-closure"/>
     <w:p>
       <w:pPr>
         <w:pStyle w:val="Heading1"/>
@@ -7680,12 +7954,12 @@
                 <wp:inline>
                   <wp:extent cx="152400" cy="152400"/>
                   <wp:effectExtent b="0" l="0" r="0" t="0"/>
-                  <wp:docPr descr="" title="" id="84" name="Picture"/>
+                  <wp:docPr descr="" title="" id="96" name="Picture"/>
                   <a:graphic>
                     <a:graphicData uri="http://schemas.openxmlformats.org/drawingml/2006/picture">
                       <pic:pic>
                         <pic:nvPicPr>
-                          <pic:cNvPr descr="/opt/quarto/share/formats/docx/note.png" id="85" name="Picture"/>
+                          <pic:cNvPr descr="C:\Program Files\Quarto\share\formats\docx\note.png" id="97" name="Picture"/>
                           <pic:cNvPicPr>
                             <a:picLocks noChangeArrowheads="1" noChangeAspect="1"/>
                           </pic:cNvPicPr>
@@ -7824,7 +8098,7 @@
             <w:r>
               <w:t xml:space="preserve"> </w:t>
             </w:r>
-            <w:hyperlink r:id="rId86">
+            <w:hyperlink r:id="rId98">
               <w:r>
                 <w:rPr>
                   <w:rStyle w:val="Hyperlink"/>
@@ -7838,7 +8112,7 @@
             <w:r>
               <w:t xml:space="preserve"> </w:t>
             </w:r>
-            <w:hyperlink r:id="rId87">
+            <w:hyperlink r:id="rId99">
               <w:r>
                 <w:rPr>
                   <w:rStyle w:val="Hyperlink"/>
@@ -7857,8 +8131,8 @@
         </w:tc>
       </w:tr>
     </w:tbl>
-    <w:bookmarkEnd w:id="88"/>
-    <w:bookmarkStart w:id="91" w:name="series-context-part-3-of-19"/>
+    <w:bookmarkEnd w:id="100"/>
+    <w:bookmarkStart w:id="103" w:name="series-context-part-3-of-19"/>
     <w:p>
       <w:pPr>
         <w:pStyle w:val="Heading1"/>
@@ -7974,7 +8248,7 @@
       <w:r>
         <w:t xml:space="preserve"> </w:t>
       </w:r>
-      <w:hyperlink r:id="rId89">
+      <w:hyperlink r:id="rId101">
         <w:r>
           <w:rPr>
             <w:rStyle w:val="Hyperlink"/>
@@ -8032,7 +8306,7 @@
       <w:r>
         <w:t xml:space="preserve"> </w:t>
       </w:r>
-      <w:hyperlink r:id="rId87">
+      <w:hyperlink r:id="rId99">
         <w:r>
           <w:rPr>
             <w:rStyle w:val="Hyperlink"/>
@@ -8047,7 +8321,7 @@
         <w:t xml:space="preserve">assembles it into the authorization package.</w:t>
       </w:r>
     </w:p>
-    <w:bookmarkStart w:id="90" w:name="Xad7833ad9d3f8a98c7b789d14bc1caec63be7d1"/>
+    <w:bookmarkStart w:id="102" w:name="Xad7833ad9d3f8a98c7b789d14bc1caec63be7d1"/>
     <w:p>
       <w:pPr>
         <w:pStyle w:val="Heading2"/>
@@ -8337,8 +8611,8 @@
         <w:t xml:space="preserve">Federal Application-Aware Networking — Part 3 of 19. Parts 1–2 established the naming plane and device identity; Part 3 establishes cryptographic identity for users, devices, and workloads; Part 4 anchors those identities in the authoritative HR and organizational source of truth. Parts 5–19 apply this foundation to transport, applications, operations, and the authorization package.</w:t>
       </w:r>
     </w:p>
-    <w:bookmarkEnd w:id="90"/>
-    <w:bookmarkEnd w:id="91"/>
+    <w:bookmarkEnd w:id="102"/>
+    <w:bookmarkEnd w:id="103"/>
     <w:sectPr>
       <w:footnotePr>
         <w:numRestart w:val="eachSect"/>

--- a/inbox/Application Aware Networking/Book_03_FedAAN_Certificates_Tokens_Cryptographic_Identity.docx
+++ b/inbox/Application Aware Networking/Book_03_FedAAN_Certificates_Tokens_Cryptographic_Identity.docx
@@ -114,7 +114,7 @@
                     <a:graphicData uri="http://schemas.openxmlformats.org/drawingml/2006/picture">
                       <pic:pic>
                         <pic:nvPicPr>
-                          <pic:cNvPr descr="C:\Program Files\Quarto\share\formats\docx\warning.png" id="11" name="Picture"/>
+                          <pic:cNvPr descr="/opt/quarto/share/formats/docx/warning.png" id="11" name="Picture"/>
                           <pic:cNvPicPr>
                             <a:picLocks noChangeArrowheads="1" noChangeAspect="1"/>
                           </pic:cNvPicPr>
@@ -288,7 +288,7 @@
                     <a:graphicData uri="http://schemas.openxmlformats.org/drawingml/2006/picture">
                       <pic:pic>
                         <pic:nvPicPr>
-                          <pic:cNvPr descr="C:\Program Files\Quarto\share\formats\docx\important.png" id="14" name="Picture"/>
+                          <pic:cNvPr descr="/opt/quarto/share/formats/docx/important.png" id="14" name="Picture"/>
                           <pic:cNvPicPr>
                             <a:picLocks noChangeArrowheads="1" noChangeAspect="1"/>
                           </pic:cNvPicPr>
@@ -453,7 +453,7 @@
         <w:pStyle w:val="BodyText"/>
       </w:pPr>
       <w:r>
-        <w:t xml:space="preserve">Your agency’s authentication architecture still assumes the network is a place. Kerberos — the protocol beneath most federal application sign-ins — proves identity by demonstrating a relationship to the network: a reachable domain controller, a continuous session, a stable path. The transport modernization your agency is executing (SD-WAN multipath, direct internet access under TIC 3.0, multi-cloud landing zones) removes every one of those assumptions</w:t>
+        <w:t xml:space="preserve">Your agency’s authentication architecture still assumes the network is a place. Kerberos — the protocol beneath most federal application sign-ins — proves identity by demonstrating a relationship to the network: a reachable domain controller for ticket issuance, an uninterrupted session, a network the agency controls end to end. The transport modernization your agency is executing (SD-WAN with inline inspection, direct internet access under TIC 3.0, multi-cloud landing zones) removes every one of those assumptions</w:t>
       </w:r>
       <w:r>
         <w:t xml:space="preserve"> </w:t>
@@ -691,7 +691,7 @@
         <w:t xml:space="preserve"> </w:t>
       </w:r>
       <w:r>
-        <w:t xml:space="preserve">Kerberos binds identity to a network session; SD-WAN active-active multipath structurally eliminates the stable session the ticket assumes. This is not a tuning problem — it is a protocol-versus-transport contradiction.</w:t>
+        <w:t xml:space="preserve">Kerberos binds identity to network reachability and session continuity. The modern estate breaks those bindings — not through multipath itself (the SD-WAN overlay resequences packets and holds the transport session across path switches), but through what the modernized path contains and spans: inline decrypt/re-encrypt and NAT rebinding at stateful middleboxes, and cloud tenancies where no KDC is reachable for ticket issuance at all. This is not a tuning problem — it is a protocol-versus-boundary contradiction, and its failure mode is a silent fallback to NTLM.</w:t>
       </w:r>
     </w:p>
     <w:p>
@@ -844,7 +844,7 @@
                     <a:graphicData uri="http://schemas.openxmlformats.org/drawingml/2006/picture">
                       <pic:pic>
                         <pic:nvPicPr>
-                          <pic:cNvPr descr="C:\Program Files\Quarto\share\formats\docx\note.png" id="21" name="Picture"/>
+                          <pic:cNvPr descr="/opt/quarto/share/formats/docx/note.png" id="21" name="Picture"/>
                           <pic:cNvPicPr>
                             <a:picLocks noChangeArrowheads="1" noChangeAspect="1"/>
                           </pic:cNvPicPr>
@@ -1007,7 +1007,7 @@
                     <a:graphicData uri="http://schemas.openxmlformats.org/drawingml/2006/picture">
                       <pic:pic>
                         <pic:nvPicPr>
-                          <pic:cNvPr descr="C:\Program Files\Quarto\share\formats\docx\note.png" id="23" name="Picture"/>
+                          <pic:cNvPr descr="/opt/quarto/share/formats/docx/note.png" id="23" name="Picture"/>
                           <pic:cNvPicPr>
                             <a:picLocks noChangeArrowheads="1" noChangeAspect="1"/>
                           </pic:cNvPicPr>
@@ -1236,7 +1236,23 @@
               <w:pStyle w:val="Compact"/>
             </w:pPr>
             <w:r>
-              <w:t xml:space="preserve">SD-WAN active-active multipath distributes packets of a single conversation across multiple simultaneous physical paths; inline inspection, NAT, and re-encryption interrupt session state by design</w:t>
+              <w:t xml:space="preserve">The SD-WAN overlay itself preserves the stream — it resequences multipath packets and holds the transport session across path switches. What interrupts session state is what sits</w:t>
+            </w:r>
+            <w:r>
+              <w:t xml:space="preserve"> </w:t>
+            </w:r>
+            <w:r>
+              <w:rPr>
+                <w:i/>
+                <w:iCs/>
+              </w:rPr>
+              <w:t xml:space="preserve">on</w:t>
+            </w:r>
+            <w:r>
+              <w:t xml:space="preserve"> </w:t>
+            </w:r>
+            <w:r>
+              <w:t xml:space="preserve">the modern path: inline inspection, NAT rebinding, and decrypt/re-encrypt middleboxes</w:t>
             </w:r>
           </w:p>
         </w:tc>
@@ -1275,7 +1291,23 @@
               <w:pStyle w:val="Compact"/>
             </w:pPr>
             <w:r>
-              <w:t xml:space="preserve">Workloads span on-premises virtualization, two hyperscale government clouds, and an externally managed tenancy; the KDC is co-located with none of them</w:t>
+              <w:t xml:space="preserve">Workloads span on-premises virtualization, two hyperscale government clouds, and an externally managed tenancy; the KDC is co-located with none of them — and while service-side ticket validation is offline, ticket</w:t>
+            </w:r>
+            <w:r>
+              <w:t xml:space="preserve"> </w:t>
+            </w:r>
+            <w:r>
+              <w:rPr>
+                <w:i/>
+                <w:iCs/>
+              </w:rPr>
+              <w:t xml:space="preserve">issuance and renewal</w:t>
+            </w:r>
+            <w:r>
+              <w:t xml:space="preserve"> </w:t>
+            </w:r>
+            <w:r>
+              <w:t xml:space="preserve">require that reachability</w:t>
             </w:r>
           </w:p>
         </w:tc>
@@ -1325,7 +1357,7 @@
         <w:pStyle w:val="BodyText"/>
       </w:pPr>
       <w:r>
-        <w:t xml:space="preserve">Two of the three bindings are broken by the very technologies the rest of this series requires. That is the structural point:</w:t>
+        <w:t xml:space="preserve">Two of the three bindings fail on the modern estate — not because the overlay mishandles packets, but because the estate now spans inspection points and trust boundaries the protocol never contemplated. That is the structural point:</w:t>
       </w:r>
       <w:r>
         <w:t xml:space="preserve"> </w:t>
@@ -1335,7 +1367,7 @@
           <w:b/>
           <w:bCs/>
         </w:rPr>
-        <w:t xml:space="preserve">the transport modernization mandated by TIC 3.0 and demonstrated in</w:t>
+        <w:t xml:space="preserve">the transport and boundary modernization mandated by TIC 3.0 and demonstrated in</w:t>
       </w:r>
       <w:r>
         <w:rPr>
@@ -1376,13 +1408,13 @@
       </w:r>
     </w:p>
     <w:bookmarkEnd w:id="26"/>
-    <w:bookmarkStart w:id="31" w:name="X5716ceb934c46d0ddf6c7e950446c3049c94a27"/>
+    <w:bookmarkStart w:id="31" w:name="Xde1ead730cabe3ca2a9dbeb4abffe4cb3857e80"/>
     <w:p>
       <w:pPr>
         <w:pStyle w:val="Heading2"/>
       </w:pPr>
       <w:r>
-        <w:t xml:space="preserve">2.2 What Multipath Does to a Session-Bound Ticket</w:t>
+        <w:t xml:space="preserve">2.2 What the Modern Path Does to a Session-Bound Ticket</w:t>
       </w:r>
     </w:p>
     <w:p>
@@ -1401,7 +1433,7 @@
         <w:t xml:space="preserve"> </w:t>
       </w:r>
       <w:r>
-        <w:t xml:space="preserve">develops this argument in full — the security-stacking history in which inline proxies, NAT tiers, and stacked firewalls broke Kerberos sessions across the 2010s, and the multipath analysis showing why SD-WAN finishes the job. The load-bearing facts, restated:</w:t>
+        <w:t xml:space="preserve">develops this argument in full — the security-stacking history in which inline proxies, NAT tiers, and stacked firewalls broke Kerberos sessions across the 2010s, and why the cross-boundary estate finishes the job. The load-bearing facts, restated:</w:t>
       </w:r>
     </w:p>
     <w:p>
@@ -1479,7 +1511,7 @@
         <w:t xml:space="preserve"> </w:t>
       </w:r>
       <w:r>
-        <w:t xml:space="preserve">problem is solved.</w:t>
+        <w:t xml:space="preserve">problem is solved — multipath itself does not break a Kerberos exchange.</w:t>
       </w:r>
     </w:p>
     <w:p>
@@ -1491,7 +1523,20 @@
         </w:numPr>
       </w:pPr>
       <w:r>
-        <w:t xml:space="preserve">But the authentication contract is not. A protocol that binds its proof of identity to the continuity of a network session inherits every discontinuity the session suffers — every NAT rebind, every inline decrypt/re-encrypt, every stateful device that sees only half a flow. Token-based authentication survives all of these, because the proof travels</w:t>
+        <w:t xml:space="preserve">But the authentication contract is not solved, because the modernized path is not just plural — it is</w:t>
+      </w:r>
+      <w:r>
+        <w:t xml:space="preserve"> </w:t>
+      </w:r>
+      <w:r>
+        <w:rPr>
+          <w:i/>
+          <w:iCs/>
+        </w:rPr>
+        <w:t xml:space="preserve">inspected, translated, and boundary-spanning</w:t>
+      </w:r>
+      <w:r>
+        <w:t xml:space="preserve">. A protocol that binds its proof of identity to the continuity of a network session inherits every discontinuity the session suffers — every NAT rebind, every inline decrypt/re-encrypt, every stateful device that sees only half a flow. And a protocol whose ticket issuance and renewal require a reachable KDC cannot issue tickets in a cloud tenancy that has no path to one, however healthy the transport. Token-based authentication survives all of these, because the proof travels</w:t>
       </w:r>
       <w:r>
         <w:t xml:space="preserve"> </w:t>
@@ -1770,7 +1815,7 @@
               <w:pStyle w:val="Compact"/>
             </w:pPr>
             <w:r>
-              <w:t xml:space="preserve">Reachable KDC / domain controller callback</w:t>
+              <w:t xml:space="preserve">Reachable KDC at ticket issuance and renewal (service-side validation is offline against the service’s key — the dependency is the issuance path, not a per-request callback)</w:t>
             </w:r>
           </w:p>
         </w:tc>
@@ -1805,7 +1850,7 @@
               <w:pStyle w:val="Compact"/>
             </w:pPr>
             <w:r>
-              <w:t xml:space="preserve">No — session state interrupted</w:t>
+              <w:t xml:space="preserve">Path switch: yes at the transport layer (the overlay resequences); NAT rebind and stateful-middlebox session breaks: no</w:t>
             </w:r>
           </w:p>
         </w:tc>
@@ -2747,7 +2792,7 @@
                     <a:graphicData uri="http://schemas.openxmlformats.org/drawingml/2006/picture">
                       <pic:pic>
                         <pic:nvPicPr>
-                          <pic:cNvPr descr="C:\Program Files\Quarto\share\formats\docx\note.png" id="42" name="Picture"/>
+                          <pic:cNvPr descr="/opt/quarto/share/formats/docx/note.png" id="42" name="Picture"/>
                           <pic:cNvPicPr>
                             <a:picLocks noChangeArrowheads="1" noChangeAspect="1"/>
                           </pic:cNvPicPr>
@@ -4325,7 +4370,7 @@
                     <a:graphicData uri="http://schemas.openxmlformats.org/drawingml/2006/picture">
                       <pic:pic>
                         <pic:nvPicPr>
-                          <pic:cNvPr descr="C:\Program Files\Quarto\share\formats\docx\tip.png" id="60" name="Picture"/>
+                          <pic:cNvPr descr="/opt/quarto/share/formats/docx/tip.png" id="60" name="Picture"/>
                           <pic:cNvPicPr>
                             <a:picLocks noChangeArrowheads="1" noChangeAspect="1"/>
                           </pic:cNvPicPr>
@@ -6014,7 +6059,7 @@
                     <a:graphicData uri="http://schemas.openxmlformats.org/drawingml/2006/picture">
                       <pic:pic>
                         <pic:nvPicPr>
-                          <pic:cNvPr descr="C:\Program Files\Quarto\share\formats\docx\note.png" id="77" name="Picture"/>
+                          <pic:cNvPr descr="/opt/quarto/share/formats/docx/note.png" id="77" name="Picture"/>
                           <pic:cNvPicPr>
                             <a:picLocks noChangeArrowheads="1" noChangeAspect="1"/>
                           </pic:cNvPicPr>
@@ -7959,7 +8004,7 @@
                     <a:graphicData uri="http://schemas.openxmlformats.org/drawingml/2006/picture">
                       <pic:pic>
                         <pic:nvPicPr>
-                          <pic:cNvPr descr="C:\Program Files\Quarto\share\formats\docx\note.png" id="97" name="Picture"/>
+                          <pic:cNvPr descr="/opt/quarto/share/formats/docx/note.png" id="97" name="Picture"/>
                           <pic:cNvPicPr>
                             <a:picLocks noChangeArrowheads="1" noChangeAspect="1"/>
                           </pic:cNvPicPr>
